--- a/Perfekt.docx
+++ b/Perfekt.docx
@@ -5,8 +5,14 @@
     <w:p>
       <w:pPr>
         <w:pStyle w:val="Titel"/>
-      </w:pPr>
-      <w:r>
+        <w:rPr>
+          <w:lang w:val="en-US"/>
+        </w:rPr>
+      </w:pPr>
+      <w:r>
+        <w:rPr>
+          <w:lang w:val="en-US"/>
+        </w:rPr>
         <w:t>Driver State Classification Pipeline</w:t>
       </w:r>
     </w:p>
@@ -15,347 +21,1288 @@
         <w:pStyle w:val="berschrift1"/>
       </w:pPr>
       <w:r>
+        <w:t xml:space="preserve">State </w:t>
+      </w:r>
+      <w:proofErr w:type="spellStart"/>
+      <w:r>
+        <w:t>of</w:t>
+      </w:r>
+      <w:proofErr w:type="spellEnd"/>
+      <w:r>
+        <w:t xml:space="preserve"> </w:t>
+      </w:r>
+      <w:proofErr w:type="spellStart"/>
+      <w:r>
+        <w:t>the</w:t>
+      </w:r>
+      <w:proofErr w:type="spellEnd"/>
+      <w:r>
+        <w:t xml:space="preserve"> Art</w:t>
+      </w:r>
+    </w:p>
+    <w:p>
+      <w:r>
+        <w:t>Aktuelle Fahrerzustandsklassifikationen basieren überwiegend</w:t>
+      </w:r>
+      <w:r>
+        <w:t xml:space="preserve"> auf simplen Methoden wie Drucksensoren im Lenkrad (Tesla Autopilot)</w:t>
+      </w:r>
+      <w:r>
+        <w:t xml:space="preserve"> </w:t>
+      </w:r>
+      <w:r>
+        <w:t xml:space="preserve">oder </w:t>
+      </w:r>
+      <w:r>
+        <w:t>überwachten Lernverfahren mit manuell annotierten Daten oder auf stark vereinfachten Heuristiken (z.</w:t>
+      </w:r>
+      <w:r>
+        <w:rPr>
+          <w:rFonts w:ascii="Arial" w:hAnsi="Arial" w:cs="Arial"/>
+        </w:rPr>
+        <w:t> </w:t>
+      </w:r>
+      <w:r>
+        <w:t>B. Blickabwendung &gt; X Sekunden).</w:t>
+      </w:r>
+    </w:p>
+    <w:p>
+      <w:r>
+        <w:t>Moderne Ans</w:t>
+      </w:r>
+      <w:r>
+        <w:rPr>
+          <w:rFonts w:ascii="Aptos" w:hAnsi="Aptos" w:cs="Aptos"/>
+        </w:rPr>
+        <w:t>ä</w:t>
+      </w:r>
+      <w:r>
+        <w:t xml:space="preserve">tze kombinieren Fahrzeugdynamik, Eye-Tracking und physiologische Signale, </w:t>
+      </w:r>
+      <w:r>
+        <w:t>kombinieren.</w:t>
+      </w:r>
+    </w:p>
+    <w:p/>
+    <w:p>
+      <w:pPr>
+        <w:pStyle w:val="berschrift1"/>
+      </w:pPr>
+      <w:r>
         <w:t>Problemstellung</w:t>
       </w:r>
     </w:p>
     <w:p>
-      <w:pPr>
-        <w:jc w:val="both"/>
-      </w:pPr>
+      <w:r>
+        <w:t xml:space="preserve">Die vorliegenden Daten stammen aus einem </w:t>
+      </w:r>
+      <w:r>
+        <w:t>VTI-</w:t>
+      </w:r>
+      <w:r>
+        <w:t xml:space="preserve">Fahrsimulator und bestehen aus </w:t>
+      </w:r>
       <w:proofErr w:type="spellStart"/>
       <w:r>
         <w:t>Rohsensorik</w:t>
       </w:r>
       <w:proofErr w:type="spellEnd"/>
       <w:r>
-        <w:t xml:space="preserve"> aus Fahrtsimulatoren. </w:t>
-      </w:r>
+        <w:t xml:space="preserve"> ohne Ground-Truth-Labels. </w:t>
+      </w:r>
+      <w:r>
+        <w:t xml:space="preserve">Unser </w:t>
+      </w:r>
+      <w:r>
+        <w:t xml:space="preserve">Ziel ist die Klassifikation der Fahrerzustände </w:t>
+      </w:r>
+      <w:r>
+        <w:t xml:space="preserve">in </w:t>
+      </w:r>
+      <w:proofErr w:type="spellStart"/>
       <w:r>
         <w:rPr>
           <w:b/>
           <w:bCs/>
         </w:rPr>
-        <w:t>Keine vorhandenen Labels.</w:t>
-      </w:r>
-    </w:p>
-    <w:p>
-      <w:pPr>
-        <w:jc w:val="both"/>
+        <w:t>Attentive</w:t>
+      </w:r>
+      <w:proofErr w:type="spellEnd"/>
+      <w:r>
+        <w:t xml:space="preserve">, </w:t>
+      </w:r>
+      <w:proofErr w:type="spellStart"/>
+      <w:r>
         <w:rPr>
           <w:b/>
           <w:bCs/>
         </w:rPr>
-      </w:pPr>
+        <w:t>Inattentive</w:t>
+      </w:r>
+      <w:proofErr w:type="spellEnd"/>
+      <w:r>
+        <w:t xml:space="preserve"> und </w:t>
+      </w:r>
       <w:r>
         <w:rPr>
           <w:b/>
           <w:bCs/>
         </w:rPr>
-        <w:t>Ziel</w:t>
-      </w:r>
-    </w:p>
-    <w:p>
-      <w:pPr>
-        <w:jc w:val="both"/>
-      </w:pPr>
-      <w:r>
-        <w:t>Klassifikation der Fahrerzustände in drei Kategorien:</w:t>
-      </w:r>
-    </w:p>
+        <w:t>Aggressive</w:t>
+      </w:r>
+      <w:r>
+        <w:t xml:space="preserve">. Das zentrale Problem besteht darin, valide Labels algorithmisch zu erzeugen, ohne dass das spätere Modell </w:t>
+      </w:r>
+      <w:r>
+        <w:t>lediglich</w:t>
+      </w:r>
+      <w:r>
+        <w:t xml:space="preserve"> die Label-Regeln</w:t>
+      </w:r>
+      <w:r>
+        <w:t xml:space="preserve"> auswendig lernt</w:t>
+      </w:r>
+      <w:r>
+        <w:t xml:space="preserve">. Zusätzlich erschweren unterschiedliche </w:t>
+      </w:r>
+      <w:proofErr w:type="spellStart"/>
+      <w:r>
+        <w:t>Samplingraten</w:t>
+      </w:r>
+      <w:proofErr w:type="spellEnd"/>
+      <w:r>
+        <w:t>, Sensorfehler, fehlende Werte sowie starke interindividuelle Unterschiede zwischen Fahrern die Modellierung</w:t>
+      </w:r>
+      <w:r>
+        <w:t xml:space="preserve"> was sehr kritisch ist da das ganze Model an der Qualität der Labels </w:t>
+      </w:r>
+      <w:r>
+        <w:t xml:space="preserve">abhängt im Fall von </w:t>
+      </w:r>
+      <w:proofErr w:type="spellStart"/>
+      <w:r>
+        <w:t>Supervised</w:t>
+      </w:r>
+      <w:proofErr w:type="spellEnd"/>
+      <w:r>
+        <w:t xml:space="preserve"> Modellen</w:t>
+      </w:r>
+      <w:r>
+        <w:t>.</w:t>
+      </w:r>
+    </w:p>
+    <w:p/>
+    <w:p>
+      <w:pPr>
+        <w:pStyle w:val="berschrift1"/>
+      </w:pPr>
+      <w:r>
+        <w:t>Motivation</w:t>
+      </w:r>
+    </w:p>
+    <w:p>
+      <w:r>
+        <w:t xml:space="preserve">Die Motivation hierfür ist </w:t>
+      </w:r>
+      <w:r>
+        <w:t>hauptsächlich</w:t>
+      </w:r>
+      <w:r>
+        <w:t xml:space="preserve"> </w:t>
+      </w:r>
+      <w:r>
+        <w:t>Fahrersicher</w:t>
+      </w:r>
+      <w:r>
+        <w:t>t</w:t>
+      </w:r>
+      <w:r>
+        <w:t xml:space="preserve"> für den Fahrer und Passante</w:t>
+      </w:r>
+      <w:r>
+        <w:t>n</w:t>
+      </w:r>
+      <w:r>
+        <w:t>.</w:t>
+      </w:r>
+    </w:p>
+    <w:p>
+      <w:r>
+        <w:t xml:space="preserve">Das Modell kann </w:t>
+      </w:r>
+      <w:r>
+        <w:t>präventiv</w:t>
+      </w:r>
+      <w:r>
+        <w:t xml:space="preserve"> eingesetzt werden</w:t>
+      </w:r>
+      <w:r>
+        <w:t xml:space="preserve"> und </w:t>
+      </w:r>
+      <w:r>
+        <w:rPr>
+          <w:bCs/>
+        </w:rPr>
+        <w:t>Assistenzsysteme</w:t>
+      </w:r>
+      <w:r>
+        <w:t xml:space="preserve"> </w:t>
+      </w:r>
+      <w:r>
+        <w:t>unterstützen</w:t>
+      </w:r>
+      <w:r>
+        <w:t>.</w:t>
+      </w:r>
+    </w:p>
+    <w:p>
+      <w:r>
+        <w:t>Gleichzeitig könnte dieses Modell auch von Auto</w:t>
+      </w:r>
+      <w:r>
+        <w:t xml:space="preserve"> </w:t>
+      </w:r>
+      <w:r>
+        <w:t>Versicherungen</w:t>
+      </w:r>
+      <w:r>
+        <w:t xml:space="preserve"> eingesetzt werden für </w:t>
+      </w:r>
+      <w:r>
+        <w:t>die Objektive Bewertung vom Fahrverhalten</w:t>
+      </w:r>
+      <w:r>
+        <w:t xml:space="preserve"> in falle eines Unfallschade</w:t>
+      </w:r>
+      <w:r>
+        <w:t>ns</w:t>
+      </w:r>
+      <w:r>
+        <w:t>, für den „Schuldigen“ und dem Kläger.</w:t>
+      </w:r>
+    </w:p>
+    <w:p/>
     <w:p>
       <w:pPr>
         <w:numPr>
           <w:ilvl w:val="0"/>
-          <w:numId w:val="1"/>
+          <w:numId w:val="19"/>
         </w:numPr>
-        <w:jc w:val="both"/>
-      </w:pPr>
-      <w:proofErr w:type="spellStart"/>
+      </w:pPr>
       <w:r>
         <w:rPr>
           <w:b/>
           <w:bCs/>
         </w:rPr>
-        <w:t>Attentive</w:t>
-      </w:r>
-      <w:proofErr w:type="spellEnd"/>
-      <w:r>
-        <w:t xml:space="preserve"> (Aufmerksam) – Fahrer konzentriert auf die Straße</w:t>
+        <w:t>Fahrersicherheit:</w:t>
+      </w:r>
+      <w:r>
+        <w:t xml:space="preserve"> Frühzeitige Erkennung kritischer Zustände (Ablenkung, Aggression)</w:t>
       </w:r>
     </w:p>
     <w:p>
       <w:pPr>
         <w:numPr>
           <w:ilvl w:val="0"/>
-          <w:numId w:val="1"/>
+          <w:numId w:val="19"/>
         </w:numPr>
-        <w:jc w:val="both"/>
-      </w:pPr>
-      <w:proofErr w:type="spellStart"/>
+      </w:pPr>
       <w:r>
         <w:rPr>
           <w:b/>
           <w:bCs/>
         </w:rPr>
-        <w:t>Inattentive</w:t>
-      </w:r>
-      <w:proofErr w:type="spellEnd"/>
-      <w:r>
-        <w:t xml:space="preserve"> (Unaufmerksam) – Fahrer abgelenkt (Handy, schläfrig, etc.)</w:t>
+        <w:t>Assistenzsysteme:</w:t>
+      </w:r>
+      <w:r>
+        <w:t xml:space="preserve"> Adaptive Reaktionen abhängig vom Fahrerzustand</w:t>
       </w:r>
     </w:p>
     <w:p>
       <w:pPr>
         <w:numPr>
           <w:ilvl w:val="0"/>
-          <w:numId w:val="1"/>
+          <w:numId w:val="19"/>
         </w:numPr>
-        <w:jc w:val="both"/>
       </w:pPr>
       <w:r>
         <w:rPr>
           <w:b/>
           <w:bCs/>
         </w:rPr>
-        <w:t>Aggressive</w:t>
-      </w:r>
-      <w:r>
-        <w:t xml:space="preserve"> (Aggressiv) – Rücksichtsloses/unsicheres Fahren</w:t>
-      </w:r>
-    </w:p>
-    <w:p>
-      <w:pPr>
-        <w:jc w:val="both"/>
+        <w:t>Versicherungen:</w:t>
+      </w:r>
+      <w:r>
+        <w:t xml:space="preserve"> Objektive Bewertung von Fahrverhalten</w:t>
+      </w:r>
+    </w:p>
+    <w:p>
+      <w:pPr>
+        <w:numPr>
+          <w:ilvl w:val="0"/>
+          <w:numId w:val="19"/>
+        </w:numPr>
+      </w:pPr>
+      <w:r>
         <w:rPr>
           <w:b/>
           <w:bCs/>
         </w:rPr>
-      </w:pPr>
-      <w:r>
+        <w:lastRenderedPageBreak/>
+        <w:t>Prävention:</w:t>
+      </w:r>
+      <w:r>
+        <w:t xml:space="preserve"> Integration in zukünftige, zustandsadaptive Fahrzeugsysteme</w:t>
+      </w:r>
+    </w:p>
+    <w:p>
+      <w:pPr>
         <w:rPr>
           <w:b/>
           <w:bCs/>
         </w:rPr>
-        <w:t>Kernproblem</w:t>
-      </w:r>
-    </w:p>
-    <w:p>
-      <w:pPr>
-        <w:jc w:val="both"/>
-      </w:pPr>
-      <w:r>
-        <w:t xml:space="preserve">Keine Ground-Truth-Labels </w:t>
-      </w:r>
-      <w:r>
-        <w:t xml:space="preserve">sind </w:t>
-      </w:r>
-      <w:r>
-        <w:t>vorhanden</w:t>
-      </w:r>
-      <w:r>
-        <w:t xml:space="preserve">. </w:t>
-      </w:r>
-      <w:r>
-        <w:t xml:space="preserve">Die </w:t>
+      </w:pPr>
+    </w:p>
+    <w:p>
+      <w:pPr>
+        <w:pStyle w:val="berschrift1"/>
+      </w:pPr>
+      <w:r>
+        <w:t>Ziele</w:t>
+      </w:r>
+    </w:p>
+    <w:p>
+      <w:r>
+        <w:t xml:space="preserve">Unser Hauptziel ist </w:t>
+      </w:r>
+      <w:proofErr w:type="gramStart"/>
+      <w:r>
+        <w:t>eine Ende</w:t>
+      </w:r>
+      <w:proofErr w:type="gramEnd"/>
+      <w:r>
+        <w:t xml:space="preserve"> zu Ende Pipeline von Rohdaten bis </w:t>
+      </w:r>
+      <w:proofErr w:type="gramStart"/>
+      <w:r>
+        <w:t>zum trainieren</w:t>
+      </w:r>
+      <w:proofErr w:type="gramEnd"/>
+      <w:r>
+        <w:t xml:space="preserve"> des Modells </w:t>
+      </w:r>
+      <w:r>
+        <w:t>und der Zustandsvorhersage.</w:t>
+      </w:r>
+    </w:p>
+    <w:p>
+      <w:r>
+        <w:t xml:space="preserve">Sprich </w:t>
+      </w:r>
+      <w:r>
+        <w:t>erst eine Klasse f</w:t>
+      </w:r>
+      <w:r>
+        <w:t>ür das Laden, und Cleanen von Daten (</w:t>
+      </w:r>
+      <w:proofErr w:type="spellStart"/>
+      <w:r>
+        <w:t>Outlier</w:t>
+      </w:r>
+      <w:proofErr w:type="spellEnd"/>
+      <w:r>
+        <w:t xml:space="preserve"> </w:t>
+      </w:r>
+      <w:proofErr w:type="spellStart"/>
+      <w:r>
+        <w:t>Detection</w:t>
+      </w:r>
+      <w:proofErr w:type="spellEnd"/>
+      <w:r>
+        <w:t>, Fills</w:t>
+      </w:r>
+      <w:r>
+        <w:t xml:space="preserve">, Interpolation </w:t>
+      </w:r>
+      <w:r>
+        <w:t>usw.)</w:t>
+      </w:r>
+      <w:r>
+        <w:t xml:space="preserve">, danach einen Feature </w:t>
+      </w:r>
+      <w:proofErr w:type="gramStart"/>
+      <w:r>
+        <w:t>Engineer</w:t>
+      </w:r>
+      <w:proofErr w:type="gramEnd"/>
+      <w:r>
+        <w:t xml:space="preserve"> der die Verarbeiteten sauberen Daten</w:t>
+      </w:r>
+      <w:r>
+        <w:t xml:space="preserve"> </w:t>
+      </w:r>
+      <w:r>
+        <w:t>nimmt und die Features erstellt</w:t>
+      </w:r>
+      <w:r>
+        <w:t>.</w:t>
+      </w:r>
+    </w:p>
+    <w:p>
+      <w:pPr>
+        <w:numPr>
+          <w:ilvl w:val="0"/>
+          <w:numId w:val="20"/>
+        </w:numPr>
+      </w:pPr>
+      <w:r>
+        <w:t>Entwicklung einer Ende-zu-Ende-Pipeline von Rohdaten bis zur Zustandsvorhersage</w:t>
+      </w:r>
+    </w:p>
+    <w:p>
+      <w:pPr>
+        <w:numPr>
+          <w:ilvl w:val="0"/>
+          <w:numId w:val="20"/>
+        </w:numPr>
+      </w:pPr>
+      <w:r>
+        <w:t xml:space="preserve">Robustes Feature Engineering aus Fahrzeug-, Eye-Tracking- und </w:t>
+      </w:r>
+      <w:proofErr w:type="spellStart"/>
+      <w:r>
+        <w:t>Physiologiedaten</w:t>
+      </w:r>
+      <w:proofErr w:type="spellEnd"/>
+    </w:p>
+    <w:p>
+      <w:pPr>
+        <w:numPr>
+          <w:ilvl w:val="0"/>
+          <w:numId w:val="20"/>
+        </w:numPr>
+      </w:pPr>
+      <w:r>
+        <w:t xml:space="preserve">Algorithmische Label-Generierung mittels </w:t>
       </w:r>
       <w:r>
         <w:rPr>
           <w:b/>
           <w:bCs/>
         </w:rPr>
-        <w:t>Labels müssen</w:t>
-      </w:r>
+        <w:t>absoluter Schwellenwerte</w:t>
+      </w:r>
+    </w:p>
+    <w:p>
+      <w:pPr>
+        <w:numPr>
+          <w:ilvl w:val="0"/>
+          <w:numId w:val="20"/>
+        </w:numPr>
+      </w:pPr>
+      <w:r>
+        <w:t xml:space="preserve">Modellvergleich zwischen </w:t>
+      </w:r>
+      <w:proofErr w:type="spellStart"/>
       <w:r>
         <w:rPr>
           <w:b/>
           <w:bCs/>
         </w:rPr>
-        <w:t xml:space="preserve"> wir</w:t>
+        <w:t>LightGBM</w:t>
+      </w:r>
+      <w:proofErr w:type="spellEnd"/>
+      <w:r>
+        <w:t xml:space="preserve"> und </w:t>
       </w:r>
       <w:r>
         <w:rPr>
           <w:b/>
           <w:bCs/>
         </w:rPr>
-        <w:t xml:space="preserve"> algorithmisch erzeugt werden</w:t>
-      </w:r>
-      <w:r>
-        <w:t>, ohne dass das Modell nur die Label-Regeln lernt</w:t>
-      </w:r>
-      <w:r>
-        <w:t>.</w:t>
-      </w:r>
-    </w:p>
-    <w:p>
-      <w:pPr>
-        <w:jc w:val="both"/>
+        <w:t>Random Forest</w:t>
+      </w:r>
+    </w:p>
+    <w:p>
+      <w:pPr>
+        <w:numPr>
+          <w:ilvl w:val="0"/>
+          <w:numId w:val="20"/>
+        </w:numPr>
+      </w:pPr>
+      <w:r>
+        <w:t>Stabile Generalisierung über Fahrer und Sessions hinweg (&gt;90</w:t>
+      </w:r>
+      <w:r>
+        <w:rPr>
+          <w:rFonts w:ascii="Arial" w:hAnsi="Arial" w:cs="Arial"/>
+        </w:rPr>
+        <w:t> </w:t>
+      </w:r>
+      <w:r>
+        <w:t xml:space="preserve">% </w:t>
+      </w:r>
+      <w:proofErr w:type="spellStart"/>
+      <w:r>
+        <w:t>Accuracy</w:t>
+      </w:r>
+      <w:proofErr w:type="spellEnd"/>
+      <w:r>
+        <w:t>)</w:t>
+      </w:r>
+    </w:p>
+    <w:p/>
+    <w:p>
+      <w:pPr>
+        <w:pStyle w:val="berschrift1"/>
+      </w:pPr>
+      <w:r>
+        <w:t>Datenerfassung und -</w:t>
+      </w:r>
+      <w:r>
+        <w:t>verarbeitung</w:t>
+      </w:r>
+    </w:p>
+    <w:p>
+      <w:pPr>
+        <w:pStyle w:val="berschrift2"/>
+      </w:pPr>
+      <w:r>
+        <w:t>Datenquellen</w:t>
+      </w:r>
+    </w:p>
+    <w:p>
+      <w:pPr>
+        <w:numPr>
+          <w:ilvl w:val="0"/>
+          <w:numId w:val="21"/>
+        </w:numPr>
+      </w:pPr>
+      <w:r>
         <w:rPr>
           <w:b/>
           <w:bCs/>
         </w:rPr>
+        <w:t>Fahrzeugdynamik:</w:t>
+      </w:r>
+      <w:r>
+        <w:t xml:space="preserve"> Geschwindigkeit, Beschleunigung, </w:t>
+      </w:r>
+      <w:proofErr w:type="spellStart"/>
+      <w:r>
+        <w:t>Jerk</w:t>
+      </w:r>
+      <w:proofErr w:type="spellEnd"/>
+      <w:r>
+        <w:t xml:space="preserve">, Lenkwinkel, </w:t>
+      </w:r>
+      <w:proofErr w:type="spellStart"/>
+      <w:r>
+        <w:t>Headway</w:t>
+      </w:r>
+      <w:proofErr w:type="spellEnd"/>
+    </w:p>
+    <w:p>
+      <w:pPr>
+        <w:numPr>
+          <w:ilvl w:val="0"/>
+          <w:numId w:val="21"/>
+        </w:numPr>
       </w:pPr>
       <w:r>
         <w:rPr>
           <w:b/>
           <w:bCs/>
         </w:rPr>
-        <w:t>Herausforderung</w:t>
+        <w:t>Eye-Tracking &amp; NDRT:</w:t>
+      </w:r>
+      <w:r>
+        <w:t xml:space="preserve"> Blickrichtung, </w:t>
+      </w:r>
+      <w:proofErr w:type="spellStart"/>
+      <w:r>
+        <w:t>Augenlidentöffnung</w:t>
+      </w:r>
+      <w:proofErr w:type="spellEnd"/>
+      <w:r>
+        <w:t>, Task-Fehler</w:t>
       </w:r>
     </w:p>
     <w:p>
       <w:pPr>
         <w:numPr>
           <w:ilvl w:val="0"/>
-          <w:numId w:val="2"/>
+          <w:numId w:val="21"/>
         </w:numPr>
-        <w:jc w:val="both"/>
-      </w:pPr>
-      <w:r>
-        <w:t>Sensoren mit unterschiedlichen Sampling Rates (100 Hz, 90 Hz, 1 Hz)</w:t>
+      </w:pPr>
+      <w:r>
+        <w:rPr>
+          <w:b/>
+          <w:bCs/>
+        </w:rPr>
+        <w:t>Physiologie:</w:t>
+      </w:r>
+      <w:r>
+        <w:t xml:space="preserve"> Herzfrequenz, HRV (SDNN, RMSSD)</w:t>
+      </w:r>
+    </w:p>
+    <w:p>
+      <w:pPr>
+        <w:pStyle w:val="berschrift2"/>
+      </w:pPr>
+      <w:r>
+        <w:t>Herausforderungen</w:t>
       </w:r>
     </w:p>
     <w:p>
       <w:pPr>
         <w:numPr>
           <w:ilvl w:val="0"/>
-          <w:numId w:val="2"/>
+          <w:numId w:val="22"/>
         </w:numPr>
-        <w:jc w:val="both"/>
-      </w:pPr>
-      <w:r>
-        <w:t>Unterschiedliche Fahrer/Fahrstile konsistent erkennen</w:t>
+      </w:pPr>
+      <w:r>
+        <w:t xml:space="preserve">Heterogene </w:t>
+      </w:r>
+      <w:proofErr w:type="spellStart"/>
+      <w:r>
+        <w:t>Samplingraten</w:t>
+      </w:r>
+      <w:proofErr w:type="spellEnd"/>
+      <w:r>
+        <w:t xml:space="preserve"> (100</w:t>
+      </w:r>
+      <w:r>
+        <w:rPr>
+          <w:rFonts w:ascii="Arial" w:hAnsi="Arial" w:cs="Arial"/>
+        </w:rPr>
+        <w:t> </w:t>
+      </w:r>
+      <w:r>
+        <w:t>Hz / 90</w:t>
+      </w:r>
+      <w:r>
+        <w:rPr>
+          <w:rFonts w:ascii="Arial" w:hAnsi="Arial" w:cs="Arial"/>
+        </w:rPr>
+        <w:t> </w:t>
+      </w:r>
+      <w:r>
+        <w:t>Hz / 1</w:t>
+      </w:r>
+      <w:r>
+        <w:rPr>
+          <w:rFonts w:ascii="Arial" w:hAnsi="Arial" w:cs="Arial"/>
+        </w:rPr>
+        <w:t> </w:t>
+      </w:r>
+      <w:r>
+        <w:t>Hz)</w:t>
       </w:r>
     </w:p>
     <w:p>
       <w:pPr>
         <w:numPr>
           <w:ilvl w:val="0"/>
-          <w:numId w:val="2"/>
+          <w:numId w:val="22"/>
         </w:numPr>
-        <w:jc w:val="both"/>
-      </w:pPr>
-      <w:r>
-        <w:t>Fehlende Werte und Sensorfehler</w:t>
+      </w:pPr>
+      <w:r>
+        <w:t>Fehlwerte und Sensorrauschen</w:t>
       </w:r>
     </w:p>
     <w:p>
       <w:pPr>
         <w:numPr>
           <w:ilvl w:val="0"/>
-          <w:numId w:val="2"/>
+          <w:numId w:val="22"/>
         </w:numPr>
-        <w:jc w:val="both"/>
-      </w:pPr>
-      <w:r>
-        <w:t>Echtzeitfähigkeit bei Millionen von Samples</w:t>
-      </w:r>
-    </w:p>
-    <w:p>
-      <w:pPr>
-        <w:jc w:val="both"/>
-      </w:pPr>
-    </w:p>
-    <w:p>
-      <w:pPr>
-        <w:pStyle w:val="berschrift1"/>
-      </w:pPr>
-      <w:r>
-        <w:t>Motivation</w:t>
+      </w:pPr>
+      <w:r>
+        <w:t>Notwendigkeit der zeitlichen Synchronisation</w:t>
+      </w:r>
+    </w:p>
+    <w:p>
+      <w:pPr>
+        <w:pStyle w:val="berschrift2"/>
+      </w:pPr>
+      <w:r>
+        <w:t>Verarbeitungsschritte</w:t>
       </w:r>
     </w:p>
     <w:p>
       <w:pPr>
         <w:numPr>
           <w:ilvl w:val="0"/>
-          <w:numId w:val="3"/>
+          <w:numId w:val="23"/>
         </w:numPr>
-        <w:jc w:val="both"/>
-      </w:pPr>
+      </w:pPr>
+      <w:proofErr w:type="spellStart"/>
+      <w:r>
+        <w:t>Resampling</w:t>
+      </w:r>
+      <w:proofErr w:type="spellEnd"/>
+      <w:r>
+        <w:t xml:space="preserve"> aller Sensorströme auf eine einheitliche Rate (z.</w:t>
+      </w:r>
+      <w:r>
+        <w:rPr>
+          <w:rFonts w:ascii="Arial" w:hAnsi="Arial" w:cs="Arial"/>
+        </w:rPr>
+        <w:t> </w:t>
+      </w:r>
+      <w:r>
+        <w:t>B. 10</w:t>
+      </w:r>
+      <w:r>
+        <w:rPr>
+          <w:rFonts w:ascii="Arial" w:hAnsi="Arial" w:cs="Arial"/>
+        </w:rPr>
+        <w:t> </w:t>
+      </w:r>
+      <w:r>
+        <w:t>Hz)</w:t>
+      </w:r>
+    </w:p>
+    <w:p>
+      <w:pPr>
+        <w:numPr>
+          <w:ilvl w:val="0"/>
+          <w:numId w:val="23"/>
+        </w:numPr>
+      </w:pPr>
+      <w:r>
+        <w:t>Interpolation (linear/</w:t>
+      </w:r>
+      <w:proofErr w:type="spellStart"/>
+      <w:r>
+        <w:t>spline</w:t>
+      </w:r>
+      <w:proofErr w:type="spellEnd"/>
+      <w:r>
+        <w:t>) sowie Forward-/</w:t>
+      </w:r>
+      <w:proofErr w:type="spellStart"/>
+      <w:r>
+        <w:t>Backward</w:t>
+      </w:r>
+      <w:proofErr w:type="spellEnd"/>
+      <w:r>
+        <w:t>-Fill</w:t>
+      </w:r>
+    </w:p>
+    <w:p>
+      <w:pPr>
+        <w:numPr>
+          <w:ilvl w:val="0"/>
+          <w:numId w:val="23"/>
+        </w:numPr>
+        <w:rPr>
+          <w:lang w:val="en-US"/>
+        </w:rPr>
+      </w:pPr>
+      <w:r>
+        <w:rPr>
+          <w:lang w:val="en-US"/>
+        </w:rPr>
+        <w:lastRenderedPageBreak/>
+        <w:t xml:space="preserve">Outlier-Detection, Clipping und </w:t>
+      </w:r>
+      <w:proofErr w:type="spellStart"/>
+      <w:r>
+        <w:rPr>
+          <w:lang w:val="en-US"/>
+        </w:rPr>
+        <w:t>Glättung</w:t>
+      </w:r>
+      <w:proofErr w:type="spellEnd"/>
+      <w:r>
+        <w:rPr>
+          <w:lang w:val="en-US"/>
+        </w:rPr>
+        <w:t xml:space="preserve"> </w:t>
+      </w:r>
+      <w:proofErr w:type="spellStart"/>
+      <w:r>
+        <w:rPr>
+          <w:lang w:val="en-US"/>
+        </w:rPr>
+        <w:t>mittels</w:t>
+      </w:r>
+      <w:proofErr w:type="spellEnd"/>
+      <w:r>
+        <w:rPr>
+          <w:lang w:val="en-US"/>
+        </w:rPr>
+        <w:t xml:space="preserve"> Rolling Windows</w:t>
+      </w:r>
+    </w:p>
+    <w:p>
+      <w:pPr>
+        <w:numPr>
+          <w:ilvl w:val="0"/>
+          <w:numId w:val="23"/>
+        </w:numPr>
+      </w:pPr>
+      <w:r>
+        <w:t>Datenqualitätsprüfung über intra- und intermodale Korrelationen</w:t>
+      </w:r>
+    </w:p>
+    <w:p>
+      <w:proofErr w:type="spellStart"/>
       <w:r>
         <w:rPr>
           <w:b/>
           <w:bCs/>
         </w:rPr>
-        <w:t>Fahrersicherheit:</w:t>
-      </w:r>
-      <w:r>
-        <w:t xml:space="preserve"> Frühzeitige Warnung bei Unaufmerksamkeit oder aggressivem Fahrverhalten</w:t>
+        <w:t>Deliverables</w:t>
+      </w:r>
+      <w:proofErr w:type="spellEnd"/>
+      <w:r>
+        <w:rPr>
+          <w:b/>
+          <w:bCs/>
+        </w:rPr>
+        <w:t>:</w:t>
+      </w:r>
+      <w:r>
+        <w:t xml:space="preserve"> Bereinigter, synchronisierter Datensatz; Visualisierungen; Qualitätsbericht</w:t>
+      </w:r>
+    </w:p>
+    <w:p>
+      <w:r>
+        <w:br w:type="page"/>
+      </w:r>
+    </w:p>
+    <w:p>
+      <w:pPr>
+        <w:pStyle w:val="berschrift1"/>
+      </w:pPr>
+      <w:r>
+        <w:lastRenderedPageBreak/>
+        <w:t>Feature Engineering &amp; Explorative Analyse</w:t>
+      </w:r>
+    </w:p>
+    <w:p>
+      <w:r>
+        <w:t xml:space="preserve">Aus den synchronisierten Zeitreihen werden ca. </w:t>
+      </w:r>
+      <w:r>
+        <w:rPr>
+          <w:b/>
+          <w:bCs/>
+        </w:rPr>
+        <w:t>35–37 Features</w:t>
+      </w:r>
+      <w:r>
+        <w:t xml:space="preserve"> extrahiert:</w:t>
+      </w:r>
+    </w:p>
+    <w:p>
+      <w:pPr>
+        <w:rPr>
+          <w:b/>
+          <w:bCs/>
+        </w:rPr>
+      </w:pPr>
+      <w:r>
+        <w:rPr>
+          <w:b/>
+          <w:bCs/>
+        </w:rPr>
+        <w:t>Aggressives Fahrverhalten</w:t>
       </w:r>
     </w:p>
     <w:p>
       <w:pPr>
         <w:numPr>
           <w:ilvl w:val="0"/>
-          <w:numId w:val="3"/>
+          <w:numId w:val="24"/>
         </w:numPr>
-        <w:jc w:val="both"/>
-      </w:pPr>
-      <w:r>
+      </w:pPr>
+      <w:r>
+        <w:t xml:space="preserve">Hohe Beschleunigungs- und </w:t>
+      </w:r>
+      <w:proofErr w:type="spellStart"/>
+      <w:r>
+        <w:t>Jerk</w:t>
+      </w:r>
+      <w:proofErr w:type="spellEnd"/>
+      <w:r>
+        <w:t>-Werte</w:t>
+      </w:r>
+    </w:p>
+    <w:p>
+      <w:pPr>
+        <w:numPr>
+          <w:ilvl w:val="0"/>
+          <w:numId w:val="24"/>
+        </w:numPr>
+      </w:pPr>
+      <w:r>
+        <w:t>Hohe Lenkdynamik (</w:t>
+      </w:r>
+      <w:proofErr w:type="spellStart"/>
+      <w:r>
+        <w:t>steering_rate</w:t>
+      </w:r>
+      <w:proofErr w:type="spellEnd"/>
+      <w:r>
+        <w:t>)</w:t>
+      </w:r>
+    </w:p>
+    <w:p>
+      <w:pPr>
+        <w:numPr>
+          <w:ilvl w:val="0"/>
+          <w:numId w:val="24"/>
+        </w:numPr>
+        <w:rPr>
+          <w:lang w:val="en-US"/>
+        </w:rPr>
+      </w:pPr>
+      <w:proofErr w:type="spellStart"/>
+      <w:r>
+        <w:rPr>
+          <w:lang w:val="en-US"/>
+        </w:rPr>
+        <w:t>Niedriger</w:t>
+      </w:r>
+      <w:proofErr w:type="spellEnd"/>
+      <w:r>
+        <w:rPr>
+          <w:lang w:val="en-US"/>
+        </w:rPr>
+        <w:t xml:space="preserve"> Headway (</w:t>
+      </w:r>
+      <w:proofErr w:type="spellStart"/>
+      <w:r>
+        <w:rPr>
+          <w:lang w:val="en-US"/>
+        </w:rPr>
+        <w:t>short_headway_ratio</w:t>
+      </w:r>
+      <w:proofErr w:type="spellEnd"/>
+      <w:r>
+        <w:rPr>
+          <w:lang w:val="en-US"/>
+        </w:rPr>
+        <w:t>)</w:t>
+      </w:r>
+    </w:p>
+    <w:p>
+      <w:pPr>
         <w:rPr>
           <w:b/>
           <w:bCs/>
         </w:rPr>
-        <w:t>Adaptive Fahrerassistenzsysteme:</w:t>
-      </w:r>
-      <w:r>
-        <w:t xml:space="preserve"> Proaktive Reaktion</w:t>
+      </w:pPr>
+      <w:r>
+        <w:rPr>
+          <w:b/>
+          <w:bCs/>
+        </w:rPr>
+        <w:t>Unaufmerksames Fahrverhalten</w:t>
       </w:r>
     </w:p>
     <w:p>
       <w:pPr>
         <w:numPr>
           <w:ilvl w:val="0"/>
-          <w:numId w:val="3"/>
+          <w:numId w:val="25"/>
         </w:numPr>
-        <w:jc w:val="both"/>
-      </w:pPr>
-      <w:r>
+      </w:pPr>
+      <w:r>
+        <w:t>Spurabweichung (</w:t>
+      </w:r>
+      <w:proofErr w:type="spellStart"/>
+      <w:r>
+        <w:t>lateral_pos_std</w:t>
+      </w:r>
+      <w:proofErr w:type="spellEnd"/>
+      <w:r>
+        <w:t>)</w:t>
+      </w:r>
+    </w:p>
+    <w:p>
+      <w:pPr>
+        <w:numPr>
+          <w:ilvl w:val="0"/>
+          <w:numId w:val="25"/>
+        </w:numPr>
+      </w:pPr>
+      <w:r>
+        <w:t>Blickabwendung (</w:t>
+      </w:r>
+      <w:proofErr w:type="spellStart"/>
+      <w:r>
+        <w:t>gaze_off_road_ratio</w:t>
+      </w:r>
+      <w:proofErr w:type="spellEnd"/>
+      <w:r>
+        <w:t>)</w:t>
+      </w:r>
+    </w:p>
+    <w:p>
+      <w:pPr>
+        <w:numPr>
+          <w:ilvl w:val="0"/>
+          <w:numId w:val="25"/>
+        </w:numPr>
+      </w:pPr>
+      <w:proofErr w:type="spellStart"/>
+      <w:r>
+        <w:t>Augenlidentöffnung</w:t>
+      </w:r>
+      <w:proofErr w:type="spellEnd"/>
+      <w:r>
+        <w:t xml:space="preserve"> (</w:t>
+      </w:r>
+      <w:proofErr w:type="spellStart"/>
+      <w:r>
+        <w:t>eyelid_low_ratio</w:t>
+      </w:r>
+      <w:proofErr w:type="spellEnd"/>
+      <w:r>
+        <w:t>)</w:t>
+      </w:r>
+    </w:p>
+    <w:p>
+      <w:pPr>
+        <w:numPr>
+          <w:ilvl w:val="0"/>
+          <w:numId w:val="25"/>
+        </w:numPr>
+      </w:pPr>
+      <w:r>
+        <w:t>Schlechte NDRT-Performance</w:t>
+      </w:r>
+    </w:p>
+    <w:p>
+      <w:pPr>
         <w:rPr>
           <w:b/>
           <w:bCs/>
         </w:rPr>
-        <w:t>Versicherungsbranche:</w:t>
-      </w:r>
-      <w:r>
-        <w:t xml:space="preserve"> Objektive Fahrverhaltensanalyse</w:t>
+      </w:pPr>
+      <w:r>
+        <w:rPr>
+          <w:b/>
+          <w:bCs/>
+        </w:rPr>
+        <w:t>Physiologische Merkmale</w:t>
       </w:r>
     </w:p>
     <w:p>
       <w:pPr>
         <w:numPr>
           <w:ilvl w:val="0"/>
-          <w:numId w:val="3"/>
+          <w:numId w:val="26"/>
         </w:numPr>
-        <w:jc w:val="both"/>
-      </w:pPr>
+      </w:pPr>
+      <w:r>
+        <w:t>Herzfrequenzniveau und -änderung</w:t>
+      </w:r>
+    </w:p>
+    <w:p>
+      <w:pPr>
+        <w:numPr>
+          <w:ilvl w:val="0"/>
+          <w:numId w:val="26"/>
+        </w:numPr>
+      </w:pPr>
+      <w:r>
+        <w:t>HRV-Metriken (Stressindikatoren)</w:t>
+      </w:r>
+    </w:p>
+    <w:p>
+      <w:r>
+        <w:t xml:space="preserve">Explorative Analysen umfassen Korrelationsmatrizen, </w:t>
+      </w:r>
+      <w:proofErr w:type="spellStart"/>
+      <w:r>
+        <w:t>Heatmaps</w:t>
+      </w:r>
+      <w:proofErr w:type="spellEnd"/>
+      <w:r>
+        <w:t xml:space="preserve"> und Verteilungsdiagramme.</w:t>
+      </w:r>
+    </w:p>
+    <w:p/>
+    <w:p>
+      <w:pPr>
+        <w:pStyle w:val="berschrift1"/>
+      </w:pPr>
+      <w:r>
+        <w:t xml:space="preserve">Label-Generierung (Absolute </w:t>
+      </w:r>
+      <w:proofErr w:type="spellStart"/>
+      <w:r>
+        <w:t>Thresholds</w:t>
+      </w:r>
+      <w:proofErr w:type="spellEnd"/>
+      <w:r>
+        <w:t>)</w:t>
+      </w:r>
+    </w:p>
+    <w:p>
+      <w:r>
+        <w:t xml:space="preserve">Da keine Ground Truth existiert, werden Labels über </w:t>
+      </w:r>
       <w:r>
         <w:rPr>
           <w:b/>
           <w:bCs/>
         </w:rPr>
-        <w:t>Präventive Maßnahmen:</w:t>
-      </w:r>
-      <w:r>
-        <w:t xml:space="preserve"> Integration in moderne Fahrzeuge</w:t>
-      </w:r>
-    </w:p>
-    <w:p>
-      <w:pPr>
-        <w:jc w:val="both"/>
-      </w:pPr>
-    </w:p>
-    <w:p>
-      <w:pPr>
-        <w:rPr>
-          <w:rFonts w:asciiTheme="majorHAnsi" w:eastAsiaTheme="majorEastAsia" w:hAnsiTheme="majorHAnsi" w:cstheme="majorBidi"/>
-          <w:color w:val="0F4761" w:themeColor="accent1" w:themeShade="BF"/>
-          <w:sz w:val="40"/>
-          <w:szCs w:val="40"/>
-        </w:rPr>
-      </w:pPr>
-      <w:r>
-        <w:br w:type="page"/>
-      </w:r>
+        <w:t>globale, absolute Schwellenwerte</w:t>
+      </w:r>
+      <w:r>
+        <w:t xml:space="preserve"> erzeugt. Im Gegensatz zu </w:t>
+      </w:r>
+      <w:proofErr w:type="spellStart"/>
+      <w:r>
+        <w:t>sessionabhängigen</w:t>
+      </w:r>
+      <w:proofErr w:type="spellEnd"/>
+      <w:r>
+        <w:t xml:space="preserve"> Perzentilen repräsentieren </w:t>
+      </w:r>
+      <w:proofErr w:type="gramStart"/>
+      <w:r>
+        <w:t>diese physikalisch interpretierbare Grenzen</w:t>
+      </w:r>
+      <w:proofErr w:type="gramEnd"/>
+      <w:r>
+        <w:t xml:space="preserve"> (z.</w:t>
+      </w:r>
+      <w:r>
+        <w:rPr>
+          <w:rFonts w:ascii="Arial" w:hAnsi="Arial" w:cs="Arial"/>
+        </w:rPr>
+        <w:t> </w:t>
+      </w:r>
+      <w:r>
+        <w:t xml:space="preserve">B. </w:t>
+      </w:r>
+      <w:proofErr w:type="spellStart"/>
+      <w:r>
+        <w:t>Jerk</w:t>
+      </w:r>
+      <w:proofErr w:type="spellEnd"/>
+      <w:r>
+        <w:t xml:space="preserve"> &gt; 5</w:t>
+      </w:r>
+      <w:r>
+        <w:rPr>
+          <w:rFonts w:ascii="Arial" w:hAnsi="Arial" w:cs="Arial"/>
+        </w:rPr>
+        <w:t> </w:t>
+      </w:r>
+      <w:r>
+        <w:t>m/s</w:t>
+      </w:r>
+      <w:r>
+        <w:rPr>
+          <w:rFonts w:ascii="Aptos" w:hAnsi="Aptos" w:cs="Aptos"/>
+        </w:rPr>
+        <w:t>³</w:t>
+      </w:r>
+      <w:r>
+        <w:t xml:space="preserve">, </w:t>
+      </w:r>
+      <w:proofErr w:type="spellStart"/>
+      <w:r>
+        <w:t>Headway</w:t>
+      </w:r>
+      <w:proofErr w:type="spellEnd"/>
+      <w:r>
+        <w:t xml:space="preserve"> &lt; 2</w:t>
+      </w:r>
+      <w:r>
+        <w:rPr>
+          <w:rFonts w:ascii="Arial" w:hAnsi="Arial" w:cs="Arial"/>
+        </w:rPr>
+        <w:t> </w:t>
+      </w:r>
+      <w:r>
+        <w:t>s, Blickabwendung &gt; 30</w:t>
+      </w:r>
+      <w:r>
+        <w:rPr>
+          <w:rFonts w:ascii="Aptos" w:hAnsi="Aptos" w:cs="Aptos"/>
+        </w:rPr>
+        <w:t>°</w:t>
+      </w:r>
+      <w:r>
+        <w:t>). Kritische Ereignisse werden priorisiert, und eine zeitliche Persistenz (~2</w:t>
+      </w:r>
+      <w:r>
+        <w:rPr>
+          <w:rFonts w:ascii="Arial" w:hAnsi="Arial" w:cs="Arial"/>
+        </w:rPr>
+        <w:t> </w:t>
+      </w:r>
+      <w:r>
+        <w:t xml:space="preserve">s) verhindert Label-Flackern. Dieses Vorgehen minimiert </w:t>
+      </w:r>
+      <w:proofErr w:type="spellStart"/>
+      <w:r>
+        <w:t>Circular</w:t>
+      </w:r>
+      <w:proofErr w:type="spellEnd"/>
+      <w:r>
+        <w:t xml:space="preserve"> </w:t>
+      </w:r>
+      <w:proofErr w:type="spellStart"/>
+      <w:r>
+        <w:t>Logic</w:t>
+      </w:r>
+      <w:proofErr w:type="spellEnd"/>
+      <w:r>
+        <w:t xml:space="preserve"> und erm</w:t>
+      </w:r>
+      <w:r>
+        <w:rPr>
+          <w:rFonts w:ascii="Aptos" w:hAnsi="Aptos" w:cs="Aptos"/>
+        </w:rPr>
+        <w:t>ö</w:t>
+      </w:r>
+      <w:r>
+        <w:t>glicht echtes Verhaltenslernen.</w:t>
+      </w:r>
+    </w:p>
+    <w:p/>
+    <w:p>
+      <w:pPr>
+        <w:rPr>
+          <w:b/>
+          <w:bCs/>
+        </w:rPr>
+      </w:pPr>
+    </w:p>
+    <w:p>
+      <w:pPr>
+        <w:rPr>
+          <w:b/>
+          <w:bCs/>
+        </w:rPr>
+      </w:pPr>
+    </w:p>
+    <w:p>
+      <w:pPr>
+        <w:rPr>
+          <w:b/>
+          <w:bCs/>
+        </w:rPr>
+      </w:pPr>
+    </w:p>
+    <w:p>
+      <w:pPr>
+        <w:rPr>
+          <w:b/>
+          <w:bCs/>
+        </w:rPr>
+      </w:pPr>
     </w:p>
     <w:p>
       <w:pPr>
@@ -363,3652 +1310,584 @@
       </w:pPr>
       <w:r>
         <w:lastRenderedPageBreak/>
-        <w:t>Ziele der Pipeline</w:t>
+        <w:t>Modellierung</w:t>
+      </w:r>
+    </w:p>
+    <w:p>
+      <w:pPr>
+        <w:rPr>
+          <w:b/>
+          <w:bCs/>
+        </w:rPr>
+      </w:pPr>
+      <w:r>
+        <w:rPr>
+          <w:b/>
+          <w:bCs/>
+        </w:rPr>
+        <w:t>8.1 Modelle</w:t>
       </w:r>
     </w:p>
     <w:p>
       <w:pPr>
         <w:numPr>
           <w:ilvl w:val="0"/>
-          <w:numId w:val="4"/>
+          <w:numId w:val="27"/>
         </w:numPr>
-        <w:jc w:val="both"/>
-      </w:pPr>
-      <w:r>
-        <w:t>End-</w:t>
-      </w:r>
+        <w:rPr>
+          <w:lang w:val="en-US"/>
+        </w:rPr>
+      </w:pPr>
       <w:proofErr w:type="spellStart"/>
       <w:r>
-        <w:t>to</w:t>
+        <w:rPr>
+          <w:b/>
+          <w:bCs/>
+          <w:lang w:val="en-US"/>
+        </w:rPr>
+        <w:t>LightGBM</w:t>
       </w:r>
       <w:proofErr w:type="spellEnd"/>
       <w:r>
-        <w:t xml:space="preserve">-end Pipeline von Rohsensoren bis </w:t>
+        <w:rPr>
+          <w:b/>
+          <w:bCs/>
+          <w:lang w:val="en-US"/>
+        </w:rPr>
+        <w:t xml:space="preserve"> (</w:t>
       </w:r>
       <w:proofErr w:type="spellStart"/>
       <w:r>
-        <w:t>Predictions</w:t>
+        <w:rPr>
+          <w:b/>
+          <w:bCs/>
+          <w:lang w:val="en-US"/>
+        </w:rPr>
+        <w:t>Hauptmodell</w:t>
       </w:r>
       <w:proofErr w:type="spellEnd"/>
+      <w:r>
+        <w:rPr>
+          <w:b/>
+          <w:bCs/>
+          <w:lang w:val="en-US"/>
+        </w:rPr>
+        <w:t>):</w:t>
+      </w:r>
+      <w:r>
+        <w:rPr>
+          <w:lang w:val="en-US"/>
+        </w:rPr>
+        <w:t xml:space="preserve"> Gradient Boosting </w:t>
+      </w:r>
+      <w:proofErr w:type="spellStart"/>
+      <w:r>
+        <w:rPr>
+          <w:lang w:val="en-US"/>
+        </w:rPr>
+        <w:t>mit</w:t>
+      </w:r>
+      <w:proofErr w:type="spellEnd"/>
+      <w:r>
+        <w:rPr>
+          <w:lang w:val="en-US"/>
+        </w:rPr>
+        <w:t xml:space="preserve"> </w:t>
+      </w:r>
+      <w:proofErr w:type="spellStart"/>
+      <w:r>
+        <w:rPr>
+          <w:lang w:val="en-US"/>
+        </w:rPr>
+        <w:t>Regularisierung</w:t>
+      </w:r>
+      <w:proofErr w:type="spellEnd"/>
+      <w:r>
+        <w:rPr>
+          <w:lang w:val="en-US"/>
+        </w:rPr>
+        <w:t xml:space="preserve">, Class Balancing und </w:t>
+      </w:r>
+      <w:proofErr w:type="spellStart"/>
+      <w:r>
+        <w:rPr>
+          <w:lang w:val="en-US"/>
+        </w:rPr>
+        <w:t>optionalem</w:t>
+      </w:r>
+      <w:proofErr w:type="spellEnd"/>
+      <w:r>
+        <w:rPr>
+          <w:lang w:val="en-US"/>
+        </w:rPr>
+        <w:t xml:space="preserve"> GPU-Support</w:t>
+      </w:r>
     </w:p>
     <w:p>
       <w:pPr>
         <w:numPr>
           <w:ilvl w:val="0"/>
-          <w:numId w:val="4"/>
+          <w:numId w:val="27"/>
         </w:numPr>
-        <w:jc w:val="both"/>
-      </w:pPr>
-      <w:r>
-        <w:t>Feature-Extraktion aus Fahrzeug-, Eye-Tracking- und Physiologie-Daten</w:t>
+      </w:pPr>
+      <w:r>
+        <w:rPr>
+          <w:b/>
+          <w:bCs/>
+        </w:rPr>
+        <w:t>Random Forest:</w:t>
+      </w:r>
+      <w:r>
+        <w:t xml:space="preserve"> Robuste Baseline zum Vergleich</w:t>
+      </w:r>
+    </w:p>
+    <w:p>
+      <w:pPr>
+        <w:rPr>
+          <w:b/>
+          <w:bCs/>
+        </w:rPr>
+      </w:pPr>
+      <w:r>
+        <w:rPr>
+          <w:b/>
+          <w:bCs/>
+        </w:rPr>
+        <w:t>8.2 Trainingsstrategie</w:t>
       </w:r>
     </w:p>
     <w:p>
       <w:pPr>
         <w:numPr>
           <w:ilvl w:val="0"/>
-          <w:numId w:val="4"/>
+          <w:numId w:val="28"/>
         </w:numPr>
-        <w:jc w:val="both"/>
-      </w:pPr>
-      <w:r>
-        <w:t xml:space="preserve">Labels mittels </w:t>
-      </w:r>
+        <w:rPr>
+          <w:lang w:val="en-US"/>
+        </w:rPr>
+      </w:pPr>
       <w:r>
         <w:rPr>
           <w:b/>
           <w:bCs/>
-        </w:rPr>
-        <w:t xml:space="preserve">Absolute </w:t>
+          <w:lang w:val="en-US"/>
+        </w:rPr>
+        <w:t>Leave-One-Session-Out Cross-Validation</w:t>
+      </w:r>
+      <w:r>
+        <w:rPr>
+          <w:lang w:val="en-US"/>
+        </w:rPr>
+        <w:t xml:space="preserve"> </w:t>
       </w:r>
       <w:proofErr w:type="spellStart"/>
+      <w:r>
+        <w:rPr>
+          <w:lang w:val="en-US"/>
+        </w:rPr>
+        <w:t>zur</w:t>
+      </w:r>
+      <w:proofErr w:type="spellEnd"/>
+      <w:r>
+        <w:rPr>
+          <w:lang w:val="en-US"/>
+        </w:rPr>
+        <w:t xml:space="preserve"> </w:t>
+      </w:r>
+      <w:proofErr w:type="spellStart"/>
+      <w:r>
+        <w:rPr>
+          <w:lang w:val="en-US"/>
+        </w:rPr>
+        <w:t>Vermeidung</w:t>
+      </w:r>
+      <w:proofErr w:type="spellEnd"/>
+      <w:r>
+        <w:rPr>
+          <w:lang w:val="en-US"/>
+        </w:rPr>
+        <w:t xml:space="preserve"> von Data Leakage</w:t>
+      </w:r>
+    </w:p>
+    <w:p>
+      <w:pPr>
+        <w:numPr>
+          <w:ilvl w:val="0"/>
+          <w:numId w:val="28"/>
+        </w:numPr>
+      </w:pPr>
+      <w:r>
+        <w:t>Training auf N−1 Sessions, Test auf vollständig unbekannter Session</w:t>
+      </w:r>
+    </w:p>
+    <w:p/>
+    <w:p>
+      <w:pPr>
+        <w:pStyle w:val="berschrift1"/>
+      </w:pPr>
+      <w:r>
+        <w:t>Evaluation</w:t>
+      </w:r>
+    </w:p>
+    <w:p>
+      <w:r>
+        <w:t>Verwendete Metriken:</w:t>
+      </w:r>
+    </w:p>
+    <w:p>
+      <w:pPr>
+        <w:numPr>
+          <w:ilvl w:val="0"/>
+          <w:numId w:val="29"/>
+        </w:numPr>
+      </w:pPr>
+      <w:proofErr w:type="spellStart"/>
+      <w:r>
+        <w:t>Accuracy</w:t>
+      </w:r>
+      <w:proofErr w:type="spellEnd"/>
+      <w:r>
+        <w:t>, Precision, Recall, F1-Score</w:t>
+      </w:r>
+    </w:p>
+    <w:p>
+      <w:pPr>
+        <w:numPr>
+          <w:ilvl w:val="0"/>
+          <w:numId w:val="29"/>
+        </w:numPr>
+      </w:pPr>
+      <w:proofErr w:type="spellStart"/>
+      <w:proofErr w:type="gramStart"/>
+      <w:r>
+        <w:t>Cohen’s</w:t>
+      </w:r>
+      <w:proofErr w:type="spellEnd"/>
+      <w:proofErr w:type="gramEnd"/>
+      <w:r>
+        <w:t xml:space="preserve"> Kappa (robust gegenüber Klassenungleichgewicht)</w:t>
+      </w:r>
+    </w:p>
+    <w:p>
+      <w:pPr>
+        <w:numPr>
+          <w:ilvl w:val="0"/>
+          <w:numId w:val="29"/>
+        </w:numPr>
+      </w:pPr>
+      <w:r>
+        <w:t>Konfusionsmatrix</w:t>
+      </w:r>
+    </w:p>
+    <w:p>
       <w:r>
         <w:rPr>
           <w:b/>
           <w:bCs/>
         </w:rPr>
-        <w:t>Thresholds</w:t>
-      </w:r>
-      <w:proofErr w:type="spellEnd"/>
-      <w:r>
-        <w:t xml:space="preserve"> (vermeidet </w:t>
-      </w:r>
-      <w:proofErr w:type="spellStart"/>
-      <w:r>
-        <w:t>Circular</w:t>
-      </w:r>
-      <w:proofErr w:type="spellEnd"/>
-      <w:r>
-        <w:t xml:space="preserve"> </w:t>
-      </w:r>
-      <w:proofErr w:type="spellStart"/>
-      <w:r>
-        <w:t>Logic</w:t>
-      </w:r>
-      <w:proofErr w:type="spellEnd"/>
-      <w:r>
-        <w:t>)</w:t>
+        <w:t>Ergebnisse (typisch):</w:t>
       </w:r>
     </w:p>
     <w:p>
       <w:pPr>
         <w:numPr>
           <w:ilvl w:val="0"/>
-          <w:numId w:val="4"/>
+          <w:numId w:val="30"/>
         </w:numPr>
-        <w:jc w:val="both"/>
-      </w:pPr>
-      <w:r>
-        <w:t xml:space="preserve">Modellvergleich: </w:t>
-      </w:r>
+      </w:pPr>
       <w:proofErr w:type="spellStart"/>
       <w:r>
+        <w:t>LightGBM</w:t>
+      </w:r>
+      <w:proofErr w:type="spellEnd"/>
+      <w:r>
+        <w:t>: ~91</w:t>
+      </w:r>
+      <w:r>
+        <w:rPr>
+          <w:rFonts w:ascii="Arial" w:hAnsi="Arial" w:cs="Arial"/>
+        </w:rPr>
+        <w:t> </w:t>
+      </w:r>
+      <w:r>
+        <w:t xml:space="preserve">% </w:t>
+      </w:r>
+      <w:proofErr w:type="spellStart"/>
+      <w:r>
+        <w:t>Accuracy</w:t>
+      </w:r>
+      <w:proofErr w:type="spellEnd"/>
+      <w:r>
+        <w:t>, Kappa ~0.85</w:t>
+      </w:r>
+      <w:r>
+        <w:rPr>
+          <w:rFonts w:ascii="Aptos" w:hAnsi="Aptos" w:cs="Aptos"/>
+        </w:rPr>
+        <w:t>–</w:t>
+      </w:r>
+      <w:r>
+        <w:t>0.87</w:t>
+      </w:r>
+    </w:p>
+    <w:p>
+      <w:pPr>
+        <w:numPr>
+          <w:ilvl w:val="0"/>
+          <w:numId w:val="30"/>
+        </w:numPr>
+      </w:pPr>
+      <w:r>
+        <w:t>Random Forest: ~87</w:t>
+      </w:r>
+      <w:r>
+        <w:rPr>
+          <w:rFonts w:ascii="Arial" w:hAnsi="Arial" w:cs="Arial"/>
+        </w:rPr>
+        <w:t> </w:t>
+      </w:r>
+      <w:r>
+        <w:t xml:space="preserve">% </w:t>
+      </w:r>
+      <w:proofErr w:type="spellStart"/>
+      <w:r>
+        <w:t>Accuracy</w:t>
+      </w:r>
+      <w:proofErr w:type="spellEnd"/>
+    </w:p>
+    <w:p>
+      <w:pPr>
+        <w:numPr>
+          <w:ilvl w:val="0"/>
+          <w:numId w:val="30"/>
+        </w:numPr>
+      </w:pPr>
+      <w:proofErr w:type="spellStart"/>
+      <w:r>
+        <w:t>LightGBM</w:t>
+      </w:r>
+      <w:proofErr w:type="spellEnd"/>
+      <w:r>
+        <w:t xml:space="preserve"> zeigt höhere Stabilität und bessere Trennung kritischer Klassen</w:t>
+      </w:r>
+    </w:p>
+    <w:p/>
+    <w:p>
+      <w:pPr>
         <w:rPr>
           <w:b/>
           <w:bCs/>
         </w:rPr>
-        <w:t>LightGBM</w:t>
-      </w:r>
-      <w:proofErr w:type="spellEnd"/>
+      </w:pPr>
       <w:r>
         <w:rPr>
           <w:b/>
           <w:bCs/>
         </w:rPr>
-        <w:t xml:space="preserve"> vs. Random Forest</w:t>
+        <w:br w:type="page"/>
+      </w:r>
+    </w:p>
+    <w:p>
+      <w:pPr>
+        <w:rPr>
+          <w:b/>
+          <w:bCs/>
+        </w:rPr>
+      </w:pPr>
+      <w:r>
+        <w:rPr>
+          <w:b/>
+          <w:bCs/>
+        </w:rPr>
+        <w:lastRenderedPageBreak/>
+        <w:t>10. Schlussfolgerung</w:t>
+      </w:r>
+    </w:p>
+    <w:p>
+      <w:r>
+        <w:t xml:space="preserve">Die entwickelte Pipeline zeigt, dass auch ohne manuelle Labels eine valide Fahrerzustandsklassifikation möglich ist. Durch absolute </w:t>
+      </w:r>
+      <w:proofErr w:type="spellStart"/>
+      <w:r>
+        <w:t>Thresholds</w:t>
+      </w:r>
+      <w:proofErr w:type="spellEnd"/>
+      <w:r>
+        <w:t xml:space="preserve">, robustes Feature Engineering und </w:t>
+      </w:r>
+      <w:proofErr w:type="spellStart"/>
+      <w:r>
+        <w:t>sessionbasierte</w:t>
+      </w:r>
+      <w:proofErr w:type="spellEnd"/>
+      <w:r>
+        <w:t xml:space="preserve"> Validierung wird </w:t>
+      </w:r>
+      <w:proofErr w:type="spellStart"/>
+      <w:r>
+        <w:t>Circular</w:t>
+      </w:r>
+      <w:proofErr w:type="spellEnd"/>
+      <w:r>
+        <w:t xml:space="preserve"> </w:t>
+      </w:r>
+      <w:proofErr w:type="spellStart"/>
+      <w:r>
+        <w:t>Logic</w:t>
+      </w:r>
+      <w:proofErr w:type="spellEnd"/>
+      <w:r>
+        <w:t xml:space="preserve"> vermieden. </w:t>
+      </w:r>
+      <w:proofErr w:type="spellStart"/>
+      <w:r>
+        <w:t>LightGBM</w:t>
+      </w:r>
+      <w:proofErr w:type="spellEnd"/>
+      <w:r>
+        <w:t xml:space="preserve"> erweist sich als leistungsfähiges und skalierbares Modell für multimodale Fahrdaten.</w:t>
+      </w:r>
+    </w:p>
+    <w:p/>
+    <w:p>
+      <w:pPr>
+        <w:rPr>
+          <w:b/>
+          <w:bCs/>
+        </w:rPr>
+      </w:pPr>
+      <w:r>
+        <w:rPr>
+          <w:b/>
+          <w:bCs/>
+        </w:rPr>
+        <w:t>11. Ausblick</w:t>
       </w:r>
     </w:p>
     <w:p>
       <w:pPr>
         <w:numPr>
           <w:ilvl w:val="0"/>
-          <w:numId w:val="4"/>
+          <w:numId w:val="31"/>
         </w:numPr>
-        <w:jc w:val="both"/>
-      </w:pPr>
-      <w:r>
-        <w:t xml:space="preserve">Erreichung von </w:t>
-      </w:r>
-      <w:r>
+      </w:pPr>
+      <w:r>
+        <w:t>Zeitliche Modelle (LSTM/Transformer)</w:t>
+      </w:r>
+    </w:p>
+    <w:p>
+      <w:pPr>
+        <w:numPr>
+          <w:ilvl w:val="0"/>
+          <w:numId w:val="31"/>
+        </w:numPr>
+        <w:rPr>
+          <w:lang w:val="en-US"/>
+        </w:rPr>
+      </w:pPr>
+      <w:r>
+        <w:rPr>
+          <w:lang w:val="en-US"/>
+        </w:rPr>
+        <w:t>Multi-Task-Learning (Attention, Drowsiness, Aggression)</w:t>
+      </w:r>
+    </w:p>
+    <w:p>
+      <w:pPr>
+        <w:numPr>
+          <w:ilvl w:val="0"/>
+          <w:numId w:val="31"/>
+        </w:numPr>
+      </w:pPr>
+      <w:proofErr w:type="spellStart"/>
+      <w:r>
+        <w:t>Explainability</w:t>
+      </w:r>
+      <w:proofErr w:type="spellEnd"/>
+      <w:r>
+        <w:t xml:space="preserve"> via SHAP</w:t>
+      </w:r>
+    </w:p>
+    <w:p>
+      <w:pPr>
+        <w:numPr>
+          <w:ilvl w:val="0"/>
+          <w:numId w:val="31"/>
+        </w:numPr>
+      </w:pPr>
+      <w:r>
+        <w:t>Echtzeit-</w:t>
+      </w:r>
+      <w:proofErr w:type="spellStart"/>
+      <w:r>
+        <w:t>Deployment</w:t>
+      </w:r>
+      <w:proofErr w:type="spellEnd"/>
+      <w:r>
+        <w:t xml:space="preserve"> auf Fahrzeug-ECUs</w:t>
+      </w:r>
+    </w:p>
+    <w:p/>
+    <w:p>
+      <w:pPr>
         <w:rPr>
           <w:b/>
           <w:bCs/>
         </w:rPr>
-        <w:t>&gt;90</w:t>
-      </w:r>
-      <w:r>
-        <w:rPr>
-          <w:rFonts w:ascii="Arial" w:hAnsi="Arial" w:cs="Arial"/>
+      </w:pPr>
+      <w:r>
+        <w:rPr>
           <w:b/>
           <w:bCs/>
         </w:rPr>
-        <w:t> </w:t>
-      </w:r>
-      <w:r>
-        <w:rPr>
-          <w:b/>
-          <w:bCs/>
-        </w:rPr>
-        <w:t xml:space="preserve">% </w:t>
-      </w:r>
-      <w:proofErr w:type="spellStart"/>
-      <w:r>
-        <w:rPr>
-          <w:b/>
-          <w:bCs/>
-        </w:rPr>
-        <w:t>Accuracy</w:t>
-      </w:r>
-      <w:proofErr w:type="spellEnd"/>
-      <w:r>
-        <w:t xml:space="preserve"> mit stabiler Generalisierung</w:t>
-      </w:r>
-    </w:p>
-    <w:p>
-      <w:pPr>
-        <w:jc w:val="both"/>
-      </w:pPr>
-    </w:p>
-    <w:p>
-      <w:pPr>
-        <w:pStyle w:val="berschrift1"/>
-      </w:pPr>
-      <w:r>
-        <w:t>Datenerfassung und Verarbeitung</w:t>
-      </w:r>
-    </w:p>
-    <w:p>
-      <w:pPr>
-        <w:jc w:val="both"/>
-        <w:rPr>
-          <w:b/>
-          <w:bCs/>
-        </w:rPr>
-      </w:pPr>
-      <w:r>
-        <w:rPr>
-          <w:b/>
-          <w:bCs/>
-        </w:rPr>
-        <w:t>Sensor-Parameter Spezifikation</w:t>
-      </w:r>
-    </w:p>
-    <w:p>
-      <w:pPr>
-        <w:pStyle w:val="berschrift2"/>
-      </w:pPr>
-      <w:r>
-        <w:t>Fahrzeugdaten (Vehicle Dynamics)</w:t>
-      </w:r>
-    </w:p>
-    <w:tbl>
-      <w:tblPr>
-        <w:tblW w:w="0" w:type="auto"/>
-        <w:tblCellSpacing w:w="15" w:type="dxa"/>
-        <w:tblCellMar>
-          <w:top w:w="15" w:type="dxa"/>
-          <w:left w:w="15" w:type="dxa"/>
-          <w:bottom w:w="15" w:type="dxa"/>
-          <w:right w:w="15" w:type="dxa"/>
-        </w:tblCellMar>
-        <w:tblLook w:val="04A0" w:firstRow="1" w:lastRow="0" w:firstColumn="1" w:lastColumn="0" w:noHBand="0" w:noVBand="1"/>
-      </w:tblPr>
-      <w:tblGrid>
-        <w:gridCol w:w="3679"/>
-        <w:gridCol w:w="824"/>
-        <w:gridCol w:w="3659"/>
-      </w:tblGrid>
-      <w:tr>
-        <w:trPr>
-          <w:tblHeader/>
-          <w:tblCellSpacing w:w="15" w:type="dxa"/>
-        </w:trPr>
-        <w:tc>
-          <w:tcPr>
-            <w:tcW w:w="0" w:type="auto"/>
-            <w:vAlign w:val="center"/>
-            <w:hideMark/>
-          </w:tcPr>
-          <w:p>
-            <w:pPr>
-              <w:jc w:val="both"/>
-              <w:rPr>
-                <w:b/>
-                <w:bCs/>
-              </w:rPr>
-            </w:pPr>
-            <w:r>
-              <w:rPr>
-                <w:b/>
-                <w:bCs/>
-              </w:rPr>
-              <w:t>Parameter</w:t>
-            </w:r>
-          </w:p>
-        </w:tc>
-        <w:tc>
-          <w:tcPr>
-            <w:tcW w:w="0" w:type="auto"/>
-            <w:vAlign w:val="center"/>
-            <w:hideMark/>
-          </w:tcPr>
-          <w:p>
-            <w:pPr>
-              <w:jc w:val="both"/>
-              <w:rPr>
-                <w:b/>
-                <w:bCs/>
-              </w:rPr>
-            </w:pPr>
-            <w:r>
-              <w:rPr>
-                <w:b/>
-                <w:bCs/>
-              </w:rPr>
-              <w:t>Einheit</w:t>
-            </w:r>
-          </w:p>
-        </w:tc>
-        <w:tc>
-          <w:tcPr>
-            <w:tcW w:w="0" w:type="auto"/>
-            <w:vAlign w:val="center"/>
-            <w:hideMark/>
-          </w:tcPr>
-          <w:p>
-            <w:pPr>
-              <w:jc w:val="both"/>
-              <w:rPr>
-                <w:b/>
-                <w:bCs/>
-              </w:rPr>
-            </w:pPr>
-            <w:r>
-              <w:rPr>
-                <w:b/>
-                <w:bCs/>
-              </w:rPr>
-              <w:t>Bedeutung</w:t>
-            </w:r>
-          </w:p>
-        </w:tc>
-      </w:tr>
-      <w:tr>
-        <w:trPr>
-          <w:tblCellSpacing w:w="15" w:type="dxa"/>
-        </w:trPr>
-        <w:tc>
-          <w:tcPr>
-            <w:tcW w:w="0" w:type="auto"/>
-            <w:vAlign w:val="center"/>
-            <w:hideMark/>
-          </w:tcPr>
-          <w:p>
-            <w:pPr>
-              <w:jc w:val="both"/>
-            </w:pPr>
-            <w:proofErr w:type="spellStart"/>
-            <w:r>
-              <w:t>oveBodyVelocityX</w:t>
-            </w:r>
-            <w:proofErr w:type="spellEnd"/>
-            <w:r>
-              <w:t>/Y</w:t>
-            </w:r>
-          </w:p>
-        </w:tc>
-        <w:tc>
-          <w:tcPr>
-            <w:tcW w:w="0" w:type="auto"/>
-            <w:vAlign w:val="center"/>
-            <w:hideMark/>
-          </w:tcPr>
-          <w:p>
-            <w:pPr>
-              <w:jc w:val="both"/>
-            </w:pPr>
-            <w:r>
-              <w:t>m/s</w:t>
-            </w:r>
-          </w:p>
-        </w:tc>
-        <w:tc>
-          <w:tcPr>
-            <w:tcW w:w="0" w:type="auto"/>
-            <w:vAlign w:val="center"/>
-            <w:hideMark/>
-          </w:tcPr>
-          <w:p>
-            <w:pPr>
-              <w:jc w:val="both"/>
-            </w:pPr>
-            <w:r>
-              <w:t>Geschwindigkeit</w:t>
-            </w:r>
-          </w:p>
-        </w:tc>
-      </w:tr>
-      <w:tr>
-        <w:trPr>
-          <w:tblCellSpacing w:w="15" w:type="dxa"/>
-        </w:trPr>
-        <w:tc>
-          <w:tcPr>
-            <w:tcW w:w="0" w:type="auto"/>
-            <w:vAlign w:val="center"/>
-            <w:hideMark/>
-          </w:tcPr>
-          <w:p>
-            <w:pPr>
-              <w:jc w:val="both"/>
-            </w:pPr>
-            <w:proofErr w:type="spellStart"/>
-            <w:r>
-              <w:t>oveBodyAccelerationLongitudinalX</w:t>
-            </w:r>
-            <w:proofErr w:type="spellEnd"/>
-          </w:p>
-        </w:tc>
-        <w:tc>
-          <w:tcPr>
-            <w:tcW w:w="0" w:type="auto"/>
-            <w:vAlign w:val="center"/>
-            <w:hideMark/>
-          </w:tcPr>
-          <w:p>
-            <w:pPr>
-              <w:jc w:val="both"/>
-            </w:pPr>
-            <w:r>
-              <w:t>m/s²</w:t>
-            </w:r>
-          </w:p>
-        </w:tc>
-        <w:tc>
-          <w:tcPr>
-            <w:tcW w:w="0" w:type="auto"/>
-            <w:vAlign w:val="center"/>
-            <w:hideMark/>
-          </w:tcPr>
-          <w:p>
-            <w:pPr>
-              <w:jc w:val="both"/>
-            </w:pPr>
-            <w:r>
-              <w:t>Längsbeschleunigung</w:t>
-            </w:r>
-          </w:p>
-        </w:tc>
-      </w:tr>
-      <w:tr>
-        <w:trPr>
-          <w:tblCellSpacing w:w="15" w:type="dxa"/>
-        </w:trPr>
-        <w:tc>
-          <w:tcPr>
-            <w:tcW w:w="0" w:type="auto"/>
-            <w:vAlign w:val="center"/>
-            <w:hideMark/>
-          </w:tcPr>
-          <w:p>
-            <w:pPr>
-              <w:jc w:val="both"/>
-            </w:pPr>
-            <w:proofErr w:type="spellStart"/>
-            <w:r>
-              <w:t>oveBodyAccelerationLateralY</w:t>
-            </w:r>
-            <w:proofErr w:type="spellEnd"/>
-          </w:p>
-        </w:tc>
-        <w:tc>
-          <w:tcPr>
-            <w:tcW w:w="0" w:type="auto"/>
-            <w:vAlign w:val="center"/>
-            <w:hideMark/>
-          </w:tcPr>
-          <w:p>
-            <w:pPr>
-              <w:jc w:val="both"/>
-            </w:pPr>
-            <w:r>
-              <w:t>m/s²</w:t>
-            </w:r>
-          </w:p>
-        </w:tc>
-        <w:tc>
-          <w:tcPr>
-            <w:tcW w:w="0" w:type="auto"/>
-            <w:vAlign w:val="center"/>
-            <w:hideMark/>
-          </w:tcPr>
-          <w:p>
-            <w:pPr>
-              <w:jc w:val="both"/>
-            </w:pPr>
-            <w:r>
-              <w:t>Querbeschleunigung</w:t>
-            </w:r>
-          </w:p>
-        </w:tc>
-      </w:tr>
-      <w:tr>
-        <w:trPr>
-          <w:tblCellSpacing w:w="15" w:type="dxa"/>
-        </w:trPr>
-        <w:tc>
-          <w:tcPr>
-            <w:tcW w:w="0" w:type="auto"/>
-            <w:vAlign w:val="center"/>
-            <w:hideMark/>
-          </w:tcPr>
-          <w:p>
-            <w:pPr>
-              <w:jc w:val="both"/>
-            </w:pPr>
-            <w:proofErr w:type="spellStart"/>
-            <w:r>
-              <w:t>oveBodyJerkLongitudinalX</w:t>
-            </w:r>
-            <w:proofErr w:type="spellEnd"/>
-            <w:r>
-              <w:t>/Y</w:t>
-            </w:r>
-          </w:p>
-        </w:tc>
-        <w:tc>
-          <w:tcPr>
-            <w:tcW w:w="0" w:type="auto"/>
-            <w:vAlign w:val="center"/>
-            <w:hideMark/>
-          </w:tcPr>
-          <w:p>
-            <w:pPr>
-              <w:jc w:val="both"/>
-            </w:pPr>
-            <w:r>
-              <w:t>m/s³</w:t>
-            </w:r>
-          </w:p>
-        </w:tc>
-        <w:tc>
-          <w:tcPr>
-            <w:tcW w:w="0" w:type="auto"/>
-            <w:vAlign w:val="center"/>
-            <w:hideMark/>
-          </w:tcPr>
-          <w:p>
-            <w:pPr>
-              <w:jc w:val="both"/>
-            </w:pPr>
-            <w:r>
-              <w:t>Abrupte Beschleunigung (Ruck)</w:t>
-            </w:r>
-          </w:p>
-        </w:tc>
-      </w:tr>
-      <w:tr>
-        <w:trPr>
-          <w:tblCellSpacing w:w="15" w:type="dxa"/>
-        </w:trPr>
-        <w:tc>
-          <w:tcPr>
-            <w:tcW w:w="0" w:type="auto"/>
-            <w:vAlign w:val="center"/>
-            <w:hideMark/>
-          </w:tcPr>
-          <w:p>
-            <w:pPr>
-              <w:jc w:val="both"/>
-            </w:pPr>
-            <w:proofErr w:type="spellStart"/>
-            <w:r>
-              <w:t>steeringWheelAngle</w:t>
-            </w:r>
-            <w:proofErr w:type="spellEnd"/>
-          </w:p>
-        </w:tc>
-        <w:tc>
-          <w:tcPr>
-            <w:tcW w:w="0" w:type="auto"/>
-            <w:vAlign w:val="center"/>
-            <w:hideMark/>
-          </w:tcPr>
-          <w:p>
-            <w:pPr>
-              <w:jc w:val="both"/>
-            </w:pPr>
-            <w:r>
-              <w:t>°</w:t>
-            </w:r>
-          </w:p>
-        </w:tc>
-        <w:tc>
-          <w:tcPr>
-            <w:tcW w:w="0" w:type="auto"/>
-            <w:vAlign w:val="center"/>
-            <w:hideMark/>
-          </w:tcPr>
-          <w:p>
-            <w:pPr>
-              <w:jc w:val="both"/>
-            </w:pPr>
-            <w:r>
-              <w:t>Lenkradwinkel</w:t>
-            </w:r>
-          </w:p>
-        </w:tc>
-      </w:tr>
-      <w:tr>
-        <w:trPr>
-          <w:tblCellSpacing w:w="15" w:type="dxa"/>
-        </w:trPr>
-        <w:tc>
-          <w:tcPr>
-            <w:tcW w:w="0" w:type="auto"/>
-            <w:vAlign w:val="center"/>
-            <w:hideMark/>
-          </w:tcPr>
-          <w:p>
-            <w:pPr>
-              <w:jc w:val="both"/>
-            </w:pPr>
-            <w:proofErr w:type="spellStart"/>
-            <w:r>
-              <w:t>oveYawVelocity</w:t>
-            </w:r>
-            <w:proofErr w:type="spellEnd"/>
-          </w:p>
-        </w:tc>
-        <w:tc>
-          <w:tcPr>
-            <w:tcW w:w="0" w:type="auto"/>
-            <w:vAlign w:val="center"/>
-            <w:hideMark/>
-          </w:tcPr>
-          <w:p>
-            <w:pPr>
-              <w:jc w:val="both"/>
-            </w:pPr>
-            <w:r>
-              <w:t>°/s</w:t>
-            </w:r>
-          </w:p>
-        </w:tc>
-        <w:tc>
-          <w:tcPr>
-            <w:tcW w:w="0" w:type="auto"/>
-            <w:vAlign w:val="center"/>
-            <w:hideMark/>
-          </w:tcPr>
-          <w:p>
-            <w:pPr>
-              <w:jc w:val="both"/>
-            </w:pPr>
-            <w:proofErr w:type="spellStart"/>
-            <w:r>
-              <w:t>Gierrate</w:t>
-            </w:r>
-            <w:proofErr w:type="spellEnd"/>
-          </w:p>
-        </w:tc>
-      </w:tr>
-      <w:tr>
-        <w:trPr>
-          <w:tblCellSpacing w:w="15" w:type="dxa"/>
-        </w:trPr>
-        <w:tc>
-          <w:tcPr>
-            <w:tcW w:w="0" w:type="auto"/>
-            <w:vAlign w:val="center"/>
-            <w:hideMark/>
-          </w:tcPr>
-          <w:p>
-            <w:pPr>
-              <w:jc w:val="both"/>
-            </w:pPr>
-            <w:proofErr w:type="spellStart"/>
-            <w:r>
-              <w:t>aheadTHW</w:t>
-            </w:r>
-            <w:proofErr w:type="spellEnd"/>
-          </w:p>
-        </w:tc>
-        <w:tc>
-          <w:tcPr>
-            <w:tcW w:w="0" w:type="auto"/>
-            <w:vAlign w:val="center"/>
-            <w:hideMark/>
-          </w:tcPr>
-          <w:p>
-            <w:pPr>
-              <w:jc w:val="both"/>
-            </w:pPr>
-            <w:r>
-              <w:t>s</w:t>
-            </w:r>
-          </w:p>
-        </w:tc>
-        <w:tc>
-          <w:tcPr>
-            <w:tcW w:w="0" w:type="auto"/>
-            <w:vAlign w:val="center"/>
-            <w:hideMark/>
-          </w:tcPr>
-          <w:p>
-            <w:pPr>
-              <w:jc w:val="both"/>
-            </w:pPr>
-            <w:r>
-              <w:t xml:space="preserve">Abstand voraus (Time </w:t>
-            </w:r>
-            <w:proofErr w:type="spellStart"/>
-            <w:r>
-              <w:t>To</w:t>
-            </w:r>
-            <w:proofErr w:type="spellEnd"/>
-            <w:r>
-              <w:t xml:space="preserve"> </w:t>
-            </w:r>
-            <w:proofErr w:type="spellStart"/>
-            <w:r>
-              <w:t>Headway</w:t>
-            </w:r>
-            <w:proofErr w:type="spellEnd"/>
-            <w:r>
-              <w:t>)</w:t>
-            </w:r>
-          </w:p>
-        </w:tc>
-      </w:tr>
-      <w:tr>
-        <w:trPr>
-          <w:tblCellSpacing w:w="15" w:type="dxa"/>
-        </w:trPr>
-        <w:tc>
-          <w:tcPr>
-            <w:tcW w:w="0" w:type="auto"/>
-            <w:vAlign w:val="center"/>
-            <w:hideMark/>
-          </w:tcPr>
-          <w:p>
-            <w:pPr>
-              <w:jc w:val="both"/>
-            </w:pPr>
-            <w:proofErr w:type="spellStart"/>
-            <w:r>
-              <w:t>ovePositionLateralR</w:t>
-            </w:r>
-            <w:proofErr w:type="spellEnd"/>
-          </w:p>
-        </w:tc>
-        <w:tc>
-          <w:tcPr>
-            <w:tcW w:w="0" w:type="auto"/>
-            <w:vAlign w:val="center"/>
-            <w:hideMark/>
-          </w:tcPr>
-          <w:p>
-            <w:pPr>
-              <w:jc w:val="both"/>
-            </w:pPr>
-            <w:r>
-              <w:t>m</w:t>
-            </w:r>
-          </w:p>
-        </w:tc>
-        <w:tc>
-          <w:tcPr>
-            <w:tcW w:w="0" w:type="auto"/>
-            <w:vAlign w:val="center"/>
-            <w:hideMark/>
-          </w:tcPr>
-          <w:p>
-            <w:pPr>
-              <w:jc w:val="both"/>
-            </w:pPr>
-            <w:r>
-              <w:t>Spurabweichung</w:t>
-            </w:r>
-          </w:p>
-        </w:tc>
-      </w:tr>
-      <w:tr>
-        <w:trPr>
-          <w:tblCellSpacing w:w="15" w:type="dxa"/>
-        </w:trPr>
-        <w:tc>
-          <w:tcPr>
-            <w:tcW w:w="0" w:type="auto"/>
-            <w:vAlign w:val="center"/>
-            <w:hideMark/>
-          </w:tcPr>
-          <w:p>
-            <w:pPr>
-              <w:jc w:val="both"/>
-            </w:pPr>
-            <w:proofErr w:type="spellStart"/>
-            <w:r>
-              <w:t>throttle</w:t>
-            </w:r>
-            <w:proofErr w:type="spellEnd"/>
-          </w:p>
-        </w:tc>
-        <w:tc>
-          <w:tcPr>
-            <w:tcW w:w="0" w:type="auto"/>
-            <w:vAlign w:val="center"/>
-            <w:hideMark/>
-          </w:tcPr>
-          <w:p>
-            <w:pPr>
-              <w:jc w:val="both"/>
-            </w:pPr>
-            <w:r>
-              <w:t>0–1</w:t>
-            </w:r>
-          </w:p>
-        </w:tc>
-        <w:tc>
-          <w:tcPr>
-            <w:tcW w:w="0" w:type="auto"/>
-            <w:vAlign w:val="center"/>
-            <w:hideMark/>
-          </w:tcPr>
-          <w:p>
-            <w:pPr>
-              <w:jc w:val="both"/>
-            </w:pPr>
-            <w:r>
-              <w:t>Gaspedalposition</w:t>
-            </w:r>
-          </w:p>
-        </w:tc>
-      </w:tr>
-      <w:tr>
-        <w:trPr>
-          <w:tblCellSpacing w:w="15" w:type="dxa"/>
-        </w:trPr>
-        <w:tc>
-          <w:tcPr>
-            <w:tcW w:w="0" w:type="auto"/>
-            <w:vAlign w:val="center"/>
-            <w:hideMark/>
-          </w:tcPr>
-          <w:p>
-            <w:pPr>
-              <w:jc w:val="both"/>
-            </w:pPr>
-            <w:proofErr w:type="spellStart"/>
-            <w:r>
-              <w:t>brakePedalActive</w:t>
-            </w:r>
-            <w:proofErr w:type="spellEnd"/>
-          </w:p>
-        </w:tc>
-        <w:tc>
-          <w:tcPr>
-            <w:tcW w:w="0" w:type="auto"/>
-            <w:vAlign w:val="center"/>
-            <w:hideMark/>
-          </w:tcPr>
-          <w:p>
-            <w:pPr>
-              <w:jc w:val="both"/>
-            </w:pPr>
-            <w:proofErr w:type="spellStart"/>
-            <w:r>
-              <w:t>bool</w:t>
-            </w:r>
-            <w:proofErr w:type="spellEnd"/>
-          </w:p>
-        </w:tc>
-        <w:tc>
-          <w:tcPr>
-            <w:tcW w:w="0" w:type="auto"/>
-            <w:vAlign w:val="center"/>
-            <w:hideMark/>
-          </w:tcPr>
-          <w:p>
-            <w:pPr>
-              <w:jc w:val="both"/>
-            </w:pPr>
-            <w:r>
-              <w:t>Bremse aktiv</w:t>
-            </w:r>
-          </w:p>
-        </w:tc>
-      </w:tr>
-    </w:tbl>
-    <w:p>
-      <w:pPr>
-        <w:jc w:val="both"/>
-      </w:pPr>
-      <w:r>
-        <w:rPr>
-          <w:b/>
-          <w:bCs/>
-        </w:rPr>
-        <w:t xml:space="preserve">Aggressive </w:t>
-      </w:r>
-      <w:proofErr w:type="spellStart"/>
-      <w:r>
-        <w:rPr>
-          <w:b/>
-          <w:bCs/>
-        </w:rPr>
-        <w:t>Driving</w:t>
-      </w:r>
-      <w:proofErr w:type="spellEnd"/>
-      <w:r>
-        <w:rPr>
-          <w:b/>
-          <w:bCs/>
-        </w:rPr>
-        <w:t xml:space="preserve"> Indikatoren:</w:t>
-      </w:r>
-      <w:r>
-        <w:t xml:space="preserve"> Hohe Beschleunigung/Ruck, niedriger </w:t>
-      </w:r>
-      <w:proofErr w:type="spellStart"/>
-      <w:r>
-        <w:t>Headway</w:t>
-      </w:r>
-      <w:proofErr w:type="spellEnd"/>
-      <w:r>
-        <w:t>, aggressive Lenkbewegungen</w:t>
-      </w:r>
-    </w:p>
-    <w:p>
-      <w:pPr>
-        <w:jc w:val="both"/>
-      </w:pPr>
-    </w:p>
-    <w:p>
-      <w:pPr>
-        <w:jc w:val="both"/>
-      </w:pPr>
-    </w:p>
-    <w:p>
-      <w:pPr>
-        <w:jc w:val="both"/>
-      </w:pPr>
-    </w:p>
-    <w:p>
-      <w:pPr>
-        <w:pStyle w:val="berschrift2"/>
-      </w:pPr>
-      <w:r>
-        <w:lastRenderedPageBreak/>
-        <w:t>Fahreraufmerksamkeitsdaten (Eye Tracking)</w:t>
-      </w:r>
-    </w:p>
-    <w:tbl>
-      <w:tblPr>
-        <w:tblW w:w="0" w:type="auto"/>
-        <w:tblCellSpacing w:w="15" w:type="dxa"/>
-        <w:tblCellMar>
-          <w:top w:w="15" w:type="dxa"/>
-          <w:left w:w="15" w:type="dxa"/>
-          <w:bottom w:w="15" w:type="dxa"/>
-          <w:right w:w="15" w:type="dxa"/>
-        </w:tblCellMar>
-        <w:tblLook w:val="04A0" w:firstRow="1" w:lastRow="0" w:firstColumn="1" w:lastColumn="0" w:noHBand="0" w:noVBand="1"/>
-      </w:tblPr>
-      <w:tblGrid>
-        <w:gridCol w:w="3887"/>
-        <w:gridCol w:w="824"/>
-        <w:gridCol w:w="3353"/>
-      </w:tblGrid>
-      <w:tr>
-        <w:trPr>
-          <w:tblHeader/>
-          <w:tblCellSpacing w:w="15" w:type="dxa"/>
-        </w:trPr>
-        <w:tc>
-          <w:tcPr>
-            <w:tcW w:w="0" w:type="auto"/>
-            <w:vAlign w:val="center"/>
-            <w:hideMark/>
-          </w:tcPr>
-          <w:p>
-            <w:pPr>
-              <w:jc w:val="both"/>
-              <w:rPr>
-                <w:b/>
-                <w:bCs/>
-              </w:rPr>
-            </w:pPr>
-            <w:r>
-              <w:rPr>
-                <w:b/>
-                <w:bCs/>
-              </w:rPr>
-              <w:t>Parameter</w:t>
-            </w:r>
-          </w:p>
-        </w:tc>
-        <w:tc>
-          <w:tcPr>
-            <w:tcW w:w="0" w:type="auto"/>
-            <w:vAlign w:val="center"/>
-            <w:hideMark/>
-          </w:tcPr>
-          <w:p>
-            <w:pPr>
-              <w:jc w:val="both"/>
-              <w:rPr>
-                <w:b/>
-                <w:bCs/>
-              </w:rPr>
-            </w:pPr>
-            <w:r>
-              <w:rPr>
-                <w:b/>
-                <w:bCs/>
-              </w:rPr>
-              <w:t>Einheit</w:t>
-            </w:r>
-          </w:p>
-        </w:tc>
-        <w:tc>
-          <w:tcPr>
-            <w:tcW w:w="0" w:type="auto"/>
-            <w:vAlign w:val="center"/>
-            <w:hideMark/>
-          </w:tcPr>
-          <w:p>
-            <w:pPr>
-              <w:jc w:val="both"/>
-              <w:rPr>
-                <w:b/>
-                <w:bCs/>
-              </w:rPr>
-            </w:pPr>
-            <w:r>
-              <w:rPr>
-                <w:b/>
-                <w:bCs/>
-              </w:rPr>
-              <w:t>Bedeutung</w:t>
-            </w:r>
-          </w:p>
-        </w:tc>
-      </w:tr>
-      <w:tr>
-        <w:trPr>
-          <w:tblCellSpacing w:w="15" w:type="dxa"/>
-        </w:trPr>
-        <w:tc>
-          <w:tcPr>
-            <w:tcW w:w="0" w:type="auto"/>
-            <w:vAlign w:val="center"/>
-            <w:hideMark/>
-          </w:tcPr>
-          <w:p>
-            <w:pPr>
-              <w:jc w:val="both"/>
-            </w:pPr>
-            <w:proofErr w:type="spellStart"/>
-            <w:r>
-              <w:t>openxrGazeHeading</w:t>
-            </w:r>
-            <w:proofErr w:type="spellEnd"/>
-            <w:r>
-              <w:t>/Pitch</w:t>
-            </w:r>
-          </w:p>
-        </w:tc>
-        <w:tc>
-          <w:tcPr>
-            <w:tcW w:w="0" w:type="auto"/>
-            <w:vAlign w:val="center"/>
-            <w:hideMark/>
-          </w:tcPr>
-          <w:p>
-            <w:pPr>
-              <w:jc w:val="both"/>
-            </w:pPr>
-            <w:r>
-              <w:t>°</w:t>
-            </w:r>
-          </w:p>
-        </w:tc>
-        <w:tc>
-          <w:tcPr>
-            <w:tcW w:w="0" w:type="auto"/>
-            <w:vAlign w:val="center"/>
-            <w:hideMark/>
-          </w:tcPr>
-          <w:p>
-            <w:pPr>
-              <w:jc w:val="both"/>
-            </w:pPr>
-            <w:r>
-              <w:t>Blickrichtung horizontal/vertikal</w:t>
-            </w:r>
-          </w:p>
-        </w:tc>
-      </w:tr>
-      <w:tr>
-        <w:trPr>
-          <w:tblCellSpacing w:w="15" w:type="dxa"/>
-        </w:trPr>
-        <w:tc>
-          <w:tcPr>
-            <w:tcW w:w="0" w:type="auto"/>
-            <w:vAlign w:val="center"/>
-            <w:hideMark/>
-          </w:tcPr>
-          <w:p>
-            <w:pPr>
-              <w:jc w:val="both"/>
-            </w:pPr>
-            <w:proofErr w:type="spellStart"/>
-            <w:r>
-              <w:t>varjoEyelidOpening</w:t>
-            </w:r>
-            <w:proofErr w:type="spellEnd"/>
-          </w:p>
-        </w:tc>
-        <w:tc>
-          <w:tcPr>
-            <w:tcW w:w="0" w:type="auto"/>
-            <w:vAlign w:val="center"/>
-            <w:hideMark/>
-          </w:tcPr>
-          <w:p>
-            <w:pPr>
-              <w:jc w:val="both"/>
-            </w:pPr>
-            <w:r>
-              <w:t>0–1</w:t>
-            </w:r>
-          </w:p>
-        </w:tc>
-        <w:tc>
-          <w:tcPr>
-            <w:tcW w:w="0" w:type="auto"/>
-            <w:vAlign w:val="center"/>
-            <w:hideMark/>
-          </w:tcPr>
-          <w:p>
-            <w:pPr>
-              <w:jc w:val="both"/>
-            </w:pPr>
-            <w:proofErr w:type="spellStart"/>
-            <w:r>
-              <w:t>Augenlidentöffnung</w:t>
-            </w:r>
-            <w:proofErr w:type="spellEnd"/>
-          </w:p>
-        </w:tc>
-      </w:tr>
-      <w:tr>
-        <w:trPr>
-          <w:tblCellSpacing w:w="15" w:type="dxa"/>
-        </w:trPr>
-        <w:tc>
-          <w:tcPr>
-            <w:tcW w:w="0" w:type="auto"/>
-            <w:vAlign w:val="center"/>
-            <w:hideMark/>
-          </w:tcPr>
-          <w:p>
-            <w:pPr>
-              <w:jc w:val="both"/>
-            </w:pPr>
-            <w:proofErr w:type="spellStart"/>
-            <w:r>
-              <w:t>arrowsCorrect</w:t>
-            </w:r>
-            <w:proofErr w:type="spellEnd"/>
-            <w:r>
-              <w:t>/</w:t>
-            </w:r>
-            <w:proofErr w:type="spellStart"/>
-            <w:r>
-              <w:t>Wrong</w:t>
-            </w:r>
-            <w:proofErr w:type="spellEnd"/>
-            <w:r>
-              <w:t>/</w:t>
-            </w:r>
-            <w:proofErr w:type="spellStart"/>
-            <w:r>
-              <w:t>TimeoutCount</w:t>
-            </w:r>
-            <w:proofErr w:type="spellEnd"/>
-          </w:p>
-        </w:tc>
-        <w:tc>
-          <w:tcPr>
-            <w:tcW w:w="0" w:type="auto"/>
-            <w:vAlign w:val="center"/>
-            <w:hideMark/>
-          </w:tcPr>
-          <w:p>
-            <w:pPr>
-              <w:jc w:val="both"/>
-            </w:pPr>
-            <w:r>
-              <w:t>Count</w:t>
-            </w:r>
-          </w:p>
-        </w:tc>
-        <w:tc>
-          <w:tcPr>
-            <w:tcW w:w="0" w:type="auto"/>
-            <w:vAlign w:val="center"/>
-            <w:hideMark/>
-          </w:tcPr>
-          <w:p>
-            <w:pPr>
-              <w:jc w:val="both"/>
-            </w:pPr>
-            <w:r>
-              <w:t>NDRT-Task Performance</w:t>
-            </w:r>
-          </w:p>
-        </w:tc>
-      </w:tr>
-    </w:tbl>
-    <w:p>
-      <w:pPr>
-        <w:jc w:val="both"/>
-      </w:pPr>
-      <w:proofErr w:type="spellStart"/>
-      <w:r>
-        <w:rPr>
-          <w:b/>
-          <w:bCs/>
-        </w:rPr>
-        <w:t>Inattentive</w:t>
-      </w:r>
-      <w:proofErr w:type="spellEnd"/>
-      <w:r>
-        <w:rPr>
-          <w:b/>
-          <w:bCs/>
-        </w:rPr>
-        <w:t xml:space="preserve"> </w:t>
-      </w:r>
-      <w:proofErr w:type="spellStart"/>
-      <w:r>
-        <w:rPr>
-          <w:b/>
-          <w:bCs/>
-        </w:rPr>
-        <w:t>Driving</w:t>
-      </w:r>
-      <w:proofErr w:type="spellEnd"/>
-      <w:r>
-        <w:rPr>
-          <w:b/>
-          <w:bCs/>
-        </w:rPr>
-        <w:t xml:space="preserve"> Indikatoren:</w:t>
-      </w:r>
-      <w:r>
-        <w:t xml:space="preserve"> Off-Road Blick, lange Blickabwendung, geschlossene Augen, </w:t>
-      </w:r>
-      <w:proofErr w:type="gramStart"/>
-      <w:r>
-        <w:t>NDRT Fehler</w:t>
-      </w:r>
-      <w:proofErr w:type="gramEnd"/>
-    </w:p>
-    <w:p>
-      <w:pPr>
-        <w:jc w:val="both"/>
-        <w:rPr>
-          <w:i/>
-          <w:iCs/>
-        </w:rPr>
-      </w:pPr>
-      <w:r>
-        <w:rPr>
-          <w:i/>
-          <w:iCs/>
-        </w:rPr>
-        <w:t xml:space="preserve">* NDRT steht für Non </w:t>
-      </w:r>
-      <w:proofErr w:type="spellStart"/>
-      <w:r>
-        <w:rPr>
-          <w:i/>
-          <w:iCs/>
-        </w:rPr>
-        <w:t>Driving</w:t>
-      </w:r>
-      <w:proofErr w:type="spellEnd"/>
-      <w:r>
-        <w:rPr>
-          <w:i/>
-          <w:iCs/>
-        </w:rPr>
-        <w:t xml:space="preserve"> </w:t>
-      </w:r>
-      <w:proofErr w:type="spellStart"/>
-      <w:r>
-        <w:rPr>
-          <w:i/>
-          <w:iCs/>
-        </w:rPr>
-        <w:t>Related</w:t>
-      </w:r>
-      <w:proofErr w:type="spellEnd"/>
-      <w:r>
-        <w:rPr>
-          <w:i/>
-          <w:iCs/>
-        </w:rPr>
-        <w:t xml:space="preserve"> Tasks</w:t>
-      </w:r>
-    </w:p>
-    <w:p>
-      <w:pPr>
-        <w:pStyle w:val="berschrift2"/>
-      </w:pPr>
-      <w:r>
-        <w:t>Physiologische Daten</w:t>
-      </w:r>
-    </w:p>
-    <w:tbl>
-      <w:tblPr>
-        <w:tblW w:w="0" w:type="auto"/>
-        <w:tblCellSpacing w:w="15" w:type="dxa"/>
-        <w:tblCellMar>
-          <w:top w:w="15" w:type="dxa"/>
-          <w:left w:w="15" w:type="dxa"/>
-          <w:bottom w:w="15" w:type="dxa"/>
-          <w:right w:w="15" w:type="dxa"/>
-        </w:tblCellMar>
-        <w:tblLook w:val="04A0" w:firstRow="1" w:lastRow="0" w:firstColumn="1" w:lastColumn="0" w:noHBand="0" w:noVBand="1"/>
-      </w:tblPr>
-      <w:tblGrid>
-        <w:gridCol w:w="1213"/>
-        <w:gridCol w:w="824"/>
-        <w:gridCol w:w="2802"/>
-      </w:tblGrid>
-      <w:tr>
-        <w:trPr>
-          <w:tblHeader/>
-          <w:tblCellSpacing w:w="15" w:type="dxa"/>
-        </w:trPr>
-        <w:tc>
-          <w:tcPr>
-            <w:tcW w:w="0" w:type="auto"/>
-            <w:vAlign w:val="center"/>
-            <w:hideMark/>
-          </w:tcPr>
-          <w:p>
-            <w:pPr>
-              <w:jc w:val="both"/>
-              <w:rPr>
-                <w:b/>
-                <w:bCs/>
-              </w:rPr>
-            </w:pPr>
-            <w:r>
-              <w:rPr>
-                <w:b/>
-                <w:bCs/>
-              </w:rPr>
-              <w:t>Parameter</w:t>
-            </w:r>
-          </w:p>
-        </w:tc>
-        <w:tc>
-          <w:tcPr>
-            <w:tcW w:w="0" w:type="auto"/>
-            <w:vAlign w:val="center"/>
-            <w:hideMark/>
-          </w:tcPr>
-          <w:p>
-            <w:pPr>
-              <w:jc w:val="both"/>
-              <w:rPr>
-                <w:b/>
-                <w:bCs/>
-              </w:rPr>
-            </w:pPr>
-            <w:r>
-              <w:rPr>
-                <w:b/>
-                <w:bCs/>
-              </w:rPr>
-              <w:t>Einheit</w:t>
-            </w:r>
-          </w:p>
-        </w:tc>
-        <w:tc>
-          <w:tcPr>
-            <w:tcW w:w="0" w:type="auto"/>
-            <w:vAlign w:val="center"/>
-            <w:hideMark/>
-          </w:tcPr>
-          <w:p>
-            <w:pPr>
-              <w:jc w:val="both"/>
-              <w:rPr>
-                <w:b/>
-                <w:bCs/>
-              </w:rPr>
-            </w:pPr>
-            <w:r>
-              <w:rPr>
-                <w:b/>
-                <w:bCs/>
-              </w:rPr>
-              <w:t>Bedeutung</w:t>
-            </w:r>
-          </w:p>
-        </w:tc>
-      </w:tr>
-      <w:tr>
-        <w:trPr>
-          <w:tblCellSpacing w:w="15" w:type="dxa"/>
-        </w:trPr>
-        <w:tc>
-          <w:tcPr>
-            <w:tcW w:w="0" w:type="auto"/>
-            <w:vAlign w:val="center"/>
-            <w:hideMark/>
-          </w:tcPr>
-          <w:p>
-            <w:pPr>
-              <w:jc w:val="both"/>
-            </w:pPr>
-            <w:proofErr w:type="spellStart"/>
-            <w:r>
-              <w:t>heartRate</w:t>
-            </w:r>
-            <w:proofErr w:type="spellEnd"/>
-          </w:p>
-        </w:tc>
-        <w:tc>
-          <w:tcPr>
-            <w:tcW w:w="0" w:type="auto"/>
-            <w:vAlign w:val="center"/>
-            <w:hideMark/>
-          </w:tcPr>
-          <w:p>
-            <w:pPr>
-              <w:jc w:val="both"/>
-            </w:pPr>
-            <w:r>
-              <w:t>BPM</w:t>
-            </w:r>
-          </w:p>
-        </w:tc>
-        <w:tc>
-          <w:tcPr>
-            <w:tcW w:w="0" w:type="auto"/>
-            <w:vAlign w:val="center"/>
-            <w:hideMark/>
-          </w:tcPr>
-          <w:p>
-            <w:pPr>
-              <w:jc w:val="both"/>
-            </w:pPr>
-            <w:r>
-              <w:t>Herzfrequenz</w:t>
-            </w:r>
-          </w:p>
-        </w:tc>
-      </w:tr>
-      <w:tr>
-        <w:trPr>
-          <w:tblCellSpacing w:w="15" w:type="dxa"/>
-        </w:trPr>
-        <w:tc>
-          <w:tcPr>
-            <w:tcW w:w="0" w:type="auto"/>
-            <w:vAlign w:val="center"/>
-            <w:hideMark/>
-          </w:tcPr>
-          <w:p>
-            <w:pPr>
-              <w:jc w:val="both"/>
-            </w:pPr>
-            <w:proofErr w:type="spellStart"/>
-            <w:r>
-              <w:t>rrInterval</w:t>
-            </w:r>
-            <w:proofErr w:type="spellEnd"/>
-          </w:p>
-        </w:tc>
-        <w:tc>
-          <w:tcPr>
-            <w:tcW w:w="0" w:type="auto"/>
-            <w:vAlign w:val="center"/>
-            <w:hideMark/>
-          </w:tcPr>
-          <w:p>
-            <w:pPr>
-              <w:jc w:val="both"/>
-            </w:pPr>
-            <w:proofErr w:type="spellStart"/>
-            <w:r>
-              <w:t>ms</w:t>
-            </w:r>
-            <w:proofErr w:type="spellEnd"/>
-          </w:p>
-        </w:tc>
-        <w:tc>
-          <w:tcPr>
-            <w:tcW w:w="0" w:type="auto"/>
-            <w:vAlign w:val="center"/>
-            <w:hideMark/>
-          </w:tcPr>
-          <w:p>
-            <w:pPr>
-              <w:jc w:val="both"/>
-            </w:pPr>
-            <w:r>
-              <w:t>Intervall Herzschläge</w:t>
-            </w:r>
-          </w:p>
-        </w:tc>
-      </w:tr>
-      <w:tr>
-        <w:trPr>
-          <w:tblCellSpacing w:w="15" w:type="dxa"/>
-        </w:trPr>
-        <w:tc>
-          <w:tcPr>
-            <w:tcW w:w="0" w:type="auto"/>
-            <w:vAlign w:val="center"/>
-            <w:hideMark/>
-          </w:tcPr>
-          <w:p>
-            <w:pPr>
-              <w:jc w:val="both"/>
-            </w:pPr>
-            <w:r>
-              <w:t>SDNN</w:t>
-            </w:r>
-          </w:p>
-        </w:tc>
-        <w:tc>
-          <w:tcPr>
-            <w:tcW w:w="0" w:type="auto"/>
-            <w:vAlign w:val="center"/>
-            <w:hideMark/>
-          </w:tcPr>
-          <w:p>
-            <w:pPr>
-              <w:jc w:val="both"/>
-            </w:pPr>
-            <w:proofErr w:type="spellStart"/>
-            <w:r>
-              <w:t>ms</w:t>
-            </w:r>
-            <w:proofErr w:type="spellEnd"/>
-          </w:p>
-        </w:tc>
-        <w:tc>
-          <w:tcPr>
-            <w:tcW w:w="0" w:type="auto"/>
-            <w:vAlign w:val="center"/>
-            <w:hideMark/>
-          </w:tcPr>
-          <w:p>
-            <w:pPr>
-              <w:jc w:val="both"/>
-            </w:pPr>
-            <w:r>
-              <w:t>HRV-Standardabweichung</w:t>
-            </w:r>
-          </w:p>
-        </w:tc>
-      </w:tr>
-      <w:tr>
-        <w:trPr>
-          <w:tblCellSpacing w:w="15" w:type="dxa"/>
-        </w:trPr>
-        <w:tc>
-          <w:tcPr>
-            <w:tcW w:w="0" w:type="auto"/>
-            <w:vAlign w:val="center"/>
-            <w:hideMark/>
-          </w:tcPr>
-          <w:p>
-            <w:pPr>
-              <w:jc w:val="both"/>
-            </w:pPr>
-            <w:r>
-              <w:t>RMSSD</w:t>
-            </w:r>
-          </w:p>
-        </w:tc>
-        <w:tc>
-          <w:tcPr>
-            <w:tcW w:w="0" w:type="auto"/>
-            <w:vAlign w:val="center"/>
-            <w:hideMark/>
-          </w:tcPr>
-          <w:p>
-            <w:pPr>
-              <w:jc w:val="both"/>
-            </w:pPr>
-            <w:proofErr w:type="spellStart"/>
-            <w:r>
-              <w:t>ms</w:t>
-            </w:r>
-            <w:proofErr w:type="spellEnd"/>
-          </w:p>
-        </w:tc>
-        <w:tc>
-          <w:tcPr>
-            <w:tcW w:w="0" w:type="auto"/>
-            <w:vAlign w:val="center"/>
-            <w:hideMark/>
-          </w:tcPr>
-          <w:p>
-            <w:pPr>
-              <w:jc w:val="both"/>
-            </w:pPr>
-            <w:r>
-              <w:t>HRV (Root Mean Square)</w:t>
-            </w:r>
-          </w:p>
-        </w:tc>
-      </w:tr>
-    </w:tbl>
-    <w:p>
-      <w:pPr>
-        <w:jc w:val="both"/>
-      </w:pPr>
-      <w:r>
-        <w:rPr>
-          <w:b/>
-          <w:bCs/>
-        </w:rPr>
-        <w:t>Stress Indikatoren:</w:t>
-      </w:r>
-      <w:r>
-        <w:t xml:space="preserve"> Erhöhte HR, reduzierte HRV</w:t>
-      </w:r>
-    </w:p>
-    <w:p>
-      <w:pPr>
-        <w:jc w:val="both"/>
-      </w:pPr>
-    </w:p>
-    <w:p>
-      <w:pPr>
-        <w:pStyle w:val="berschrift2"/>
-      </w:pPr>
-      <w:r>
-        <w:t>Datenbereinigung &amp; 4.3 Interpolation</w:t>
+        <w:t>12. Anhang</w:t>
       </w:r>
     </w:p>
     <w:p>
       <w:pPr>
         <w:numPr>
           <w:ilvl w:val="0"/>
-          <w:numId w:val="5"/>
+          <w:numId w:val="32"/>
         </w:numPr>
-        <w:jc w:val="both"/>
-      </w:pPr>
-      <w:r>
-        <w:t>Entfernen Null-/</w:t>
-      </w:r>
-      <w:proofErr w:type="spellStart"/>
-      <w:r>
-        <w:t>Outlier</w:t>
-      </w:r>
-      <w:proofErr w:type="spellEnd"/>
-      <w:r>
-        <w:t>-Werte (Clipping, IQR)</w:t>
+      </w:pPr>
+      <w:r>
+        <w:t>Code</w:t>
       </w:r>
     </w:p>
     <w:p>
       <w:pPr>
         <w:numPr>
           <w:ilvl w:val="0"/>
-          <w:numId w:val="5"/>
+          <w:numId w:val="32"/>
         </w:numPr>
-        <w:jc w:val="both"/>
-      </w:pPr>
-      <w:r>
-        <w:t>Glättung (Rolling Mean)</w:t>
+      </w:pPr>
+      <w:r>
+        <w:t>Feature-Definitionen</w:t>
       </w:r>
     </w:p>
     <w:p>
       <w:pPr>
         <w:numPr>
           <w:ilvl w:val="0"/>
-          <w:numId w:val="5"/>
+          <w:numId w:val="32"/>
         </w:numPr>
-        <w:jc w:val="both"/>
-      </w:pPr>
-      <w:r>
-        <w:t xml:space="preserve">Interpolation fehlender Werte (linear, </w:t>
-      </w:r>
-      <w:proofErr w:type="spellStart"/>
-      <w:r>
-        <w:t>spline</w:t>
-      </w:r>
-      <w:proofErr w:type="spellEnd"/>
-      <w:r>
-        <w:t xml:space="preserve">, </w:t>
-      </w:r>
-      <w:proofErr w:type="spellStart"/>
-      <w:r>
-        <w:t>Ffill</w:t>
-      </w:r>
-      <w:proofErr w:type="spellEnd"/>
-      <w:r>
-        <w:t>/</w:t>
-      </w:r>
-      <w:proofErr w:type="spellStart"/>
-      <w:proofErr w:type="gramStart"/>
-      <w:r>
-        <w:t>Bfill</w:t>
-      </w:r>
-      <w:proofErr w:type="spellEnd"/>
-      <w:r>
-        <w:t xml:space="preserve">  </w:t>
-      </w:r>
-      <w:r>
-        <w:t>)</w:t>
-      </w:r>
-      <w:proofErr w:type="gramEnd"/>
-    </w:p>
-    <w:p>
-      <w:pPr>
-        <w:jc w:val="both"/>
-      </w:pPr>
-    </w:p>
-    <w:p>
-      <w:pPr>
-        <w:pStyle w:val="berschrift2"/>
-      </w:pPr>
-      <w:r>
-        <w:t>Synchronisation der Sensorströme</w:t>
+      </w:pPr>
+      <w:r>
+        <w:t>Diagramme</w:t>
       </w:r>
     </w:p>
     <w:p>
       <w:pPr>
         <w:numPr>
           <w:ilvl w:val="0"/>
-          <w:numId w:val="6"/>
+          <w:numId w:val="32"/>
         </w:numPr>
-        <w:jc w:val="both"/>
-      </w:pPr>
-      <w:proofErr w:type="spellStart"/>
-      <w:r>
-        <w:t>Resampling</w:t>
-      </w:r>
-      <w:proofErr w:type="spellEnd"/>
-      <w:r>
-        <w:t xml:space="preserve"> aller Streams auf 10</w:t>
-      </w:r>
-      <w:r>
-        <w:rPr>
-          <w:rFonts w:ascii="Arial" w:hAnsi="Arial" w:cs="Arial"/>
-        </w:rPr>
-        <w:t> </w:t>
-      </w:r>
-      <w:r>
-        <w:t>Hz</w:t>
-      </w:r>
-    </w:p>
-    <w:p>
-      <w:pPr>
-        <w:numPr>
-          <w:ilvl w:val="0"/>
-          <w:numId w:val="6"/>
-        </w:numPr>
-        <w:jc w:val="both"/>
-      </w:pPr>
-      <w:proofErr w:type="spellStart"/>
-      <w:r>
-        <w:t>Timestamp-Matching</w:t>
-      </w:r>
-      <w:proofErr w:type="spellEnd"/>
-      <w:r>
-        <w:t xml:space="preserve"> &amp; </w:t>
-      </w:r>
-      <w:proofErr w:type="spellStart"/>
-      <w:r>
-        <w:t>Merge</w:t>
-      </w:r>
-      <w:proofErr w:type="spellEnd"/>
-    </w:p>
-    <w:p>
-      <w:pPr>
-        <w:numPr>
-          <w:ilvl w:val="0"/>
-          <w:numId w:val="6"/>
-        </w:numPr>
-        <w:jc w:val="both"/>
-      </w:pPr>
-      <w:r>
-        <w:t>Forward/</w:t>
-      </w:r>
-      <w:proofErr w:type="spellStart"/>
-      <w:r>
-        <w:t>Backward</w:t>
-      </w:r>
-      <w:proofErr w:type="spellEnd"/>
-      <w:r>
-        <w:t>-Fill für fehlende Daten</w:t>
-      </w:r>
-    </w:p>
-    <w:p>
-      <w:pPr>
-        <w:jc w:val="both"/>
-      </w:pPr>
-    </w:p>
-    <w:p>
-      <w:pPr>
-        <w:pStyle w:val="berschrift2"/>
-      </w:pPr>
-      <w:r>
-        <w:lastRenderedPageBreak/>
-        <w:t>Datenqualitätsprüfung</w:t>
-      </w:r>
-    </w:p>
-    <w:p>
-      <w:pPr>
-        <w:numPr>
-          <w:ilvl w:val="0"/>
-          <w:numId w:val="7"/>
-        </w:numPr>
-        <w:jc w:val="both"/>
-      </w:pPr>
-      <w:r>
-        <w:t>Fahrzeugdaten-Korrelation</w:t>
-      </w:r>
-    </w:p>
-    <w:p>
-      <w:pPr>
-        <w:numPr>
-          <w:ilvl w:val="0"/>
-          <w:numId w:val="7"/>
-        </w:numPr>
-        <w:jc w:val="both"/>
-      </w:pPr>
-      <w:r>
-        <w:t>Intermodale Korrelation (Fahrzeug</w:t>
-      </w:r>
-      <w:r>
-        <w:t xml:space="preserve"> </w:t>
-      </w:r>
-      <w:r>
-        <w:sym w:font="Wingdings" w:char="F0F3"/>
-      </w:r>
-      <w:r>
-        <w:t xml:space="preserve"> Eye-Tracking</w:t>
-      </w:r>
-      <w:r>
-        <w:t xml:space="preserve"> </w:t>
-      </w:r>
-      <w:r>
-        <w:sym w:font="Wingdings" w:char="F0F3"/>
-      </w:r>
-      <w:r>
-        <w:t xml:space="preserve"> HR)</w:t>
-      </w:r>
-    </w:p>
-    <w:p>
-      <w:pPr>
-        <w:numPr>
-          <w:ilvl w:val="0"/>
-          <w:numId w:val="7"/>
-        </w:numPr>
-        <w:jc w:val="both"/>
-      </w:pPr>
-      <w:r>
-        <w:t>Fehlende Werte Prüfung</w:t>
-      </w:r>
-    </w:p>
-    <w:p>
-      <w:pPr>
-        <w:jc w:val="both"/>
-      </w:pPr>
-    </w:p>
-    <w:p>
-      <w:pPr>
-        <w:jc w:val="both"/>
-        <w:rPr>
-          <w:b/>
-          <w:bCs/>
-        </w:rPr>
-      </w:pPr>
-      <w:r>
-        <w:rPr>
-          <w:rStyle w:val="berschrift1Zchn"/>
-        </w:rPr>
-        <w:t>Feature Engineering</w:t>
-      </w:r>
-    </w:p>
-    <w:p>
-      <w:pPr>
-        <w:jc w:val="both"/>
-        <w:rPr>
-          <w:bCs/>
-        </w:rPr>
-      </w:pPr>
-      <w:r>
-        <w:rPr>
-          <w:bCs/>
-        </w:rPr>
-        <w:t xml:space="preserve">In unserem </w:t>
-      </w:r>
-      <w:r>
-        <w:rPr>
-          <w:bCs/>
-        </w:rPr>
-        <w:t>Approach</w:t>
-      </w:r>
-      <w:r>
-        <w:rPr>
-          <w:bCs/>
-        </w:rPr>
-        <w:t xml:space="preserve"> haben wir insgesamt 37 Folgende </w:t>
-      </w:r>
-      <w:proofErr w:type="gramStart"/>
-      <w:r>
-        <w:rPr>
-          <w:bCs/>
-        </w:rPr>
-        <w:t>Features</w:t>
-      </w:r>
-      <w:proofErr w:type="gramEnd"/>
-      <w:r>
-        <w:rPr>
-          <w:bCs/>
-        </w:rPr>
-        <w:t xml:space="preserve"> die von </w:t>
-      </w:r>
-      <w:r>
-        <w:rPr>
-          <w:bCs/>
-        </w:rPr>
-        <w:t>dem Feature Engineer in unserer Pipeline erstellt werden.</w:t>
-      </w:r>
-    </w:p>
-    <w:p>
-      <w:pPr>
-        <w:jc w:val="both"/>
-        <w:rPr>
-          <w:b/>
-          <w:bCs/>
-        </w:rPr>
-      </w:pPr>
-      <w:r>
-        <w:rPr>
-          <w:b/>
-          <w:bCs/>
-        </w:rPr>
-        <w:t xml:space="preserve">Aggressive </w:t>
-      </w:r>
-      <w:proofErr w:type="spellStart"/>
-      <w:r>
-        <w:rPr>
-          <w:b/>
-          <w:bCs/>
-        </w:rPr>
-        <w:t>Driving</w:t>
-      </w:r>
-      <w:proofErr w:type="spellEnd"/>
-    </w:p>
-    <w:p>
-      <w:pPr>
-        <w:numPr>
-          <w:ilvl w:val="0"/>
-          <w:numId w:val="8"/>
-        </w:numPr>
-        <w:jc w:val="both"/>
-      </w:pPr>
-      <w:proofErr w:type="spellStart"/>
-      <w:r>
-        <w:t>accel_long_mean</w:t>
-      </w:r>
-      <w:proofErr w:type="spellEnd"/>
-      <w:r>
-        <w:t>/</w:t>
-      </w:r>
-      <w:proofErr w:type="spellStart"/>
-      <w:r>
-        <w:t>std</w:t>
-      </w:r>
-      <w:proofErr w:type="spellEnd"/>
-      <w:r>
-        <w:t>/</w:t>
-      </w:r>
-      <w:proofErr w:type="spellStart"/>
-      <w:r>
-        <w:t>max</w:t>
-      </w:r>
-      <w:proofErr w:type="spellEnd"/>
-    </w:p>
-    <w:p>
-      <w:pPr>
-        <w:numPr>
-          <w:ilvl w:val="0"/>
-          <w:numId w:val="8"/>
-        </w:numPr>
-        <w:jc w:val="both"/>
-      </w:pPr>
-      <w:proofErr w:type="spellStart"/>
-      <w:r>
-        <w:t>jerk_long_mean</w:t>
-      </w:r>
-      <w:proofErr w:type="spellEnd"/>
-      <w:r>
-        <w:t>/</w:t>
-      </w:r>
-      <w:proofErr w:type="spellStart"/>
-      <w:r>
-        <w:t>max</w:t>
-      </w:r>
-      <w:proofErr w:type="spellEnd"/>
-    </w:p>
-    <w:p>
-      <w:pPr>
-        <w:numPr>
-          <w:ilvl w:val="0"/>
-          <w:numId w:val="8"/>
-        </w:numPr>
-        <w:jc w:val="both"/>
-      </w:pPr>
-      <w:proofErr w:type="spellStart"/>
-      <w:r>
-        <w:t>steering_rate</w:t>
-      </w:r>
-      <w:proofErr w:type="spellEnd"/>
-      <w:r>
-        <w:t>/</w:t>
-      </w:r>
-      <w:proofErr w:type="spellStart"/>
-      <w:r>
-        <w:t>std</w:t>
-      </w:r>
-      <w:proofErr w:type="spellEnd"/>
-    </w:p>
-    <w:p>
-      <w:pPr>
-        <w:numPr>
-          <w:ilvl w:val="0"/>
-          <w:numId w:val="8"/>
-        </w:numPr>
-        <w:jc w:val="both"/>
-      </w:pPr>
-      <w:proofErr w:type="spellStart"/>
-      <w:r>
-        <w:t>short_headway_ratio</w:t>
-      </w:r>
-      <w:proofErr w:type="spellEnd"/>
-    </w:p>
-    <w:p>
-      <w:pPr>
-        <w:jc w:val="both"/>
-        <w:rPr>
-          <w:b/>
-          <w:bCs/>
-        </w:rPr>
-      </w:pPr>
-      <w:proofErr w:type="spellStart"/>
-      <w:r>
-        <w:rPr>
-          <w:b/>
-          <w:bCs/>
-        </w:rPr>
-        <w:t>Inattentive</w:t>
-      </w:r>
-      <w:proofErr w:type="spellEnd"/>
-      <w:r>
-        <w:rPr>
-          <w:b/>
-          <w:bCs/>
-        </w:rPr>
-        <w:t xml:space="preserve"> </w:t>
-      </w:r>
-      <w:proofErr w:type="spellStart"/>
-      <w:r>
-        <w:rPr>
-          <w:b/>
-          <w:bCs/>
-        </w:rPr>
-        <w:t>Driving</w:t>
-      </w:r>
-      <w:proofErr w:type="spellEnd"/>
-    </w:p>
-    <w:p>
-      <w:pPr>
-        <w:numPr>
-          <w:ilvl w:val="0"/>
-          <w:numId w:val="9"/>
-        </w:numPr>
-        <w:jc w:val="both"/>
-      </w:pPr>
-      <w:proofErr w:type="spellStart"/>
-      <w:r>
-        <w:t>lateral_pos_mean</w:t>
-      </w:r>
-      <w:proofErr w:type="spellEnd"/>
-      <w:r>
-        <w:t>/</w:t>
-      </w:r>
-      <w:proofErr w:type="spellStart"/>
-      <w:r>
-        <w:t>std</w:t>
-      </w:r>
-      <w:proofErr w:type="spellEnd"/>
-    </w:p>
-    <w:p>
-      <w:pPr>
-        <w:numPr>
-          <w:ilvl w:val="0"/>
-          <w:numId w:val="9"/>
-        </w:numPr>
-        <w:jc w:val="both"/>
-      </w:pPr>
-      <w:proofErr w:type="spellStart"/>
-      <w:r>
-        <w:t>ndrt_error_rate</w:t>
-      </w:r>
-      <w:proofErr w:type="spellEnd"/>
-    </w:p>
-    <w:p>
-      <w:pPr>
-        <w:numPr>
-          <w:ilvl w:val="0"/>
-          <w:numId w:val="9"/>
-        </w:numPr>
-        <w:jc w:val="both"/>
-      </w:pPr>
-      <w:proofErr w:type="spellStart"/>
-      <w:r>
-        <w:t>gaze_off_road_ratio</w:t>
-      </w:r>
-      <w:proofErr w:type="spellEnd"/>
-    </w:p>
-    <w:p>
-      <w:pPr>
-        <w:numPr>
-          <w:ilvl w:val="0"/>
-          <w:numId w:val="9"/>
-        </w:numPr>
-        <w:jc w:val="both"/>
-      </w:pPr>
-      <w:proofErr w:type="spellStart"/>
-      <w:r>
-        <w:t>eyelid_low_ratio</w:t>
-      </w:r>
-      <w:proofErr w:type="spellEnd"/>
-    </w:p>
-    <w:p>
-      <w:pPr>
-        <w:numPr>
-          <w:ilvl w:val="0"/>
-          <w:numId w:val="9"/>
-        </w:numPr>
-        <w:jc w:val="both"/>
-      </w:pPr>
-      <w:proofErr w:type="spellStart"/>
-      <w:r>
-        <w:t>control_smoothness</w:t>
-      </w:r>
-      <w:proofErr w:type="spellEnd"/>
-    </w:p>
-    <w:p>
-      <w:pPr>
-        <w:jc w:val="both"/>
-        <w:rPr>
-          <w:b/>
-          <w:bCs/>
-        </w:rPr>
-      </w:pPr>
-      <w:r>
-        <w:rPr>
-          <w:b/>
-          <w:bCs/>
-        </w:rPr>
-        <w:t>Physiologie</w:t>
-      </w:r>
-    </w:p>
-    <w:p>
-      <w:pPr>
-        <w:numPr>
-          <w:ilvl w:val="0"/>
-          <w:numId w:val="10"/>
-        </w:numPr>
-        <w:jc w:val="both"/>
-      </w:pPr>
-      <w:proofErr w:type="spellStart"/>
-      <w:r>
-        <w:t>hr_mean</w:t>
-      </w:r>
-      <w:proofErr w:type="spellEnd"/>
-      <w:r>
-        <w:t>/</w:t>
-      </w:r>
-      <w:proofErr w:type="spellStart"/>
-      <w:r>
-        <w:t>change</w:t>
-      </w:r>
-      <w:proofErr w:type="spellEnd"/>
-    </w:p>
-    <w:p>
-      <w:pPr>
-        <w:numPr>
-          <w:ilvl w:val="0"/>
-          <w:numId w:val="10"/>
-        </w:numPr>
-        <w:jc w:val="both"/>
-      </w:pPr>
-      <w:proofErr w:type="spellStart"/>
-      <w:r>
-        <w:t>hrv_sdnn</w:t>
-      </w:r>
-      <w:proofErr w:type="spellEnd"/>
-      <w:r>
-        <w:t xml:space="preserve">, </w:t>
-      </w:r>
-      <w:proofErr w:type="spellStart"/>
-      <w:r>
-        <w:t>hrv_rmssd</w:t>
-      </w:r>
-      <w:proofErr w:type="spellEnd"/>
-    </w:p>
-    <w:p>
-      <w:pPr>
-        <w:jc w:val="both"/>
-      </w:pPr>
-      <w:r>
-        <w:rPr>
-          <w:b/>
-          <w:bCs/>
-        </w:rPr>
-        <w:t>Feature-Kategorien:</w:t>
-      </w:r>
-      <w:r>
-        <w:t xml:space="preserve"> Fahrzeug, Eye Tracking, Physiologie, </w:t>
-      </w:r>
-      <w:proofErr w:type="spellStart"/>
-      <w:r>
-        <w:t>Derived</w:t>
-      </w:r>
-      <w:proofErr w:type="spellEnd"/>
-    </w:p>
-    <w:p>
-      <w:pPr>
-        <w:jc w:val="both"/>
-        <w:rPr>
-          <w:b/>
-          <w:bCs/>
-        </w:rPr>
-      </w:pPr>
-    </w:p>
-    <w:p>
-      <w:pPr>
-        <w:rPr>
-          <w:rFonts w:asciiTheme="majorHAnsi" w:eastAsiaTheme="majorEastAsia" w:hAnsiTheme="majorHAnsi" w:cstheme="majorBidi"/>
-          <w:color w:val="0F4761" w:themeColor="accent1" w:themeShade="BF"/>
-          <w:sz w:val="40"/>
-          <w:szCs w:val="40"/>
-        </w:rPr>
-      </w:pPr>
-      <w:r>
-        <w:br w:type="page"/>
-      </w:r>
-    </w:p>
-    <w:p>
-      <w:pPr>
-        <w:pStyle w:val="berschrift1"/>
-      </w:pPr>
-      <w:r>
-        <w:lastRenderedPageBreak/>
-        <w:t>L</w:t>
-      </w:r>
-      <w:r>
-        <w:t xml:space="preserve">abel-Generierung: Absolute </w:t>
-      </w:r>
-      <w:proofErr w:type="spellStart"/>
-      <w:r>
-        <w:t>Thresholds</w:t>
-      </w:r>
-      <w:proofErr w:type="spellEnd"/>
-    </w:p>
-    <w:p>
-      <w:r>
-        <w:t>Das größte</w:t>
-      </w:r>
-      <w:r>
-        <w:t xml:space="preserve"> Problem ist die Label Generierung</w:t>
-      </w:r>
-      <w:r>
-        <w:t xml:space="preserve"> da die ganze Qualität der </w:t>
-      </w:r>
-      <w:proofErr w:type="spellStart"/>
-      <w:r>
-        <w:t>Supervised</w:t>
-      </w:r>
-      <w:proofErr w:type="spellEnd"/>
-      <w:r>
-        <w:t xml:space="preserve"> Modelle von der Label Qualität abhängt. Gleichzeitig muss man </w:t>
-      </w:r>
-      <w:r>
-        <w:t>vermeiden,</w:t>
-      </w:r>
-      <w:r>
-        <w:t xml:space="preserve"> das</w:t>
-      </w:r>
-      <w:r>
-        <w:t xml:space="preserve">s das Modell </w:t>
-      </w:r>
-      <w:r>
-        <w:t xml:space="preserve">den </w:t>
-      </w:r>
-      <w:r>
-        <w:t>Algorithmus,</w:t>
-      </w:r>
-      <w:r>
-        <w:t xml:space="preserve"> der für die </w:t>
-      </w:r>
-      <w:r>
-        <w:t>Erstellung</w:t>
-      </w:r>
-      <w:r>
-        <w:t xml:space="preserve"> der Label</w:t>
-      </w:r>
-      <w:r>
-        <w:t xml:space="preserve">s genutzt </w:t>
-      </w:r>
-      <w:proofErr w:type="gramStart"/>
-      <w:r>
-        <w:t>wurde</w:t>
-      </w:r>
-      <w:proofErr w:type="gramEnd"/>
-      <w:r>
-        <w:t xml:space="preserve"> auswendig lernt.</w:t>
+      </w:pPr>
+      <w:r>
+        <w:t>Datenbeschreibung</w:t>
       </w:r>
     </w:p>
     <w:p/>
-    <w:p>
-      <w:r>
-        <w:t xml:space="preserve">In unserer Pipeline benutzen wir Absolute </w:t>
-      </w:r>
-      <w:proofErr w:type="spellStart"/>
-      <w:r>
-        <w:t>Thresh</w:t>
-      </w:r>
-      <w:r>
-        <w:t>olds</w:t>
-      </w:r>
-      <w:proofErr w:type="spellEnd"/>
-      <w:r>
-        <w:t>.</w:t>
-      </w:r>
-    </w:p>
-    <w:p>
-      <w:proofErr w:type="gramStart"/>
-      <w:r>
-        <w:t>Die Funktionieren</w:t>
-      </w:r>
-      <w:proofErr w:type="gramEnd"/>
-      <w:r>
-        <w:t xml:space="preserve"> in denen wir Globale grenzen </w:t>
-      </w:r>
-      <w:r>
-        <w:t>festsetzen</w:t>
-      </w:r>
-      <w:r>
-        <w:t xml:space="preserve">, </w:t>
-      </w:r>
-      <w:r>
-        <w:t xml:space="preserve">sprich </w:t>
-      </w:r>
-      <w:r>
-        <w:t xml:space="preserve">wir rechnen den Mean für alle </w:t>
-      </w:r>
-      <w:r>
-        <w:t>CSV-Dateien</w:t>
-      </w:r>
-      <w:r>
-        <w:t xml:space="preserve"> aus</w:t>
-      </w:r>
-      <w:r>
-        <w:t xml:space="preserve"> damit eine grenze zu überschreiten für jeden Fahrer das gleiche bedeutet.</w:t>
-      </w:r>
-    </w:p>
-    <w:p/>
-    <w:p>
-      <w:pPr>
-        <w:numPr>
-          <w:ilvl w:val="0"/>
-          <w:numId w:val="11"/>
-        </w:numPr>
-        <w:jc w:val="both"/>
-      </w:pPr>
-      <w:r>
-        <w:t xml:space="preserve">Relative </w:t>
-      </w:r>
-      <w:proofErr w:type="spellStart"/>
-      <w:r>
-        <w:t>Percentile</w:t>
-      </w:r>
-      <w:proofErr w:type="spellEnd"/>
-      <w:r>
-        <w:t>-Labels vermeiden (</w:t>
-      </w:r>
-      <w:proofErr w:type="spellStart"/>
-      <w:r>
-        <w:t>Circular</w:t>
-      </w:r>
-      <w:proofErr w:type="spellEnd"/>
-      <w:r>
-        <w:t xml:space="preserve"> </w:t>
-      </w:r>
-      <w:proofErr w:type="spellStart"/>
-      <w:r>
-        <w:t>Logic</w:t>
-      </w:r>
-      <w:proofErr w:type="spellEnd"/>
-      <w:r>
-        <w:t>)</w:t>
-      </w:r>
-    </w:p>
-    <w:p>
-      <w:pPr>
-        <w:numPr>
-          <w:ilvl w:val="0"/>
-          <w:numId w:val="11"/>
-        </w:numPr>
-        <w:jc w:val="both"/>
-      </w:pPr>
-      <w:r>
-        <w:t xml:space="preserve">Absolute </w:t>
-      </w:r>
-      <w:proofErr w:type="spellStart"/>
-      <w:r>
-        <w:t>Thresholds</w:t>
-      </w:r>
-      <w:proofErr w:type="spellEnd"/>
-      <w:r>
-        <w:t xml:space="preserve"> </w:t>
-      </w:r>
-      <w:r>
-        <w:t>=&gt;</w:t>
-      </w:r>
-      <w:r>
-        <w:t xml:space="preserve"> Global gültige Grenzen</w:t>
-      </w:r>
-    </w:p>
-    <w:p>
-      <w:pPr>
-        <w:numPr>
-          <w:ilvl w:val="1"/>
-          <w:numId w:val="11"/>
-        </w:numPr>
-        <w:jc w:val="both"/>
-      </w:pPr>
-      <w:r>
-        <w:t xml:space="preserve">Hoher </w:t>
-      </w:r>
-      <w:proofErr w:type="spellStart"/>
-      <w:r>
-        <w:t>Jerk</w:t>
-      </w:r>
-      <w:proofErr w:type="spellEnd"/>
-      <w:r>
-        <w:t xml:space="preserve"> &gt; 5</w:t>
-      </w:r>
-      <w:r>
-        <w:rPr>
-          <w:rFonts w:ascii="Arial" w:hAnsi="Arial" w:cs="Arial"/>
-        </w:rPr>
-        <w:t> </w:t>
-      </w:r>
-      <w:r>
-        <w:t>m/s</w:t>
-      </w:r>
-      <w:r>
-        <w:rPr>
-          <w:rFonts w:ascii="Aptos" w:hAnsi="Aptos" w:cs="Aptos"/>
-        </w:rPr>
-        <w:t>³</w:t>
-      </w:r>
-    </w:p>
-    <w:p>
-      <w:pPr>
-        <w:numPr>
-          <w:ilvl w:val="1"/>
-          <w:numId w:val="11"/>
-        </w:numPr>
-        <w:jc w:val="both"/>
-      </w:pPr>
-      <w:r>
-        <w:t>Blick off-road &gt; 30°</w:t>
-      </w:r>
-    </w:p>
-    <w:p>
-      <w:pPr>
-        <w:numPr>
-          <w:ilvl w:val="1"/>
-          <w:numId w:val="11"/>
-        </w:numPr>
-        <w:jc w:val="both"/>
-      </w:pPr>
-      <w:proofErr w:type="spellStart"/>
-      <w:r>
-        <w:t>Headway</w:t>
-      </w:r>
-      <w:proofErr w:type="spellEnd"/>
-      <w:r>
-        <w:t xml:space="preserve"> &lt; 2</w:t>
-      </w:r>
-      <w:r>
-        <w:rPr>
-          <w:rFonts w:ascii="Arial" w:hAnsi="Arial" w:cs="Arial"/>
-        </w:rPr>
-        <w:t> </w:t>
-      </w:r>
-      <w:r>
-        <w:t>s</w:t>
-      </w:r>
-    </w:p>
-    <w:p>
-      <w:pPr>
-        <w:jc w:val="both"/>
-      </w:pPr>
-      <w:r>
-        <w:rPr>
-          <w:b/>
-          <w:bCs/>
-        </w:rPr>
-        <w:t xml:space="preserve">Event </w:t>
-      </w:r>
-      <w:proofErr w:type="spellStart"/>
-      <w:r>
-        <w:rPr>
-          <w:b/>
-          <w:bCs/>
-        </w:rPr>
-        <w:t>Persistence</w:t>
-      </w:r>
-      <w:proofErr w:type="spellEnd"/>
-      <w:r>
-        <w:rPr>
-          <w:b/>
-          <w:bCs/>
-        </w:rPr>
-        <w:t>:</w:t>
-      </w:r>
-      <w:r>
-        <w:t xml:space="preserve"> Glättung über 2</w:t>
-      </w:r>
-      <w:r>
-        <w:rPr>
-          <w:rFonts w:ascii="Arial" w:hAnsi="Arial" w:cs="Arial"/>
-        </w:rPr>
-        <w:t> </w:t>
-      </w:r>
-      <w:r>
-        <w:t xml:space="preserve">s, verhindert </w:t>
-      </w:r>
-      <w:proofErr w:type="spellStart"/>
-      <w:r>
-        <w:t>Flickering</w:t>
-      </w:r>
-      <w:proofErr w:type="spellEnd"/>
-    </w:p>
-    <w:p>
-      <w:pPr>
-        <w:jc w:val="both"/>
-      </w:pPr>
-    </w:p>
-    <w:p>
-      <w:pPr>
-        <w:jc w:val="both"/>
-      </w:pPr>
-      <w:r>
-        <w:rPr>
-          <w:b/>
-          <w:bCs/>
-        </w:rPr>
-        <w:t>Label-Verteilung (typisch):</w:t>
-      </w:r>
-    </w:p>
-    <w:p>
-      <w:pPr>
-        <w:numPr>
-          <w:ilvl w:val="0"/>
-          <w:numId w:val="12"/>
-        </w:numPr>
-        <w:jc w:val="both"/>
-      </w:pPr>
-      <w:proofErr w:type="spellStart"/>
-      <w:r>
-        <w:t>Attentive</w:t>
-      </w:r>
-      <w:proofErr w:type="spellEnd"/>
-      <w:r>
-        <w:t>: 60</w:t>
-      </w:r>
-      <w:r>
-        <w:rPr>
-          <w:rFonts w:ascii="Arial" w:hAnsi="Arial" w:cs="Arial"/>
-        </w:rPr>
-        <w:t> </w:t>
-      </w:r>
-      <w:r>
-        <w:t>%</w:t>
-      </w:r>
-    </w:p>
-    <w:p>
-      <w:pPr>
-        <w:numPr>
-          <w:ilvl w:val="0"/>
-          <w:numId w:val="12"/>
-        </w:numPr>
-        <w:jc w:val="both"/>
-      </w:pPr>
-      <w:proofErr w:type="spellStart"/>
-      <w:r>
-        <w:t>Inattentive</w:t>
-      </w:r>
-      <w:proofErr w:type="spellEnd"/>
-      <w:r>
-        <w:t>: 20</w:t>
-      </w:r>
-      <w:r>
-        <w:rPr>
-          <w:rFonts w:ascii="Arial" w:hAnsi="Arial" w:cs="Arial"/>
-        </w:rPr>
-        <w:t> </w:t>
-      </w:r>
-      <w:r>
-        <w:t>%</w:t>
-      </w:r>
-    </w:p>
-    <w:p>
-      <w:pPr>
-        <w:numPr>
-          <w:ilvl w:val="0"/>
-          <w:numId w:val="12"/>
-        </w:numPr>
-        <w:jc w:val="both"/>
-      </w:pPr>
-      <w:r>
-        <w:t>Aggressive: 20</w:t>
-      </w:r>
-      <w:r>
-        <w:rPr>
-          <w:rFonts w:ascii="Arial" w:hAnsi="Arial" w:cs="Arial"/>
-        </w:rPr>
-        <w:t> </w:t>
-      </w:r>
-      <w:r>
-        <w:t>%</w:t>
-      </w:r>
-    </w:p>
-    <w:p>
-      <w:pPr>
-        <w:jc w:val="both"/>
-      </w:pPr>
-    </w:p>
-    <w:p>
-      <w:pPr>
-        <w:pStyle w:val="berschrift1"/>
-      </w:pPr>
-      <w:r>
-        <w:t xml:space="preserve">Modellierung: </w:t>
-      </w:r>
-      <w:proofErr w:type="spellStart"/>
-      <w:r>
-        <w:t>LightGBM</w:t>
-      </w:r>
-      <w:proofErr w:type="spellEnd"/>
-      <w:r>
-        <w:t xml:space="preserve"> vs. Random Forest</w:t>
-      </w:r>
-    </w:p>
-    <w:p>
-      <w:pPr>
-        <w:jc w:val="both"/>
-        <w:rPr>
-          <w:b/>
-          <w:bCs/>
-        </w:rPr>
-      </w:pPr>
-      <w:r>
-        <w:rPr>
-          <w:b/>
-          <w:bCs/>
-        </w:rPr>
-        <w:t xml:space="preserve">7.1 </w:t>
-      </w:r>
-      <w:proofErr w:type="spellStart"/>
-      <w:r>
-        <w:rPr>
-          <w:b/>
-          <w:bCs/>
-        </w:rPr>
-        <w:t>LightGBM</w:t>
-      </w:r>
-      <w:proofErr w:type="spellEnd"/>
-    </w:p>
-    <w:p>
-      <w:pPr>
-        <w:numPr>
-          <w:ilvl w:val="0"/>
-          <w:numId w:val="13"/>
-        </w:numPr>
-        <w:jc w:val="both"/>
-      </w:pPr>
-      <w:r>
-        <w:t xml:space="preserve">200 Trees, </w:t>
-      </w:r>
-      <w:proofErr w:type="spellStart"/>
-      <w:r>
-        <w:t>max_depth</w:t>
-      </w:r>
-      <w:proofErr w:type="spellEnd"/>
-      <w:r>
-        <w:t xml:space="preserve">=6, </w:t>
-      </w:r>
-      <w:proofErr w:type="spellStart"/>
-      <w:r>
-        <w:t>learning_rate</w:t>
-      </w:r>
-      <w:proofErr w:type="spellEnd"/>
-      <w:r>
-        <w:t>=0.05</w:t>
-      </w:r>
-    </w:p>
-    <w:p>
-      <w:pPr>
-        <w:numPr>
-          <w:ilvl w:val="0"/>
-          <w:numId w:val="13"/>
-        </w:numPr>
-        <w:jc w:val="both"/>
-      </w:pPr>
-      <w:r>
-        <w:t>Subsample/</w:t>
-      </w:r>
-      <w:proofErr w:type="spellStart"/>
-      <w:r>
-        <w:t>colsample_bytree</w:t>
-      </w:r>
-      <w:proofErr w:type="spellEnd"/>
-      <w:r>
-        <w:t xml:space="preserve"> = 0.8</w:t>
-      </w:r>
-    </w:p>
-    <w:p>
-      <w:pPr>
-        <w:numPr>
-          <w:ilvl w:val="0"/>
-          <w:numId w:val="13"/>
-        </w:numPr>
-        <w:jc w:val="both"/>
-      </w:pPr>
-      <w:proofErr w:type="spellStart"/>
-      <w:r>
-        <w:t>class_weight</w:t>
-      </w:r>
-      <w:proofErr w:type="spellEnd"/>
-      <w:r>
-        <w:t>='</w:t>
-      </w:r>
-      <w:proofErr w:type="spellStart"/>
-      <w:r>
-        <w:t>balanced</w:t>
-      </w:r>
-      <w:proofErr w:type="spellEnd"/>
-      <w:r>
-        <w:t>'</w:t>
-      </w:r>
-    </w:p>
-    <w:p>
-      <w:pPr>
-        <w:numPr>
-          <w:ilvl w:val="0"/>
-          <w:numId w:val="13"/>
-        </w:numPr>
-        <w:jc w:val="both"/>
-      </w:pPr>
-      <w:r>
-        <w:t>GPU-Support optional</w:t>
-      </w:r>
-    </w:p>
-    <w:p>
-      <w:pPr>
-        <w:jc w:val="both"/>
-        <w:rPr>
-          <w:b/>
-          <w:bCs/>
-        </w:rPr>
-      </w:pPr>
-      <w:r>
-        <w:rPr>
-          <w:b/>
-          <w:bCs/>
-        </w:rPr>
-        <w:lastRenderedPageBreak/>
-        <w:t xml:space="preserve">7.2 </w:t>
-      </w:r>
-      <w:proofErr w:type="spellStart"/>
-      <w:r>
-        <w:rPr>
-          <w:b/>
-          <w:bCs/>
-        </w:rPr>
-        <w:t>Leave</w:t>
-      </w:r>
-      <w:proofErr w:type="spellEnd"/>
-      <w:r>
-        <w:rPr>
-          <w:b/>
-          <w:bCs/>
-        </w:rPr>
-        <w:t>-</w:t>
-      </w:r>
-      <w:proofErr w:type="spellStart"/>
-      <w:r>
-        <w:rPr>
-          <w:b/>
-          <w:bCs/>
-        </w:rPr>
-        <w:t>One</w:t>
-      </w:r>
-      <w:proofErr w:type="spellEnd"/>
-      <w:r>
-        <w:rPr>
-          <w:b/>
-          <w:bCs/>
-        </w:rPr>
-        <w:t>-Session-Out CV</w:t>
-      </w:r>
-    </w:p>
-    <w:p>
-      <w:pPr>
-        <w:numPr>
-          <w:ilvl w:val="0"/>
-          <w:numId w:val="14"/>
-        </w:numPr>
-        <w:jc w:val="both"/>
-      </w:pPr>
-      <w:r>
-        <w:t>Vermeidung von Data Leakage</w:t>
-      </w:r>
-    </w:p>
-    <w:p>
-      <w:pPr>
-        <w:numPr>
-          <w:ilvl w:val="0"/>
-          <w:numId w:val="14"/>
-        </w:numPr>
-        <w:jc w:val="both"/>
-      </w:pPr>
-      <w:r>
-        <w:t xml:space="preserve">Mean Test </w:t>
-      </w:r>
-      <w:proofErr w:type="spellStart"/>
-      <w:r>
-        <w:t>Accuracy</w:t>
-      </w:r>
-      <w:proofErr w:type="spellEnd"/>
-      <w:r>
-        <w:t xml:space="preserve">: </w:t>
-      </w:r>
-      <w:r>
-        <w:rPr>
-          <w:b/>
-          <w:bCs/>
-        </w:rPr>
-        <w:t>91.13</w:t>
-      </w:r>
-      <w:r>
-        <w:rPr>
-          <w:rFonts w:ascii="Arial" w:hAnsi="Arial" w:cs="Arial"/>
-          <w:b/>
-          <w:bCs/>
-        </w:rPr>
-        <w:t> </w:t>
-      </w:r>
-      <w:r>
-        <w:rPr>
-          <w:b/>
-          <w:bCs/>
-        </w:rPr>
-        <w:t xml:space="preserve">% </w:t>
-      </w:r>
-      <w:r>
-        <w:rPr>
-          <w:rFonts w:ascii="Aptos" w:hAnsi="Aptos" w:cs="Aptos"/>
-          <w:b/>
-          <w:bCs/>
-        </w:rPr>
-        <w:t>±</w:t>
-      </w:r>
-      <w:r>
-        <w:rPr>
-          <w:b/>
-          <w:bCs/>
-        </w:rPr>
-        <w:t xml:space="preserve"> 2.62</w:t>
-      </w:r>
-      <w:r>
-        <w:rPr>
-          <w:rFonts w:ascii="Arial" w:hAnsi="Arial" w:cs="Arial"/>
-          <w:b/>
-          <w:bCs/>
-        </w:rPr>
-        <w:t> </w:t>
-      </w:r>
-      <w:r>
-        <w:rPr>
-          <w:b/>
-          <w:bCs/>
-        </w:rPr>
-        <w:t>%</w:t>
-      </w:r>
-    </w:p>
-    <w:p>
-      <w:pPr>
-        <w:numPr>
-          <w:ilvl w:val="0"/>
-          <w:numId w:val="14"/>
-        </w:numPr>
-        <w:jc w:val="both"/>
-      </w:pPr>
-      <w:proofErr w:type="spellStart"/>
-      <w:proofErr w:type="gramStart"/>
-      <w:r>
-        <w:t>Cohen's</w:t>
-      </w:r>
-      <w:proofErr w:type="spellEnd"/>
-      <w:proofErr w:type="gramEnd"/>
-      <w:r>
-        <w:t xml:space="preserve"> Kappa: </w:t>
-      </w:r>
-      <w:r>
-        <w:rPr>
-          <w:b/>
-          <w:bCs/>
-        </w:rPr>
-        <w:t>0.8698</w:t>
-      </w:r>
-    </w:p>
-    <w:p>
-      <w:pPr>
-        <w:jc w:val="both"/>
-        <w:rPr>
-          <w:b/>
-          <w:bCs/>
-        </w:rPr>
-      </w:pPr>
-      <w:r>
-        <w:rPr>
-          <w:b/>
-          <w:bCs/>
-        </w:rPr>
-        <w:t>7.3 Vergleich mit Random Forest</w:t>
-      </w:r>
-    </w:p>
-    <w:tbl>
-      <w:tblPr>
-        <w:tblW w:w="0" w:type="auto"/>
-        <w:tblCellSpacing w:w="15" w:type="dxa"/>
-        <w:tblCellMar>
-          <w:top w:w="15" w:type="dxa"/>
-          <w:left w:w="15" w:type="dxa"/>
-          <w:bottom w:w="15" w:type="dxa"/>
-          <w:right w:w="15" w:type="dxa"/>
-        </w:tblCellMar>
-        <w:tblLook w:val="04A0" w:firstRow="1" w:lastRow="0" w:firstColumn="1" w:lastColumn="0" w:noHBand="0" w:noVBand="1"/>
-      </w:tblPr>
-      <w:tblGrid>
-        <w:gridCol w:w="1653"/>
-        <w:gridCol w:w="1564"/>
-        <w:gridCol w:w="1594"/>
-        <w:gridCol w:w="1709"/>
-      </w:tblGrid>
-      <w:tr>
-        <w:trPr>
-          <w:tblHeader/>
-          <w:tblCellSpacing w:w="15" w:type="dxa"/>
-        </w:trPr>
-        <w:tc>
-          <w:tcPr>
-            <w:tcW w:w="0" w:type="auto"/>
-            <w:vAlign w:val="center"/>
-            <w:hideMark/>
-          </w:tcPr>
-          <w:p>
-            <w:pPr>
-              <w:jc w:val="both"/>
-              <w:rPr>
-                <w:b/>
-                <w:bCs/>
-              </w:rPr>
-            </w:pPr>
-            <w:r>
-              <w:rPr>
-                <w:b/>
-                <w:bCs/>
-              </w:rPr>
-              <w:t>Modell</w:t>
-            </w:r>
-          </w:p>
-        </w:tc>
-        <w:tc>
-          <w:tcPr>
-            <w:tcW w:w="0" w:type="auto"/>
-            <w:vAlign w:val="center"/>
-            <w:hideMark/>
-          </w:tcPr>
-          <w:p>
-            <w:pPr>
-              <w:jc w:val="both"/>
-              <w:rPr>
-                <w:b/>
-                <w:bCs/>
-              </w:rPr>
-            </w:pPr>
-            <w:r>
-              <w:rPr>
-                <w:b/>
-                <w:bCs/>
-              </w:rPr>
-              <w:t xml:space="preserve">Test </w:t>
-            </w:r>
-            <w:proofErr w:type="spellStart"/>
-            <w:r>
-              <w:rPr>
-                <w:b/>
-                <w:bCs/>
-              </w:rPr>
-              <w:t>Accuracy</w:t>
-            </w:r>
-            <w:proofErr w:type="spellEnd"/>
-          </w:p>
-        </w:tc>
-        <w:tc>
-          <w:tcPr>
-            <w:tcW w:w="0" w:type="auto"/>
-            <w:vAlign w:val="center"/>
-            <w:hideMark/>
-          </w:tcPr>
-          <w:p>
-            <w:pPr>
-              <w:jc w:val="both"/>
-              <w:rPr>
-                <w:b/>
-                <w:bCs/>
-              </w:rPr>
-            </w:pPr>
-            <w:r>
-              <w:rPr>
-                <w:b/>
-                <w:bCs/>
-              </w:rPr>
-              <w:t>Train-Test Gap</w:t>
-            </w:r>
-          </w:p>
-        </w:tc>
-        <w:tc>
-          <w:tcPr>
-            <w:tcW w:w="0" w:type="auto"/>
-            <w:vAlign w:val="center"/>
-            <w:hideMark/>
-          </w:tcPr>
-          <w:p>
-            <w:pPr>
-              <w:jc w:val="both"/>
-              <w:rPr>
-                <w:b/>
-                <w:bCs/>
-              </w:rPr>
-            </w:pPr>
-            <w:proofErr w:type="spellStart"/>
-            <w:proofErr w:type="gramStart"/>
-            <w:r>
-              <w:rPr>
-                <w:b/>
-                <w:bCs/>
-              </w:rPr>
-              <w:t>Cohen's</w:t>
-            </w:r>
-            <w:proofErr w:type="spellEnd"/>
-            <w:proofErr w:type="gramEnd"/>
-            <w:r>
-              <w:rPr>
-                <w:b/>
-                <w:bCs/>
-              </w:rPr>
-              <w:t xml:space="preserve"> Kappa</w:t>
-            </w:r>
-          </w:p>
-        </w:tc>
-      </w:tr>
-      <w:tr>
-        <w:trPr>
-          <w:tblCellSpacing w:w="15" w:type="dxa"/>
-        </w:trPr>
-        <w:tc>
-          <w:tcPr>
-            <w:tcW w:w="0" w:type="auto"/>
-            <w:vAlign w:val="center"/>
-            <w:hideMark/>
-          </w:tcPr>
-          <w:p>
-            <w:pPr>
-              <w:jc w:val="both"/>
-            </w:pPr>
-            <w:proofErr w:type="spellStart"/>
-            <w:r>
-              <w:t>LightGBM</w:t>
-            </w:r>
-            <w:proofErr w:type="spellEnd"/>
-          </w:p>
-        </w:tc>
-        <w:tc>
-          <w:tcPr>
-            <w:tcW w:w="0" w:type="auto"/>
-            <w:vAlign w:val="center"/>
-            <w:hideMark/>
-          </w:tcPr>
-          <w:p>
-            <w:pPr>
-              <w:jc w:val="both"/>
-            </w:pPr>
-            <w:r>
-              <w:t>91.97</w:t>
-            </w:r>
-            <w:r>
-              <w:rPr>
-                <w:rFonts w:ascii="Arial" w:hAnsi="Arial" w:cs="Arial"/>
-              </w:rPr>
-              <w:t> </w:t>
-            </w:r>
-            <w:r>
-              <w:t>%</w:t>
-            </w:r>
-          </w:p>
-        </w:tc>
-        <w:tc>
-          <w:tcPr>
-            <w:tcW w:w="0" w:type="auto"/>
-            <w:vAlign w:val="center"/>
-            <w:hideMark/>
-          </w:tcPr>
-          <w:p>
-            <w:pPr>
-              <w:jc w:val="both"/>
-            </w:pPr>
-            <w:r>
-              <w:t>+0.49</w:t>
-            </w:r>
-            <w:r>
-              <w:rPr>
-                <w:rFonts w:ascii="Arial" w:hAnsi="Arial" w:cs="Arial"/>
-              </w:rPr>
-              <w:t> </w:t>
-            </w:r>
-            <w:r>
-              <w:t>%</w:t>
-            </w:r>
-          </w:p>
-        </w:tc>
-        <w:tc>
-          <w:tcPr>
-            <w:tcW w:w="0" w:type="auto"/>
-            <w:vAlign w:val="center"/>
-            <w:hideMark/>
-          </w:tcPr>
-          <w:p>
-            <w:pPr>
-              <w:jc w:val="both"/>
-            </w:pPr>
-            <w:r>
-              <w:t>0.8698</w:t>
-            </w:r>
-          </w:p>
-        </w:tc>
-      </w:tr>
-      <w:tr>
-        <w:trPr>
-          <w:tblCellSpacing w:w="15" w:type="dxa"/>
-        </w:trPr>
-        <w:tc>
-          <w:tcPr>
-            <w:tcW w:w="0" w:type="auto"/>
-            <w:vAlign w:val="center"/>
-            <w:hideMark/>
-          </w:tcPr>
-          <w:p>
-            <w:pPr>
-              <w:jc w:val="both"/>
-            </w:pPr>
-            <w:r>
-              <w:t>Random Forest</w:t>
-            </w:r>
-          </w:p>
-        </w:tc>
-        <w:tc>
-          <w:tcPr>
-            <w:tcW w:w="0" w:type="auto"/>
-            <w:vAlign w:val="center"/>
-            <w:hideMark/>
-          </w:tcPr>
-          <w:p>
-            <w:pPr>
-              <w:jc w:val="both"/>
-            </w:pPr>
-            <w:r>
-              <w:t>87.44</w:t>
-            </w:r>
-            <w:r>
-              <w:rPr>
-                <w:rFonts w:ascii="Arial" w:hAnsi="Arial" w:cs="Arial"/>
-              </w:rPr>
-              <w:t> </w:t>
-            </w:r>
-            <w:r>
-              <w:t>%</w:t>
-            </w:r>
-          </w:p>
-        </w:tc>
-        <w:tc>
-          <w:tcPr>
-            <w:tcW w:w="0" w:type="auto"/>
-            <w:vAlign w:val="center"/>
-            <w:hideMark/>
-          </w:tcPr>
-          <w:p>
-            <w:pPr>
-              <w:jc w:val="both"/>
-            </w:pPr>
-            <w:r>
-              <w:t>+1.68</w:t>
-            </w:r>
-            <w:r>
-              <w:rPr>
-                <w:rFonts w:ascii="Arial" w:hAnsi="Arial" w:cs="Arial"/>
-              </w:rPr>
-              <w:t> </w:t>
-            </w:r>
-            <w:r>
-              <w:t>%</w:t>
-            </w:r>
-          </w:p>
-        </w:tc>
-        <w:tc>
-          <w:tcPr>
-            <w:tcW w:w="0" w:type="auto"/>
-            <w:vAlign w:val="center"/>
-            <w:hideMark/>
-          </w:tcPr>
-          <w:p>
-            <w:pPr>
-              <w:jc w:val="both"/>
-            </w:pPr>
-            <w:r>
-              <w:t>0.8201</w:t>
-            </w:r>
-          </w:p>
-        </w:tc>
-      </w:tr>
-    </w:tbl>
-    <w:p>
-      <w:pPr>
-        <w:jc w:val="both"/>
-      </w:pPr>
-      <w:r>
-        <w:rPr>
-          <w:b/>
-          <w:bCs/>
-        </w:rPr>
-        <w:t>Ergebnis:</w:t>
-      </w:r>
-      <w:r>
-        <w:t xml:space="preserve"> </w:t>
-      </w:r>
-      <w:proofErr w:type="spellStart"/>
-      <w:r>
-        <w:t>LightGBM</w:t>
-      </w:r>
-      <w:proofErr w:type="spellEnd"/>
-      <w:r>
-        <w:t xml:space="preserve"> besser, stabiler, GPU-Support</w:t>
-      </w:r>
-    </w:p>
-    <w:p>
-      <w:pPr>
-        <w:jc w:val="both"/>
-      </w:pPr>
-    </w:p>
-    <w:p>
-      <w:pPr>
-        <w:pStyle w:val="berschrift1"/>
-      </w:pPr>
-      <w:r>
-        <w:t>Evaluation</w:t>
-      </w:r>
-    </w:p>
-    <w:p>
-      <w:pPr>
-        <w:numPr>
-          <w:ilvl w:val="0"/>
-          <w:numId w:val="15"/>
-        </w:numPr>
-        <w:jc w:val="both"/>
-      </w:pPr>
-      <w:proofErr w:type="spellStart"/>
-      <w:r>
-        <w:t>Accuracy</w:t>
-      </w:r>
-      <w:proofErr w:type="spellEnd"/>
-      <w:r>
-        <w:t>: 91.13</w:t>
-      </w:r>
-      <w:r>
-        <w:rPr>
-          <w:rFonts w:ascii="Arial" w:hAnsi="Arial" w:cs="Arial"/>
-        </w:rPr>
-        <w:t> </w:t>
-      </w:r>
-      <w:r>
-        <w:t>%</w:t>
-      </w:r>
-    </w:p>
-    <w:p>
-      <w:pPr>
-        <w:numPr>
-          <w:ilvl w:val="0"/>
-          <w:numId w:val="15"/>
-        </w:numPr>
-        <w:jc w:val="both"/>
-      </w:pPr>
-      <w:r>
-        <w:t>Precision/Recall/F1 (</w:t>
-      </w:r>
-      <w:proofErr w:type="spellStart"/>
-      <w:r>
-        <w:t>Inattentive</w:t>
-      </w:r>
-      <w:proofErr w:type="spellEnd"/>
-      <w:r>
-        <w:t>): 0.91 / 0.89 / 0.90</w:t>
-      </w:r>
-    </w:p>
-    <w:p>
-      <w:pPr>
-        <w:numPr>
-          <w:ilvl w:val="0"/>
-          <w:numId w:val="15"/>
-        </w:numPr>
-        <w:jc w:val="both"/>
-      </w:pPr>
-      <w:proofErr w:type="spellStart"/>
-      <w:r>
-        <w:t>Confusion</w:t>
-      </w:r>
-      <w:proofErr w:type="spellEnd"/>
-      <w:r>
-        <w:t xml:space="preserve"> Matrix: </w:t>
-      </w:r>
-      <w:proofErr w:type="spellStart"/>
-      <w:r>
-        <w:t>Attentive</w:t>
-      </w:r>
-      <w:proofErr w:type="spellEnd"/>
-      <w:r>
-        <w:t xml:space="preserve"> korrekt ~97.8</w:t>
-      </w:r>
-      <w:r>
-        <w:rPr>
-          <w:rFonts w:ascii="Arial" w:hAnsi="Arial" w:cs="Arial"/>
-        </w:rPr>
-        <w:t> </w:t>
-      </w:r>
-      <w:r>
-        <w:t xml:space="preserve">%, </w:t>
-      </w:r>
-      <w:proofErr w:type="spellStart"/>
-      <w:r>
-        <w:t>Inattentive</w:t>
-      </w:r>
-      <w:proofErr w:type="spellEnd"/>
-      <w:r>
-        <w:t xml:space="preserve"> ~88.7</w:t>
-      </w:r>
-      <w:r>
-        <w:rPr>
-          <w:rFonts w:ascii="Arial" w:hAnsi="Arial" w:cs="Arial"/>
-        </w:rPr>
-        <w:t> </w:t>
-      </w:r>
-      <w:r>
-        <w:t>%, Aggressive ~88.9</w:t>
-      </w:r>
-      <w:r>
-        <w:rPr>
-          <w:rFonts w:ascii="Arial" w:hAnsi="Arial" w:cs="Arial"/>
-        </w:rPr>
-        <w:t> </w:t>
-      </w:r>
-      <w:r>
-        <w:t>%</w:t>
-      </w:r>
-    </w:p>
-    <w:p>
-      <w:pPr>
-        <w:numPr>
-          <w:ilvl w:val="0"/>
-          <w:numId w:val="15"/>
-        </w:numPr>
-        <w:jc w:val="both"/>
-      </w:pPr>
-      <w:r>
-        <w:t xml:space="preserve">Feature </w:t>
-      </w:r>
-      <w:proofErr w:type="spellStart"/>
-      <w:r>
-        <w:t>Importance</w:t>
-      </w:r>
-      <w:proofErr w:type="spellEnd"/>
-      <w:r>
-        <w:t xml:space="preserve"> (Top 5):</w:t>
-      </w:r>
-    </w:p>
-    <w:p>
-      <w:pPr>
-        <w:numPr>
-          <w:ilvl w:val="1"/>
-          <w:numId w:val="15"/>
-        </w:numPr>
-        <w:jc w:val="both"/>
-      </w:pPr>
-      <w:proofErr w:type="spellStart"/>
-      <w:r>
-        <w:t>gaze_off_road_ratio</w:t>
-      </w:r>
-      <w:proofErr w:type="spellEnd"/>
-    </w:p>
-    <w:p>
-      <w:pPr>
-        <w:numPr>
-          <w:ilvl w:val="1"/>
-          <w:numId w:val="15"/>
-        </w:numPr>
-        <w:jc w:val="both"/>
-      </w:pPr>
-      <w:proofErr w:type="spellStart"/>
-      <w:r>
-        <w:t>steering_rate</w:t>
-      </w:r>
-      <w:proofErr w:type="spellEnd"/>
-    </w:p>
-    <w:p>
-      <w:pPr>
-        <w:numPr>
-          <w:ilvl w:val="1"/>
-          <w:numId w:val="15"/>
-        </w:numPr>
-        <w:jc w:val="both"/>
-      </w:pPr>
-      <w:proofErr w:type="spellStart"/>
-      <w:r>
-        <w:t>jerk_long_max</w:t>
-      </w:r>
-      <w:proofErr w:type="spellEnd"/>
-    </w:p>
-    <w:p>
-      <w:pPr>
-        <w:numPr>
-          <w:ilvl w:val="1"/>
-          <w:numId w:val="15"/>
-        </w:numPr>
-        <w:jc w:val="both"/>
-      </w:pPr>
-      <w:proofErr w:type="spellStart"/>
-      <w:r>
-        <w:t>control_smoothness</w:t>
-      </w:r>
-      <w:proofErr w:type="spellEnd"/>
-    </w:p>
-    <w:p>
-      <w:pPr>
-        <w:numPr>
-          <w:ilvl w:val="1"/>
-          <w:numId w:val="15"/>
-        </w:numPr>
-        <w:jc w:val="both"/>
-      </w:pPr>
-      <w:proofErr w:type="spellStart"/>
-      <w:r>
-        <w:t>ndrt_error_rate</w:t>
-      </w:r>
-      <w:proofErr w:type="spellEnd"/>
-    </w:p>
-    <w:p>
-      <w:pPr>
-        <w:jc w:val="both"/>
-      </w:pPr>
-    </w:p>
-    <w:p>
-      <w:pPr>
-        <w:jc w:val="both"/>
-        <w:rPr>
-          <w:b/>
-          <w:bCs/>
-        </w:rPr>
-      </w:pPr>
-      <w:r>
-        <w:rPr>
-          <w:b/>
-          <w:bCs/>
-        </w:rPr>
-        <w:t xml:space="preserve">Modell-Persistenz &amp; </w:t>
-      </w:r>
-      <w:proofErr w:type="spellStart"/>
-      <w:r>
-        <w:rPr>
-          <w:b/>
-          <w:bCs/>
-        </w:rPr>
-        <w:t>Deployment</w:t>
-      </w:r>
-      <w:proofErr w:type="spellEnd"/>
-    </w:p>
-    <w:p>
-      <w:pPr>
-        <w:numPr>
-          <w:ilvl w:val="0"/>
-          <w:numId w:val="16"/>
-        </w:numPr>
-        <w:jc w:val="both"/>
-      </w:pPr>
-      <w:r>
-        <w:t>Modell + Scaler serialisiert (</w:t>
-      </w:r>
-      <w:proofErr w:type="spellStart"/>
-      <w:r>
-        <w:t>driver_state_lgbm.pkl</w:t>
-      </w:r>
-      <w:proofErr w:type="spellEnd"/>
-      <w:r>
-        <w:t>)</w:t>
-      </w:r>
-    </w:p>
-    <w:p>
-      <w:pPr>
-        <w:numPr>
-          <w:ilvl w:val="0"/>
-          <w:numId w:val="16"/>
-        </w:numPr>
-        <w:jc w:val="both"/>
-      </w:pPr>
-      <w:r>
-        <w:t xml:space="preserve">Vorhersage neuer Daten: Feature-Engineering → </w:t>
-      </w:r>
-      <w:proofErr w:type="spellStart"/>
-      <w:r>
-        <w:t>Scaling</w:t>
-      </w:r>
-      <w:proofErr w:type="spellEnd"/>
-      <w:r>
-        <w:t xml:space="preserve"> → </w:t>
-      </w:r>
-      <w:proofErr w:type="spellStart"/>
-      <w:r>
-        <w:t>Prediction</w:t>
-      </w:r>
-      <w:proofErr w:type="spellEnd"/>
-      <w:r>
-        <w:t xml:space="preserve"> → Confidence</w:t>
-      </w:r>
-    </w:p>
-    <w:p>
-      <w:r>
-        <w:br w:type="page"/>
-      </w:r>
-    </w:p>
-    <w:p>
-      <w:pPr>
-        <w:jc w:val="both"/>
-        <w:rPr>
-          <w:b/>
-          <w:bCs/>
-        </w:rPr>
-      </w:pPr>
-      <w:r>
-        <w:rPr>
-          <w:b/>
-          <w:bCs/>
-        </w:rPr>
-        <w:lastRenderedPageBreak/>
-        <w:t>12. Zukünftige Verbesserungen</w:t>
-      </w:r>
-    </w:p>
-    <w:p>
-      <w:pPr>
-        <w:numPr>
-          <w:ilvl w:val="0"/>
-          <w:numId w:val="18"/>
-        </w:numPr>
-        <w:jc w:val="both"/>
-      </w:pPr>
-      <w:r>
-        <w:t>LSTM/Transformer für temporale Abhängigkeiten</w:t>
-      </w:r>
-    </w:p>
-    <w:p>
-      <w:pPr>
-        <w:numPr>
-          <w:ilvl w:val="0"/>
-          <w:numId w:val="18"/>
-        </w:numPr>
-        <w:jc w:val="both"/>
-      </w:pPr>
-      <w:r>
-        <w:t xml:space="preserve">Multi-Task Learning: Attention + </w:t>
-      </w:r>
-      <w:proofErr w:type="spellStart"/>
-      <w:r>
-        <w:t>Drowsiness</w:t>
-      </w:r>
-      <w:proofErr w:type="spellEnd"/>
-      <w:r>
-        <w:t xml:space="preserve"> + Aggression</w:t>
-      </w:r>
-    </w:p>
-    <w:p>
-      <w:pPr>
-        <w:numPr>
-          <w:ilvl w:val="0"/>
-          <w:numId w:val="18"/>
-        </w:numPr>
-        <w:jc w:val="both"/>
-      </w:pPr>
-      <w:proofErr w:type="spellStart"/>
-      <w:r>
-        <w:t>Active</w:t>
-      </w:r>
-      <w:proofErr w:type="spellEnd"/>
-      <w:r>
-        <w:t xml:space="preserve"> Learning &amp; </w:t>
-      </w:r>
-      <w:proofErr w:type="spellStart"/>
-      <w:r>
-        <w:t>Federated</w:t>
-      </w:r>
-      <w:proofErr w:type="spellEnd"/>
-      <w:r>
-        <w:t xml:space="preserve"> Learning</w:t>
-      </w:r>
-    </w:p>
-    <w:p>
-      <w:pPr>
-        <w:numPr>
-          <w:ilvl w:val="0"/>
-          <w:numId w:val="18"/>
-        </w:numPr>
-        <w:jc w:val="both"/>
-      </w:pPr>
-      <w:r>
-        <w:t xml:space="preserve">SHAP </w:t>
-      </w:r>
-      <w:proofErr w:type="spellStart"/>
-      <w:r>
-        <w:t>Explainability</w:t>
-      </w:r>
-      <w:proofErr w:type="spellEnd"/>
-    </w:p>
-    <w:p>
-      <w:pPr>
-        <w:numPr>
-          <w:ilvl w:val="0"/>
-          <w:numId w:val="18"/>
-        </w:numPr>
-        <w:jc w:val="both"/>
-      </w:pPr>
-      <w:r>
-        <w:t xml:space="preserve">Echtzeit Edge </w:t>
-      </w:r>
-      <w:proofErr w:type="spellStart"/>
-      <w:r>
-        <w:t>Deployment</w:t>
-      </w:r>
-      <w:proofErr w:type="spellEnd"/>
-    </w:p>
-    <w:p>
-      <w:pPr>
-        <w:jc w:val="both"/>
-      </w:pPr>
-    </w:p>
     <w:sectPr>
       <w:pgSz w:w="11906" w:h="16838"/>
       <w:pgMar w:top="1417" w:right="1417" w:bottom="1134" w:left="1417" w:header="708" w:footer="708" w:gutter="0"/>
@@ -4022,6 +1901,304 @@
 <file path=word/numbering.xml><?xml version="1.0" encoding="utf-8"?>
 <w:numbering xmlns:wpc="http://schemas.microsoft.com/office/word/2010/wordprocessingCanvas" xmlns:cx="http://schemas.microsoft.com/office/drawing/2014/chartex" xmlns:cx1="http://schemas.microsoft.com/office/drawing/2015/9/8/chartex" xmlns:cx2="http://schemas.microsoft.com/office/drawing/2015/10/21/chartex" xmlns:cx3="http://schemas.microsoft.com/office/drawing/2016/5/9/chartex" xmlns:cx4="http://schemas.microsoft.com/office/drawing/2016/5/10/chartex" xmlns:cx5="http://schemas.microsoft.com/office/drawing/2016/5/11/chartex" xmlns:cx6="http://schemas.microsoft.com/office/drawing/2016/5/12/chartex" xmlns:cx7="http://schemas.microsoft.com/office/drawing/2016/5/13/chartex" xmlns:cx8="http://schemas.microsoft.com/office/drawing/2016/5/14/chartex" xmlns:mc="http://schemas.openxmlformats.org/markup-compatibility/2006" xmlns:aink="http://schemas.microsoft.com/office/drawing/2016/ink" xmlns:am3d="http://schemas.microsoft.com/office/drawing/2017/model3d" xmlns:o="urn:schemas-microsoft-com:office:office" xmlns:oel="http://schemas.microsoft.com/office/2019/extlst" xmlns:r="http://schemas.openxmlformats.org/officeDocument/2006/relationships" xmlns:m="http://schemas.openxmlformats.org/officeDocument/2006/math" xmlns:v="urn:schemas-microsoft-com:vml" xmlns:wp14="http://schemas.microsoft.com/office/word/2010/wordprocessingDrawing" xmlns:wp="http://schemas.openxmlformats.org/drawingml/2006/wordprocessingDrawing" xmlns:w10="urn:schemas-microsoft-com:office:word" xmlns:w="http://schemas.openxmlformats.org/wordprocessingml/2006/main" xmlns:w14="http://schemas.microsoft.com/office/word/2010/wordml" xmlns:w15="http://schemas.microsoft.com/office/word/2012/wordml" xmlns:w16cex="http://schemas.microsoft.com/office/word/2018/wordml/cex" xmlns:w16cid="http://schemas.microsoft.com/office/word/2016/wordml/cid" xmlns:w16="http://schemas.microsoft.com/office/word/2018/wordml" xmlns:w16du="http://schemas.microsoft.com/office/word/2023/wordml/word16du" xmlns:w16sdtdh="http://schemas.microsoft.com/office/word/2020/wordml/sdtdatahash" xmlns:w16sdtfl="http://schemas.microsoft.com/office/word/2024/wordml/sdtformatlock" xmlns:w16se="http://schemas.microsoft.com/office/word/2015/wordml/symex" xmlns:wpg="http://schemas.microsoft.com/office/word/2010/wordprocessingGroup" xmlns:wpi="http://schemas.microsoft.com/office/word/2010/wordprocessingInk" xmlns:wne="http://schemas.microsoft.com/office/word/2006/wordml" xmlns:wps="http://schemas.microsoft.com/office/word/2010/wordprocessingShape" mc:Ignorable="w14 w15 w16se w16cid w16 w16cex w16sdtdh w16sdtfl w16du wp14">
   <w:abstractNum w:abstractNumId="0" w15:restartNumberingAfterBreak="0">
+    <w:nsid w:val="00281B0B"/>
+    <w:multiLevelType w:val="multilevel"/>
+    <w:tmpl w:val="4E381ADE"/>
+    <w:lvl w:ilvl="0">
+      <w:start w:val="1"/>
+      <w:numFmt w:val="bullet"/>
+      <w:lvlText w:val=""/>
+      <w:lvlJc w:val="left"/>
+      <w:pPr>
+        <w:tabs>
+          <w:tab w:val="num" w:pos="720"/>
+        </w:tabs>
+        <w:ind w:left="720" w:hanging="360"/>
+      </w:pPr>
+      <w:rPr>
+        <w:rFonts w:ascii="Symbol" w:hAnsi="Symbol" w:hint="default"/>
+        <w:sz w:val="20"/>
+      </w:rPr>
+    </w:lvl>
+    <w:lvl w:ilvl="1" w:tentative="1">
+      <w:start w:val="1"/>
+      <w:numFmt w:val="bullet"/>
+      <w:lvlText w:val="o"/>
+      <w:lvlJc w:val="left"/>
+      <w:pPr>
+        <w:tabs>
+          <w:tab w:val="num" w:pos="1440"/>
+        </w:tabs>
+        <w:ind w:left="1440" w:hanging="360"/>
+      </w:pPr>
+      <w:rPr>
+        <w:rFonts w:ascii="Courier New" w:hAnsi="Courier New" w:hint="default"/>
+        <w:sz w:val="20"/>
+      </w:rPr>
+    </w:lvl>
+    <w:lvl w:ilvl="2" w:tentative="1">
+      <w:start w:val="1"/>
+      <w:numFmt w:val="bullet"/>
+      <w:lvlText w:val=""/>
+      <w:lvlJc w:val="left"/>
+      <w:pPr>
+        <w:tabs>
+          <w:tab w:val="num" w:pos="2160"/>
+        </w:tabs>
+        <w:ind w:left="2160" w:hanging="360"/>
+      </w:pPr>
+      <w:rPr>
+        <w:rFonts w:ascii="Wingdings" w:hAnsi="Wingdings" w:hint="default"/>
+        <w:sz w:val="20"/>
+      </w:rPr>
+    </w:lvl>
+    <w:lvl w:ilvl="3" w:tentative="1">
+      <w:start w:val="1"/>
+      <w:numFmt w:val="bullet"/>
+      <w:lvlText w:val=""/>
+      <w:lvlJc w:val="left"/>
+      <w:pPr>
+        <w:tabs>
+          <w:tab w:val="num" w:pos="2880"/>
+        </w:tabs>
+        <w:ind w:left="2880" w:hanging="360"/>
+      </w:pPr>
+      <w:rPr>
+        <w:rFonts w:ascii="Wingdings" w:hAnsi="Wingdings" w:hint="default"/>
+        <w:sz w:val="20"/>
+      </w:rPr>
+    </w:lvl>
+    <w:lvl w:ilvl="4" w:tentative="1">
+      <w:start w:val="1"/>
+      <w:numFmt w:val="bullet"/>
+      <w:lvlText w:val=""/>
+      <w:lvlJc w:val="left"/>
+      <w:pPr>
+        <w:tabs>
+          <w:tab w:val="num" w:pos="3600"/>
+        </w:tabs>
+        <w:ind w:left="3600" w:hanging="360"/>
+      </w:pPr>
+      <w:rPr>
+        <w:rFonts w:ascii="Wingdings" w:hAnsi="Wingdings" w:hint="default"/>
+        <w:sz w:val="20"/>
+      </w:rPr>
+    </w:lvl>
+    <w:lvl w:ilvl="5" w:tentative="1">
+      <w:start w:val="1"/>
+      <w:numFmt w:val="bullet"/>
+      <w:lvlText w:val=""/>
+      <w:lvlJc w:val="left"/>
+      <w:pPr>
+        <w:tabs>
+          <w:tab w:val="num" w:pos="4320"/>
+        </w:tabs>
+        <w:ind w:left="4320" w:hanging="360"/>
+      </w:pPr>
+      <w:rPr>
+        <w:rFonts w:ascii="Wingdings" w:hAnsi="Wingdings" w:hint="default"/>
+        <w:sz w:val="20"/>
+      </w:rPr>
+    </w:lvl>
+    <w:lvl w:ilvl="6" w:tentative="1">
+      <w:start w:val="1"/>
+      <w:numFmt w:val="bullet"/>
+      <w:lvlText w:val=""/>
+      <w:lvlJc w:val="left"/>
+      <w:pPr>
+        <w:tabs>
+          <w:tab w:val="num" w:pos="5040"/>
+        </w:tabs>
+        <w:ind w:left="5040" w:hanging="360"/>
+      </w:pPr>
+      <w:rPr>
+        <w:rFonts w:ascii="Wingdings" w:hAnsi="Wingdings" w:hint="default"/>
+        <w:sz w:val="20"/>
+      </w:rPr>
+    </w:lvl>
+    <w:lvl w:ilvl="7" w:tentative="1">
+      <w:start w:val="1"/>
+      <w:numFmt w:val="bullet"/>
+      <w:lvlText w:val=""/>
+      <w:lvlJc w:val="left"/>
+      <w:pPr>
+        <w:tabs>
+          <w:tab w:val="num" w:pos="5760"/>
+        </w:tabs>
+        <w:ind w:left="5760" w:hanging="360"/>
+      </w:pPr>
+      <w:rPr>
+        <w:rFonts w:ascii="Wingdings" w:hAnsi="Wingdings" w:hint="default"/>
+        <w:sz w:val="20"/>
+      </w:rPr>
+    </w:lvl>
+    <w:lvl w:ilvl="8" w:tentative="1">
+      <w:start w:val="1"/>
+      <w:numFmt w:val="bullet"/>
+      <w:lvlText w:val=""/>
+      <w:lvlJc w:val="left"/>
+      <w:pPr>
+        <w:tabs>
+          <w:tab w:val="num" w:pos="6480"/>
+        </w:tabs>
+        <w:ind w:left="6480" w:hanging="360"/>
+      </w:pPr>
+      <w:rPr>
+        <w:rFonts w:ascii="Wingdings" w:hAnsi="Wingdings" w:hint="default"/>
+        <w:sz w:val="20"/>
+      </w:rPr>
+    </w:lvl>
+  </w:abstractNum>
+  <w:abstractNum w:abstractNumId="1" w15:restartNumberingAfterBreak="0">
+    <w:nsid w:val="02DB4502"/>
+    <w:multiLevelType w:val="multilevel"/>
+    <w:tmpl w:val="41F015C8"/>
+    <w:lvl w:ilvl="0">
+      <w:start w:val="1"/>
+      <w:numFmt w:val="bullet"/>
+      <w:lvlText w:val=""/>
+      <w:lvlJc w:val="left"/>
+      <w:pPr>
+        <w:tabs>
+          <w:tab w:val="num" w:pos="720"/>
+        </w:tabs>
+        <w:ind w:left="720" w:hanging="360"/>
+      </w:pPr>
+      <w:rPr>
+        <w:rFonts w:ascii="Symbol" w:hAnsi="Symbol" w:hint="default"/>
+        <w:sz w:val="20"/>
+      </w:rPr>
+    </w:lvl>
+    <w:lvl w:ilvl="1" w:tentative="1">
+      <w:start w:val="1"/>
+      <w:numFmt w:val="bullet"/>
+      <w:lvlText w:val="o"/>
+      <w:lvlJc w:val="left"/>
+      <w:pPr>
+        <w:tabs>
+          <w:tab w:val="num" w:pos="1440"/>
+        </w:tabs>
+        <w:ind w:left="1440" w:hanging="360"/>
+      </w:pPr>
+      <w:rPr>
+        <w:rFonts w:ascii="Courier New" w:hAnsi="Courier New" w:hint="default"/>
+        <w:sz w:val="20"/>
+      </w:rPr>
+    </w:lvl>
+    <w:lvl w:ilvl="2" w:tentative="1">
+      <w:start w:val="1"/>
+      <w:numFmt w:val="bullet"/>
+      <w:lvlText w:val=""/>
+      <w:lvlJc w:val="left"/>
+      <w:pPr>
+        <w:tabs>
+          <w:tab w:val="num" w:pos="2160"/>
+        </w:tabs>
+        <w:ind w:left="2160" w:hanging="360"/>
+      </w:pPr>
+      <w:rPr>
+        <w:rFonts w:ascii="Wingdings" w:hAnsi="Wingdings" w:hint="default"/>
+        <w:sz w:val="20"/>
+      </w:rPr>
+    </w:lvl>
+    <w:lvl w:ilvl="3" w:tentative="1">
+      <w:start w:val="1"/>
+      <w:numFmt w:val="bullet"/>
+      <w:lvlText w:val=""/>
+      <w:lvlJc w:val="left"/>
+      <w:pPr>
+        <w:tabs>
+          <w:tab w:val="num" w:pos="2880"/>
+        </w:tabs>
+        <w:ind w:left="2880" w:hanging="360"/>
+      </w:pPr>
+      <w:rPr>
+        <w:rFonts w:ascii="Wingdings" w:hAnsi="Wingdings" w:hint="default"/>
+        <w:sz w:val="20"/>
+      </w:rPr>
+    </w:lvl>
+    <w:lvl w:ilvl="4" w:tentative="1">
+      <w:start w:val="1"/>
+      <w:numFmt w:val="bullet"/>
+      <w:lvlText w:val=""/>
+      <w:lvlJc w:val="left"/>
+      <w:pPr>
+        <w:tabs>
+          <w:tab w:val="num" w:pos="3600"/>
+        </w:tabs>
+        <w:ind w:left="3600" w:hanging="360"/>
+      </w:pPr>
+      <w:rPr>
+        <w:rFonts w:ascii="Wingdings" w:hAnsi="Wingdings" w:hint="default"/>
+        <w:sz w:val="20"/>
+      </w:rPr>
+    </w:lvl>
+    <w:lvl w:ilvl="5" w:tentative="1">
+      <w:start w:val="1"/>
+      <w:numFmt w:val="bullet"/>
+      <w:lvlText w:val=""/>
+      <w:lvlJc w:val="left"/>
+      <w:pPr>
+        <w:tabs>
+          <w:tab w:val="num" w:pos="4320"/>
+        </w:tabs>
+        <w:ind w:left="4320" w:hanging="360"/>
+      </w:pPr>
+      <w:rPr>
+        <w:rFonts w:ascii="Wingdings" w:hAnsi="Wingdings" w:hint="default"/>
+        <w:sz w:val="20"/>
+      </w:rPr>
+    </w:lvl>
+    <w:lvl w:ilvl="6" w:tentative="1">
+      <w:start w:val="1"/>
+      <w:numFmt w:val="bullet"/>
+      <w:lvlText w:val=""/>
+      <w:lvlJc w:val="left"/>
+      <w:pPr>
+        <w:tabs>
+          <w:tab w:val="num" w:pos="5040"/>
+        </w:tabs>
+        <w:ind w:left="5040" w:hanging="360"/>
+      </w:pPr>
+      <w:rPr>
+        <w:rFonts w:ascii="Wingdings" w:hAnsi="Wingdings" w:hint="default"/>
+        <w:sz w:val="20"/>
+      </w:rPr>
+    </w:lvl>
+    <w:lvl w:ilvl="7" w:tentative="1">
+      <w:start w:val="1"/>
+      <w:numFmt w:val="bullet"/>
+      <w:lvlText w:val=""/>
+      <w:lvlJc w:val="left"/>
+      <w:pPr>
+        <w:tabs>
+          <w:tab w:val="num" w:pos="5760"/>
+        </w:tabs>
+        <w:ind w:left="5760" w:hanging="360"/>
+      </w:pPr>
+      <w:rPr>
+        <w:rFonts w:ascii="Wingdings" w:hAnsi="Wingdings" w:hint="default"/>
+        <w:sz w:val="20"/>
+      </w:rPr>
+    </w:lvl>
+    <w:lvl w:ilvl="8" w:tentative="1">
+      <w:start w:val="1"/>
+      <w:numFmt w:val="bullet"/>
+      <w:lvlText w:val=""/>
+      <w:lvlJc w:val="left"/>
+      <w:pPr>
+        <w:tabs>
+          <w:tab w:val="num" w:pos="6480"/>
+        </w:tabs>
+        <w:ind w:left="6480" w:hanging="360"/>
+      </w:pPr>
+      <w:rPr>
+        <w:rFonts w:ascii="Wingdings" w:hAnsi="Wingdings" w:hint="default"/>
+        <w:sz w:val="20"/>
+      </w:rPr>
+    </w:lvl>
+  </w:abstractNum>
+  <w:abstractNum w:abstractNumId="2" w15:restartNumberingAfterBreak="0">
     <w:nsid w:val="0AE647A1"/>
     <w:multiLevelType w:val="multilevel"/>
     <w:tmpl w:val="7B04EB4C"/>
@@ -4170,7 +2347,156 @@
       </w:rPr>
     </w:lvl>
   </w:abstractNum>
-  <w:abstractNum w:abstractNumId="1" w15:restartNumberingAfterBreak="0">
+  <w:abstractNum w:abstractNumId="3" w15:restartNumberingAfterBreak="0">
+    <w:nsid w:val="0E806B78"/>
+    <w:multiLevelType w:val="multilevel"/>
+    <w:tmpl w:val="44CCB2E0"/>
+    <w:lvl w:ilvl="0">
+      <w:start w:val="1"/>
+      <w:numFmt w:val="bullet"/>
+      <w:lvlText w:val=""/>
+      <w:lvlJc w:val="left"/>
+      <w:pPr>
+        <w:tabs>
+          <w:tab w:val="num" w:pos="720"/>
+        </w:tabs>
+        <w:ind w:left="720" w:hanging="360"/>
+      </w:pPr>
+      <w:rPr>
+        <w:rFonts w:ascii="Symbol" w:hAnsi="Symbol" w:hint="default"/>
+        <w:sz w:val="20"/>
+      </w:rPr>
+    </w:lvl>
+    <w:lvl w:ilvl="1" w:tentative="1">
+      <w:start w:val="1"/>
+      <w:numFmt w:val="bullet"/>
+      <w:lvlText w:val="o"/>
+      <w:lvlJc w:val="left"/>
+      <w:pPr>
+        <w:tabs>
+          <w:tab w:val="num" w:pos="1440"/>
+        </w:tabs>
+        <w:ind w:left="1440" w:hanging="360"/>
+      </w:pPr>
+      <w:rPr>
+        <w:rFonts w:ascii="Courier New" w:hAnsi="Courier New" w:hint="default"/>
+        <w:sz w:val="20"/>
+      </w:rPr>
+    </w:lvl>
+    <w:lvl w:ilvl="2" w:tentative="1">
+      <w:start w:val="1"/>
+      <w:numFmt w:val="bullet"/>
+      <w:lvlText w:val=""/>
+      <w:lvlJc w:val="left"/>
+      <w:pPr>
+        <w:tabs>
+          <w:tab w:val="num" w:pos="2160"/>
+        </w:tabs>
+        <w:ind w:left="2160" w:hanging="360"/>
+      </w:pPr>
+      <w:rPr>
+        <w:rFonts w:ascii="Wingdings" w:hAnsi="Wingdings" w:hint="default"/>
+        <w:sz w:val="20"/>
+      </w:rPr>
+    </w:lvl>
+    <w:lvl w:ilvl="3" w:tentative="1">
+      <w:start w:val="1"/>
+      <w:numFmt w:val="bullet"/>
+      <w:lvlText w:val=""/>
+      <w:lvlJc w:val="left"/>
+      <w:pPr>
+        <w:tabs>
+          <w:tab w:val="num" w:pos="2880"/>
+        </w:tabs>
+        <w:ind w:left="2880" w:hanging="360"/>
+      </w:pPr>
+      <w:rPr>
+        <w:rFonts w:ascii="Wingdings" w:hAnsi="Wingdings" w:hint="default"/>
+        <w:sz w:val="20"/>
+      </w:rPr>
+    </w:lvl>
+    <w:lvl w:ilvl="4" w:tentative="1">
+      <w:start w:val="1"/>
+      <w:numFmt w:val="bullet"/>
+      <w:lvlText w:val=""/>
+      <w:lvlJc w:val="left"/>
+      <w:pPr>
+        <w:tabs>
+          <w:tab w:val="num" w:pos="3600"/>
+        </w:tabs>
+        <w:ind w:left="3600" w:hanging="360"/>
+      </w:pPr>
+      <w:rPr>
+        <w:rFonts w:ascii="Wingdings" w:hAnsi="Wingdings" w:hint="default"/>
+        <w:sz w:val="20"/>
+      </w:rPr>
+    </w:lvl>
+    <w:lvl w:ilvl="5" w:tentative="1">
+      <w:start w:val="1"/>
+      <w:numFmt w:val="bullet"/>
+      <w:lvlText w:val=""/>
+      <w:lvlJc w:val="left"/>
+      <w:pPr>
+        <w:tabs>
+          <w:tab w:val="num" w:pos="4320"/>
+        </w:tabs>
+        <w:ind w:left="4320" w:hanging="360"/>
+      </w:pPr>
+      <w:rPr>
+        <w:rFonts w:ascii="Wingdings" w:hAnsi="Wingdings" w:hint="default"/>
+        <w:sz w:val="20"/>
+      </w:rPr>
+    </w:lvl>
+    <w:lvl w:ilvl="6" w:tentative="1">
+      <w:start w:val="1"/>
+      <w:numFmt w:val="bullet"/>
+      <w:lvlText w:val=""/>
+      <w:lvlJc w:val="left"/>
+      <w:pPr>
+        <w:tabs>
+          <w:tab w:val="num" w:pos="5040"/>
+        </w:tabs>
+        <w:ind w:left="5040" w:hanging="360"/>
+      </w:pPr>
+      <w:rPr>
+        <w:rFonts w:ascii="Wingdings" w:hAnsi="Wingdings" w:hint="default"/>
+        <w:sz w:val="20"/>
+      </w:rPr>
+    </w:lvl>
+    <w:lvl w:ilvl="7" w:tentative="1">
+      <w:start w:val="1"/>
+      <w:numFmt w:val="bullet"/>
+      <w:lvlText w:val=""/>
+      <w:lvlJc w:val="left"/>
+      <w:pPr>
+        <w:tabs>
+          <w:tab w:val="num" w:pos="5760"/>
+        </w:tabs>
+        <w:ind w:left="5760" w:hanging="360"/>
+      </w:pPr>
+      <w:rPr>
+        <w:rFonts w:ascii="Wingdings" w:hAnsi="Wingdings" w:hint="default"/>
+        <w:sz w:val="20"/>
+      </w:rPr>
+    </w:lvl>
+    <w:lvl w:ilvl="8" w:tentative="1">
+      <w:start w:val="1"/>
+      <w:numFmt w:val="bullet"/>
+      <w:lvlText w:val=""/>
+      <w:lvlJc w:val="left"/>
+      <w:pPr>
+        <w:tabs>
+          <w:tab w:val="num" w:pos="6480"/>
+        </w:tabs>
+        <w:ind w:left="6480" w:hanging="360"/>
+      </w:pPr>
+      <w:rPr>
+        <w:rFonts w:ascii="Wingdings" w:hAnsi="Wingdings" w:hint="default"/>
+        <w:sz w:val="20"/>
+      </w:rPr>
+    </w:lvl>
+  </w:abstractNum>
+  <w:abstractNum w:abstractNumId="4" w15:restartNumberingAfterBreak="0">
     <w:nsid w:val="15422ADF"/>
     <w:multiLevelType w:val="multilevel"/>
     <w:tmpl w:val="D1786DB4"/>
@@ -4319,7 +2645,7 @@
       </w:rPr>
     </w:lvl>
   </w:abstractNum>
-  <w:abstractNum w:abstractNumId="2" w15:restartNumberingAfterBreak="0">
+  <w:abstractNum w:abstractNumId="5" w15:restartNumberingAfterBreak="0">
     <w:nsid w:val="1613131D"/>
     <w:multiLevelType w:val="multilevel"/>
     <w:tmpl w:val="01822510"/>
@@ -4468,7 +2794,7 @@
       </w:rPr>
     </w:lvl>
   </w:abstractNum>
-  <w:abstractNum w:abstractNumId="3" w15:restartNumberingAfterBreak="0">
+  <w:abstractNum w:abstractNumId="6" w15:restartNumberingAfterBreak="0">
     <w:nsid w:val="196E4D98"/>
     <w:multiLevelType w:val="multilevel"/>
     <w:tmpl w:val="033C84E0"/>
@@ -4617,7 +2943,7 @@
       </w:rPr>
     </w:lvl>
   </w:abstractNum>
-  <w:abstractNum w:abstractNumId="4" w15:restartNumberingAfterBreak="0">
+  <w:abstractNum w:abstractNumId="7" w15:restartNumberingAfterBreak="0">
     <w:nsid w:val="19C02054"/>
     <w:multiLevelType w:val="multilevel"/>
     <w:tmpl w:val="F8E6440A"/>
@@ -4766,7 +3092,305 @@
       </w:rPr>
     </w:lvl>
   </w:abstractNum>
-  <w:abstractNum w:abstractNumId="5" w15:restartNumberingAfterBreak="0">
+  <w:abstractNum w:abstractNumId="8" w15:restartNumberingAfterBreak="0">
+    <w:nsid w:val="20A75851"/>
+    <w:multiLevelType w:val="multilevel"/>
+    <w:tmpl w:val="E696946A"/>
+    <w:lvl w:ilvl="0">
+      <w:start w:val="1"/>
+      <w:numFmt w:val="bullet"/>
+      <w:lvlText w:val=""/>
+      <w:lvlJc w:val="left"/>
+      <w:pPr>
+        <w:tabs>
+          <w:tab w:val="num" w:pos="720"/>
+        </w:tabs>
+        <w:ind w:left="720" w:hanging="360"/>
+      </w:pPr>
+      <w:rPr>
+        <w:rFonts w:ascii="Symbol" w:hAnsi="Symbol" w:hint="default"/>
+        <w:sz w:val="20"/>
+      </w:rPr>
+    </w:lvl>
+    <w:lvl w:ilvl="1" w:tentative="1">
+      <w:start w:val="1"/>
+      <w:numFmt w:val="bullet"/>
+      <w:lvlText w:val="o"/>
+      <w:lvlJc w:val="left"/>
+      <w:pPr>
+        <w:tabs>
+          <w:tab w:val="num" w:pos="1440"/>
+        </w:tabs>
+        <w:ind w:left="1440" w:hanging="360"/>
+      </w:pPr>
+      <w:rPr>
+        <w:rFonts w:ascii="Courier New" w:hAnsi="Courier New" w:hint="default"/>
+        <w:sz w:val="20"/>
+      </w:rPr>
+    </w:lvl>
+    <w:lvl w:ilvl="2" w:tentative="1">
+      <w:start w:val="1"/>
+      <w:numFmt w:val="bullet"/>
+      <w:lvlText w:val=""/>
+      <w:lvlJc w:val="left"/>
+      <w:pPr>
+        <w:tabs>
+          <w:tab w:val="num" w:pos="2160"/>
+        </w:tabs>
+        <w:ind w:left="2160" w:hanging="360"/>
+      </w:pPr>
+      <w:rPr>
+        <w:rFonts w:ascii="Wingdings" w:hAnsi="Wingdings" w:hint="default"/>
+        <w:sz w:val="20"/>
+      </w:rPr>
+    </w:lvl>
+    <w:lvl w:ilvl="3" w:tentative="1">
+      <w:start w:val="1"/>
+      <w:numFmt w:val="bullet"/>
+      <w:lvlText w:val=""/>
+      <w:lvlJc w:val="left"/>
+      <w:pPr>
+        <w:tabs>
+          <w:tab w:val="num" w:pos="2880"/>
+        </w:tabs>
+        <w:ind w:left="2880" w:hanging="360"/>
+      </w:pPr>
+      <w:rPr>
+        <w:rFonts w:ascii="Wingdings" w:hAnsi="Wingdings" w:hint="default"/>
+        <w:sz w:val="20"/>
+      </w:rPr>
+    </w:lvl>
+    <w:lvl w:ilvl="4" w:tentative="1">
+      <w:start w:val="1"/>
+      <w:numFmt w:val="bullet"/>
+      <w:lvlText w:val=""/>
+      <w:lvlJc w:val="left"/>
+      <w:pPr>
+        <w:tabs>
+          <w:tab w:val="num" w:pos="3600"/>
+        </w:tabs>
+        <w:ind w:left="3600" w:hanging="360"/>
+      </w:pPr>
+      <w:rPr>
+        <w:rFonts w:ascii="Wingdings" w:hAnsi="Wingdings" w:hint="default"/>
+        <w:sz w:val="20"/>
+      </w:rPr>
+    </w:lvl>
+    <w:lvl w:ilvl="5" w:tentative="1">
+      <w:start w:val="1"/>
+      <w:numFmt w:val="bullet"/>
+      <w:lvlText w:val=""/>
+      <w:lvlJc w:val="left"/>
+      <w:pPr>
+        <w:tabs>
+          <w:tab w:val="num" w:pos="4320"/>
+        </w:tabs>
+        <w:ind w:left="4320" w:hanging="360"/>
+      </w:pPr>
+      <w:rPr>
+        <w:rFonts w:ascii="Wingdings" w:hAnsi="Wingdings" w:hint="default"/>
+        <w:sz w:val="20"/>
+      </w:rPr>
+    </w:lvl>
+    <w:lvl w:ilvl="6" w:tentative="1">
+      <w:start w:val="1"/>
+      <w:numFmt w:val="bullet"/>
+      <w:lvlText w:val=""/>
+      <w:lvlJc w:val="left"/>
+      <w:pPr>
+        <w:tabs>
+          <w:tab w:val="num" w:pos="5040"/>
+        </w:tabs>
+        <w:ind w:left="5040" w:hanging="360"/>
+      </w:pPr>
+      <w:rPr>
+        <w:rFonts w:ascii="Wingdings" w:hAnsi="Wingdings" w:hint="default"/>
+        <w:sz w:val="20"/>
+      </w:rPr>
+    </w:lvl>
+    <w:lvl w:ilvl="7" w:tentative="1">
+      <w:start w:val="1"/>
+      <w:numFmt w:val="bullet"/>
+      <w:lvlText w:val=""/>
+      <w:lvlJc w:val="left"/>
+      <w:pPr>
+        <w:tabs>
+          <w:tab w:val="num" w:pos="5760"/>
+        </w:tabs>
+        <w:ind w:left="5760" w:hanging="360"/>
+      </w:pPr>
+      <w:rPr>
+        <w:rFonts w:ascii="Wingdings" w:hAnsi="Wingdings" w:hint="default"/>
+        <w:sz w:val="20"/>
+      </w:rPr>
+    </w:lvl>
+    <w:lvl w:ilvl="8" w:tentative="1">
+      <w:start w:val="1"/>
+      <w:numFmt w:val="bullet"/>
+      <w:lvlText w:val=""/>
+      <w:lvlJc w:val="left"/>
+      <w:pPr>
+        <w:tabs>
+          <w:tab w:val="num" w:pos="6480"/>
+        </w:tabs>
+        <w:ind w:left="6480" w:hanging="360"/>
+      </w:pPr>
+      <w:rPr>
+        <w:rFonts w:ascii="Wingdings" w:hAnsi="Wingdings" w:hint="default"/>
+        <w:sz w:val="20"/>
+      </w:rPr>
+    </w:lvl>
+  </w:abstractNum>
+  <w:abstractNum w:abstractNumId="9" w15:restartNumberingAfterBreak="0">
+    <w:nsid w:val="2E6178C5"/>
+    <w:multiLevelType w:val="multilevel"/>
+    <w:tmpl w:val="C78E13D6"/>
+    <w:lvl w:ilvl="0">
+      <w:start w:val="1"/>
+      <w:numFmt w:val="bullet"/>
+      <w:lvlText w:val=""/>
+      <w:lvlJc w:val="left"/>
+      <w:pPr>
+        <w:tabs>
+          <w:tab w:val="num" w:pos="720"/>
+        </w:tabs>
+        <w:ind w:left="720" w:hanging="360"/>
+      </w:pPr>
+      <w:rPr>
+        <w:rFonts w:ascii="Symbol" w:hAnsi="Symbol" w:hint="default"/>
+        <w:sz w:val="20"/>
+      </w:rPr>
+    </w:lvl>
+    <w:lvl w:ilvl="1" w:tentative="1">
+      <w:start w:val="1"/>
+      <w:numFmt w:val="bullet"/>
+      <w:lvlText w:val="o"/>
+      <w:lvlJc w:val="left"/>
+      <w:pPr>
+        <w:tabs>
+          <w:tab w:val="num" w:pos="1440"/>
+        </w:tabs>
+        <w:ind w:left="1440" w:hanging="360"/>
+      </w:pPr>
+      <w:rPr>
+        <w:rFonts w:ascii="Courier New" w:hAnsi="Courier New" w:hint="default"/>
+        <w:sz w:val="20"/>
+      </w:rPr>
+    </w:lvl>
+    <w:lvl w:ilvl="2" w:tentative="1">
+      <w:start w:val="1"/>
+      <w:numFmt w:val="bullet"/>
+      <w:lvlText w:val=""/>
+      <w:lvlJc w:val="left"/>
+      <w:pPr>
+        <w:tabs>
+          <w:tab w:val="num" w:pos="2160"/>
+        </w:tabs>
+        <w:ind w:left="2160" w:hanging="360"/>
+      </w:pPr>
+      <w:rPr>
+        <w:rFonts w:ascii="Wingdings" w:hAnsi="Wingdings" w:hint="default"/>
+        <w:sz w:val="20"/>
+      </w:rPr>
+    </w:lvl>
+    <w:lvl w:ilvl="3" w:tentative="1">
+      <w:start w:val="1"/>
+      <w:numFmt w:val="bullet"/>
+      <w:lvlText w:val=""/>
+      <w:lvlJc w:val="left"/>
+      <w:pPr>
+        <w:tabs>
+          <w:tab w:val="num" w:pos="2880"/>
+        </w:tabs>
+        <w:ind w:left="2880" w:hanging="360"/>
+      </w:pPr>
+      <w:rPr>
+        <w:rFonts w:ascii="Wingdings" w:hAnsi="Wingdings" w:hint="default"/>
+        <w:sz w:val="20"/>
+      </w:rPr>
+    </w:lvl>
+    <w:lvl w:ilvl="4" w:tentative="1">
+      <w:start w:val="1"/>
+      <w:numFmt w:val="bullet"/>
+      <w:lvlText w:val=""/>
+      <w:lvlJc w:val="left"/>
+      <w:pPr>
+        <w:tabs>
+          <w:tab w:val="num" w:pos="3600"/>
+        </w:tabs>
+        <w:ind w:left="3600" w:hanging="360"/>
+      </w:pPr>
+      <w:rPr>
+        <w:rFonts w:ascii="Wingdings" w:hAnsi="Wingdings" w:hint="default"/>
+        <w:sz w:val="20"/>
+      </w:rPr>
+    </w:lvl>
+    <w:lvl w:ilvl="5" w:tentative="1">
+      <w:start w:val="1"/>
+      <w:numFmt w:val="bullet"/>
+      <w:lvlText w:val=""/>
+      <w:lvlJc w:val="left"/>
+      <w:pPr>
+        <w:tabs>
+          <w:tab w:val="num" w:pos="4320"/>
+        </w:tabs>
+        <w:ind w:left="4320" w:hanging="360"/>
+      </w:pPr>
+      <w:rPr>
+        <w:rFonts w:ascii="Wingdings" w:hAnsi="Wingdings" w:hint="default"/>
+        <w:sz w:val="20"/>
+      </w:rPr>
+    </w:lvl>
+    <w:lvl w:ilvl="6" w:tentative="1">
+      <w:start w:val="1"/>
+      <w:numFmt w:val="bullet"/>
+      <w:lvlText w:val=""/>
+      <w:lvlJc w:val="left"/>
+      <w:pPr>
+        <w:tabs>
+          <w:tab w:val="num" w:pos="5040"/>
+        </w:tabs>
+        <w:ind w:left="5040" w:hanging="360"/>
+      </w:pPr>
+      <w:rPr>
+        <w:rFonts w:ascii="Wingdings" w:hAnsi="Wingdings" w:hint="default"/>
+        <w:sz w:val="20"/>
+      </w:rPr>
+    </w:lvl>
+    <w:lvl w:ilvl="7" w:tentative="1">
+      <w:start w:val="1"/>
+      <w:numFmt w:val="bullet"/>
+      <w:lvlText w:val=""/>
+      <w:lvlJc w:val="left"/>
+      <w:pPr>
+        <w:tabs>
+          <w:tab w:val="num" w:pos="5760"/>
+        </w:tabs>
+        <w:ind w:left="5760" w:hanging="360"/>
+      </w:pPr>
+      <w:rPr>
+        <w:rFonts w:ascii="Wingdings" w:hAnsi="Wingdings" w:hint="default"/>
+        <w:sz w:val="20"/>
+      </w:rPr>
+    </w:lvl>
+    <w:lvl w:ilvl="8" w:tentative="1">
+      <w:start w:val="1"/>
+      <w:numFmt w:val="bullet"/>
+      <w:lvlText w:val=""/>
+      <w:lvlJc w:val="left"/>
+      <w:pPr>
+        <w:tabs>
+          <w:tab w:val="num" w:pos="6480"/>
+        </w:tabs>
+        <w:ind w:left="6480" w:hanging="360"/>
+      </w:pPr>
+      <w:rPr>
+        <w:rFonts w:ascii="Wingdings" w:hAnsi="Wingdings" w:hint="default"/>
+        <w:sz w:val="20"/>
+      </w:rPr>
+    </w:lvl>
+  </w:abstractNum>
+  <w:abstractNum w:abstractNumId="10" w15:restartNumberingAfterBreak="0">
     <w:nsid w:val="30113167"/>
     <w:multiLevelType w:val="multilevel"/>
     <w:tmpl w:val="F68A8D9A"/>
@@ -4915,7 +3539,7 @@
       </w:rPr>
     </w:lvl>
   </w:abstractNum>
-  <w:abstractNum w:abstractNumId="6" w15:restartNumberingAfterBreak="0">
+  <w:abstractNum w:abstractNumId="11" w15:restartNumberingAfterBreak="0">
     <w:nsid w:val="35315A37"/>
     <w:multiLevelType w:val="multilevel"/>
     <w:tmpl w:val="96E2DC3A"/>
@@ -5064,7 +3688,7 @@
       </w:rPr>
     </w:lvl>
   </w:abstractNum>
-  <w:abstractNum w:abstractNumId="7" w15:restartNumberingAfterBreak="0">
+  <w:abstractNum w:abstractNumId="12" w15:restartNumberingAfterBreak="0">
     <w:nsid w:val="37853607"/>
     <w:multiLevelType w:val="multilevel"/>
     <w:tmpl w:val="D512B2EA"/>
@@ -5209,7 +3833,7 @@
       </w:rPr>
     </w:lvl>
   </w:abstractNum>
-  <w:abstractNum w:abstractNumId="8" w15:restartNumberingAfterBreak="0">
+  <w:abstractNum w:abstractNumId="13" w15:restartNumberingAfterBreak="0">
     <w:nsid w:val="3E724D02"/>
     <w:multiLevelType w:val="multilevel"/>
     <w:tmpl w:val="FFCCCA9E"/>
@@ -5358,7 +3982,7 @@
       </w:rPr>
     </w:lvl>
   </w:abstractNum>
-  <w:abstractNum w:abstractNumId="9" w15:restartNumberingAfterBreak="0">
+  <w:abstractNum w:abstractNumId="14" w15:restartNumberingAfterBreak="0">
     <w:nsid w:val="3F2E7C67"/>
     <w:multiLevelType w:val="multilevel"/>
     <w:tmpl w:val="82E03124"/>
@@ -5507,7 +4131,156 @@
       </w:rPr>
     </w:lvl>
   </w:abstractNum>
-  <w:abstractNum w:abstractNumId="10" w15:restartNumberingAfterBreak="0">
+  <w:abstractNum w:abstractNumId="15" w15:restartNumberingAfterBreak="0">
+    <w:nsid w:val="404430BA"/>
+    <w:multiLevelType w:val="multilevel"/>
+    <w:tmpl w:val="3294B1BA"/>
+    <w:lvl w:ilvl="0">
+      <w:start w:val="1"/>
+      <w:numFmt w:val="bullet"/>
+      <w:lvlText w:val=""/>
+      <w:lvlJc w:val="left"/>
+      <w:pPr>
+        <w:tabs>
+          <w:tab w:val="num" w:pos="720"/>
+        </w:tabs>
+        <w:ind w:left="720" w:hanging="360"/>
+      </w:pPr>
+      <w:rPr>
+        <w:rFonts w:ascii="Symbol" w:hAnsi="Symbol" w:hint="default"/>
+        <w:sz w:val="20"/>
+      </w:rPr>
+    </w:lvl>
+    <w:lvl w:ilvl="1" w:tentative="1">
+      <w:start w:val="1"/>
+      <w:numFmt w:val="bullet"/>
+      <w:lvlText w:val="o"/>
+      <w:lvlJc w:val="left"/>
+      <w:pPr>
+        <w:tabs>
+          <w:tab w:val="num" w:pos="1440"/>
+        </w:tabs>
+        <w:ind w:left="1440" w:hanging="360"/>
+      </w:pPr>
+      <w:rPr>
+        <w:rFonts w:ascii="Courier New" w:hAnsi="Courier New" w:hint="default"/>
+        <w:sz w:val="20"/>
+      </w:rPr>
+    </w:lvl>
+    <w:lvl w:ilvl="2" w:tentative="1">
+      <w:start w:val="1"/>
+      <w:numFmt w:val="bullet"/>
+      <w:lvlText w:val=""/>
+      <w:lvlJc w:val="left"/>
+      <w:pPr>
+        <w:tabs>
+          <w:tab w:val="num" w:pos="2160"/>
+        </w:tabs>
+        <w:ind w:left="2160" w:hanging="360"/>
+      </w:pPr>
+      <w:rPr>
+        <w:rFonts w:ascii="Wingdings" w:hAnsi="Wingdings" w:hint="default"/>
+        <w:sz w:val="20"/>
+      </w:rPr>
+    </w:lvl>
+    <w:lvl w:ilvl="3" w:tentative="1">
+      <w:start w:val="1"/>
+      <w:numFmt w:val="bullet"/>
+      <w:lvlText w:val=""/>
+      <w:lvlJc w:val="left"/>
+      <w:pPr>
+        <w:tabs>
+          <w:tab w:val="num" w:pos="2880"/>
+        </w:tabs>
+        <w:ind w:left="2880" w:hanging="360"/>
+      </w:pPr>
+      <w:rPr>
+        <w:rFonts w:ascii="Wingdings" w:hAnsi="Wingdings" w:hint="default"/>
+        <w:sz w:val="20"/>
+      </w:rPr>
+    </w:lvl>
+    <w:lvl w:ilvl="4" w:tentative="1">
+      <w:start w:val="1"/>
+      <w:numFmt w:val="bullet"/>
+      <w:lvlText w:val=""/>
+      <w:lvlJc w:val="left"/>
+      <w:pPr>
+        <w:tabs>
+          <w:tab w:val="num" w:pos="3600"/>
+        </w:tabs>
+        <w:ind w:left="3600" w:hanging="360"/>
+      </w:pPr>
+      <w:rPr>
+        <w:rFonts w:ascii="Wingdings" w:hAnsi="Wingdings" w:hint="default"/>
+        <w:sz w:val="20"/>
+      </w:rPr>
+    </w:lvl>
+    <w:lvl w:ilvl="5" w:tentative="1">
+      <w:start w:val="1"/>
+      <w:numFmt w:val="bullet"/>
+      <w:lvlText w:val=""/>
+      <w:lvlJc w:val="left"/>
+      <w:pPr>
+        <w:tabs>
+          <w:tab w:val="num" w:pos="4320"/>
+        </w:tabs>
+        <w:ind w:left="4320" w:hanging="360"/>
+      </w:pPr>
+      <w:rPr>
+        <w:rFonts w:ascii="Wingdings" w:hAnsi="Wingdings" w:hint="default"/>
+        <w:sz w:val="20"/>
+      </w:rPr>
+    </w:lvl>
+    <w:lvl w:ilvl="6" w:tentative="1">
+      <w:start w:val="1"/>
+      <w:numFmt w:val="bullet"/>
+      <w:lvlText w:val=""/>
+      <w:lvlJc w:val="left"/>
+      <w:pPr>
+        <w:tabs>
+          <w:tab w:val="num" w:pos="5040"/>
+        </w:tabs>
+        <w:ind w:left="5040" w:hanging="360"/>
+      </w:pPr>
+      <w:rPr>
+        <w:rFonts w:ascii="Wingdings" w:hAnsi="Wingdings" w:hint="default"/>
+        <w:sz w:val="20"/>
+      </w:rPr>
+    </w:lvl>
+    <w:lvl w:ilvl="7" w:tentative="1">
+      <w:start w:val="1"/>
+      <w:numFmt w:val="bullet"/>
+      <w:lvlText w:val=""/>
+      <w:lvlJc w:val="left"/>
+      <w:pPr>
+        <w:tabs>
+          <w:tab w:val="num" w:pos="5760"/>
+        </w:tabs>
+        <w:ind w:left="5760" w:hanging="360"/>
+      </w:pPr>
+      <w:rPr>
+        <w:rFonts w:ascii="Wingdings" w:hAnsi="Wingdings" w:hint="default"/>
+        <w:sz w:val="20"/>
+      </w:rPr>
+    </w:lvl>
+    <w:lvl w:ilvl="8" w:tentative="1">
+      <w:start w:val="1"/>
+      <w:numFmt w:val="bullet"/>
+      <w:lvlText w:val=""/>
+      <w:lvlJc w:val="left"/>
+      <w:pPr>
+        <w:tabs>
+          <w:tab w:val="num" w:pos="6480"/>
+        </w:tabs>
+        <w:ind w:left="6480" w:hanging="360"/>
+      </w:pPr>
+      <w:rPr>
+        <w:rFonts w:ascii="Wingdings" w:hAnsi="Wingdings" w:hint="default"/>
+        <w:sz w:val="20"/>
+      </w:rPr>
+    </w:lvl>
+  </w:abstractNum>
+  <w:abstractNum w:abstractNumId="16" w15:restartNumberingAfterBreak="0">
     <w:nsid w:val="404965B4"/>
     <w:multiLevelType w:val="multilevel"/>
     <w:tmpl w:val="DE6C5DCC"/>
@@ -5656,7 +4429,156 @@
       </w:rPr>
     </w:lvl>
   </w:abstractNum>
-  <w:abstractNum w:abstractNumId="11" w15:restartNumberingAfterBreak="0">
+  <w:abstractNum w:abstractNumId="17" w15:restartNumberingAfterBreak="0">
+    <w:nsid w:val="44A127E6"/>
+    <w:multiLevelType w:val="multilevel"/>
+    <w:tmpl w:val="A2A88ED6"/>
+    <w:lvl w:ilvl="0">
+      <w:start w:val="1"/>
+      <w:numFmt w:val="bullet"/>
+      <w:lvlText w:val=""/>
+      <w:lvlJc w:val="left"/>
+      <w:pPr>
+        <w:tabs>
+          <w:tab w:val="num" w:pos="720"/>
+        </w:tabs>
+        <w:ind w:left="720" w:hanging="360"/>
+      </w:pPr>
+      <w:rPr>
+        <w:rFonts w:ascii="Symbol" w:hAnsi="Symbol" w:hint="default"/>
+        <w:sz w:val="20"/>
+      </w:rPr>
+    </w:lvl>
+    <w:lvl w:ilvl="1" w:tentative="1">
+      <w:start w:val="1"/>
+      <w:numFmt w:val="bullet"/>
+      <w:lvlText w:val="o"/>
+      <w:lvlJc w:val="left"/>
+      <w:pPr>
+        <w:tabs>
+          <w:tab w:val="num" w:pos="1440"/>
+        </w:tabs>
+        <w:ind w:left="1440" w:hanging="360"/>
+      </w:pPr>
+      <w:rPr>
+        <w:rFonts w:ascii="Courier New" w:hAnsi="Courier New" w:hint="default"/>
+        <w:sz w:val="20"/>
+      </w:rPr>
+    </w:lvl>
+    <w:lvl w:ilvl="2" w:tentative="1">
+      <w:start w:val="1"/>
+      <w:numFmt w:val="bullet"/>
+      <w:lvlText w:val=""/>
+      <w:lvlJc w:val="left"/>
+      <w:pPr>
+        <w:tabs>
+          <w:tab w:val="num" w:pos="2160"/>
+        </w:tabs>
+        <w:ind w:left="2160" w:hanging="360"/>
+      </w:pPr>
+      <w:rPr>
+        <w:rFonts w:ascii="Wingdings" w:hAnsi="Wingdings" w:hint="default"/>
+        <w:sz w:val="20"/>
+      </w:rPr>
+    </w:lvl>
+    <w:lvl w:ilvl="3" w:tentative="1">
+      <w:start w:val="1"/>
+      <w:numFmt w:val="bullet"/>
+      <w:lvlText w:val=""/>
+      <w:lvlJc w:val="left"/>
+      <w:pPr>
+        <w:tabs>
+          <w:tab w:val="num" w:pos="2880"/>
+        </w:tabs>
+        <w:ind w:left="2880" w:hanging="360"/>
+      </w:pPr>
+      <w:rPr>
+        <w:rFonts w:ascii="Wingdings" w:hAnsi="Wingdings" w:hint="default"/>
+        <w:sz w:val="20"/>
+      </w:rPr>
+    </w:lvl>
+    <w:lvl w:ilvl="4" w:tentative="1">
+      <w:start w:val="1"/>
+      <w:numFmt w:val="bullet"/>
+      <w:lvlText w:val=""/>
+      <w:lvlJc w:val="left"/>
+      <w:pPr>
+        <w:tabs>
+          <w:tab w:val="num" w:pos="3600"/>
+        </w:tabs>
+        <w:ind w:left="3600" w:hanging="360"/>
+      </w:pPr>
+      <w:rPr>
+        <w:rFonts w:ascii="Wingdings" w:hAnsi="Wingdings" w:hint="default"/>
+        <w:sz w:val="20"/>
+      </w:rPr>
+    </w:lvl>
+    <w:lvl w:ilvl="5" w:tentative="1">
+      <w:start w:val="1"/>
+      <w:numFmt w:val="bullet"/>
+      <w:lvlText w:val=""/>
+      <w:lvlJc w:val="left"/>
+      <w:pPr>
+        <w:tabs>
+          <w:tab w:val="num" w:pos="4320"/>
+        </w:tabs>
+        <w:ind w:left="4320" w:hanging="360"/>
+      </w:pPr>
+      <w:rPr>
+        <w:rFonts w:ascii="Wingdings" w:hAnsi="Wingdings" w:hint="default"/>
+        <w:sz w:val="20"/>
+      </w:rPr>
+    </w:lvl>
+    <w:lvl w:ilvl="6" w:tentative="1">
+      <w:start w:val="1"/>
+      <w:numFmt w:val="bullet"/>
+      <w:lvlText w:val=""/>
+      <w:lvlJc w:val="left"/>
+      <w:pPr>
+        <w:tabs>
+          <w:tab w:val="num" w:pos="5040"/>
+        </w:tabs>
+        <w:ind w:left="5040" w:hanging="360"/>
+      </w:pPr>
+      <w:rPr>
+        <w:rFonts w:ascii="Wingdings" w:hAnsi="Wingdings" w:hint="default"/>
+        <w:sz w:val="20"/>
+      </w:rPr>
+    </w:lvl>
+    <w:lvl w:ilvl="7" w:tentative="1">
+      <w:start w:val="1"/>
+      <w:numFmt w:val="bullet"/>
+      <w:lvlText w:val=""/>
+      <w:lvlJc w:val="left"/>
+      <w:pPr>
+        <w:tabs>
+          <w:tab w:val="num" w:pos="5760"/>
+        </w:tabs>
+        <w:ind w:left="5760" w:hanging="360"/>
+      </w:pPr>
+      <w:rPr>
+        <w:rFonts w:ascii="Wingdings" w:hAnsi="Wingdings" w:hint="default"/>
+        <w:sz w:val="20"/>
+      </w:rPr>
+    </w:lvl>
+    <w:lvl w:ilvl="8" w:tentative="1">
+      <w:start w:val="1"/>
+      <w:numFmt w:val="bullet"/>
+      <w:lvlText w:val=""/>
+      <w:lvlJc w:val="left"/>
+      <w:pPr>
+        <w:tabs>
+          <w:tab w:val="num" w:pos="6480"/>
+        </w:tabs>
+        <w:ind w:left="6480" w:hanging="360"/>
+      </w:pPr>
+      <w:rPr>
+        <w:rFonts w:ascii="Wingdings" w:hAnsi="Wingdings" w:hint="default"/>
+        <w:sz w:val="20"/>
+      </w:rPr>
+    </w:lvl>
+  </w:abstractNum>
+  <w:abstractNum w:abstractNumId="18" w15:restartNumberingAfterBreak="0">
     <w:nsid w:val="47BC480A"/>
     <w:multiLevelType w:val="multilevel"/>
     <w:tmpl w:val="DBF28E14"/>
@@ -5805,7 +4727,7 @@
       </w:rPr>
     </w:lvl>
   </w:abstractNum>
-  <w:abstractNum w:abstractNumId="12" w15:restartNumberingAfterBreak="0">
+  <w:abstractNum w:abstractNumId="19" w15:restartNumberingAfterBreak="0">
     <w:nsid w:val="4A1539F8"/>
     <w:multiLevelType w:val="multilevel"/>
     <w:tmpl w:val="2CC024A0"/>
@@ -5954,7 +4876,7 @@
       </w:rPr>
     </w:lvl>
   </w:abstractNum>
-  <w:abstractNum w:abstractNumId="13" w15:restartNumberingAfterBreak="0">
+  <w:abstractNum w:abstractNumId="20" w15:restartNumberingAfterBreak="0">
     <w:nsid w:val="4A3A66B5"/>
     <w:multiLevelType w:val="multilevel"/>
     <w:tmpl w:val="EF842F94"/>
@@ -6103,7 +5025,7 @@
       </w:rPr>
     </w:lvl>
   </w:abstractNum>
-  <w:abstractNum w:abstractNumId="14" w15:restartNumberingAfterBreak="0">
+  <w:abstractNum w:abstractNumId="21" w15:restartNumberingAfterBreak="0">
     <w:nsid w:val="52EF7050"/>
     <w:multiLevelType w:val="multilevel"/>
     <w:tmpl w:val="03DE9B12"/>
@@ -6252,7 +5174,305 @@
       </w:rPr>
     </w:lvl>
   </w:abstractNum>
-  <w:abstractNum w:abstractNumId="15" w15:restartNumberingAfterBreak="0">
+  <w:abstractNum w:abstractNumId="22" w15:restartNumberingAfterBreak="0">
+    <w:nsid w:val="54B61A26"/>
+    <w:multiLevelType w:val="multilevel"/>
+    <w:tmpl w:val="C69A887E"/>
+    <w:lvl w:ilvl="0">
+      <w:start w:val="1"/>
+      <w:numFmt w:val="bullet"/>
+      <w:lvlText w:val=""/>
+      <w:lvlJc w:val="left"/>
+      <w:pPr>
+        <w:tabs>
+          <w:tab w:val="num" w:pos="720"/>
+        </w:tabs>
+        <w:ind w:left="720" w:hanging="360"/>
+      </w:pPr>
+      <w:rPr>
+        <w:rFonts w:ascii="Symbol" w:hAnsi="Symbol" w:hint="default"/>
+        <w:sz w:val="20"/>
+      </w:rPr>
+    </w:lvl>
+    <w:lvl w:ilvl="1" w:tentative="1">
+      <w:start w:val="1"/>
+      <w:numFmt w:val="bullet"/>
+      <w:lvlText w:val="o"/>
+      <w:lvlJc w:val="left"/>
+      <w:pPr>
+        <w:tabs>
+          <w:tab w:val="num" w:pos="1440"/>
+        </w:tabs>
+        <w:ind w:left="1440" w:hanging="360"/>
+      </w:pPr>
+      <w:rPr>
+        <w:rFonts w:ascii="Courier New" w:hAnsi="Courier New" w:hint="default"/>
+        <w:sz w:val="20"/>
+      </w:rPr>
+    </w:lvl>
+    <w:lvl w:ilvl="2" w:tentative="1">
+      <w:start w:val="1"/>
+      <w:numFmt w:val="bullet"/>
+      <w:lvlText w:val=""/>
+      <w:lvlJc w:val="left"/>
+      <w:pPr>
+        <w:tabs>
+          <w:tab w:val="num" w:pos="2160"/>
+        </w:tabs>
+        <w:ind w:left="2160" w:hanging="360"/>
+      </w:pPr>
+      <w:rPr>
+        <w:rFonts w:ascii="Wingdings" w:hAnsi="Wingdings" w:hint="default"/>
+        <w:sz w:val="20"/>
+      </w:rPr>
+    </w:lvl>
+    <w:lvl w:ilvl="3" w:tentative="1">
+      <w:start w:val="1"/>
+      <w:numFmt w:val="bullet"/>
+      <w:lvlText w:val=""/>
+      <w:lvlJc w:val="left"/>
+      <w:pPr>
+        <w:tabs>
+          <w:tab w:val="num" w:pos="2880"/>
+        </w:tabs>
+        <w:ind w:left="2880" w:hanging="360"/>
+      </w:pPr>
+      <w:rPr>
+        <w:rFonts w:ascii="Wingdings" w:hAnsi="Wingdings" w:hint="default"/>
+        <w:sz w:val="20"/>
+      </w:rPr>
+    </w:lvl>
+    <w:lvl w:ilvl="4" w:tentative="1">
+      <w:start w:val="1"/>
+      <w:numFmt w:val="bullet"/>
+      <w:lvlText w:val=""/>
+      <w:lvlJc w:val="left"/>
+      <w:pPr>
+        <w:tabs>
+          <w:tab w:val="num" w:pos="3600"/>
+        </w:tabs>
+        <w:ind w:left="3600" w:hanging="360"/>
+      </w:pPr>
+      <w:rPr>
+        <w:rFonts w:ascii="Wingdings" w:hAnsi="Wingdings" w:hint="default"/>
+        <w:sz w:val="20"/>
+      </w:rPr>
+    </w:lvl>
+    <w:lvl w:ilvl="5" w:tentative="1">
+      <w:start w:val="1"/>
+      <w:numFmt w:val="bullet"/>
+      <w:lvlText w:val=""/>
+      <w:lvlJc w:val="left"/>
+      <w:pPr>
+        <w:tabs>
+          <w:tab w:val="num" w:pos="4320"/>
+        </w:tabs>
+        <w:ind w:left="4320" w:hanging="360"/>
+      </w:pPr>
+      <w:rPr>
+        <w:rFonts w:ascii="Wingdings" w:hAnsi="Wingdings" w:hint="default"/>
+        <w:sz w:val="20"/>
+      </w:rPr>
+    </w:lvl>
+    <w:lvl w:ilvl="6" w:tentative="1">
+      <w:start w:val="1"/>
+      <w:numFmt w:val="bullet"/>
+      <w:lvlText w:val=""/>
+      <w:lvlJc w:val="left"/>
+      <w:pPr>
+        <w:tabs>
+          <w:tab w:val="num" w:pos="5040"/>
+        </w:tabs>
+        <w:ind w:left="5040" w:hanging="360"/>
+      </w:pPr>
+      <w:rPr>
+        <w:rFonts w:ascii="Wingdings" w:hAnsi="Wingdings" w:hint="default"/>
+        <w:sz w:val="20"/>
+      </w:rPr>
+    </w:lvl>
+    <w:lvl w:ilvl="7" w:tentative="1">
+      <w:start w:val="1"/>
+      <w:numFmt w:val="bullet"/>
+      <w:lvlText w:val=""/>
+      <w:lvlJc w:val="left"/>
+      <w:pPr>
+        <w:tabs>
+          <w:tab w:val="num" w:pos="5760"/>
+        </w:tabs>
+        <w:ind w:left="5760" w:hanging="360"/>
+      </w:pPr>
+      <w:rPr>
+        <w:rFonts w:ascii="Wingdings" w:hAnsi="Wingdings" w:hint="default"/>
+        <w:sz w:val="20"/>
+      </w:rPr>
+    </w:lvl>
+    <w:lvl w:ilvl="8" w:tentative="1">
+      <w:start w:val="1"/>
+      <w:numFmt w:val="bullet"/>
+      <w:lvlText w:val=""/>
+      <w:lvlJc w:val="left"/>
+      <w:pPr>
+        <w:tabs>
+          <w:tab w:val="num" w:pos="6480"/>
+        </w:tabs>
+        <w:ind w:left="6480" w:hanging="360"/>
+      </w:pPr>
+      <w:rPr>
+        <w:rFonts w:ascii="Wingdings" w:hAnsi="Wingdings" w:hint="default"/>
+        <w:sz w:val="20"/>
+      </w:rPr>
+    </w:lvl>
+  </w:abstractNum>
+  <w:abstractNum w:abstractNumId="23" w15:restartNumberingAfterBreak="0">
+    <w:nsid w:val="574F3642"/>
+    <w:multiLevelType w:val="multilevel"/>
+    <w:tmpl w:val="A50422C8"/>
+    <w:lvl w:ilvl="0">
+      <w:start w:val="1"/>
+      <w:numFmt w:val="bullet"/>
+      <w:lvlText w:val=""/>
+      <w:lvlJc w:val="left"/>
+      <w:pPr>
+        <w:tabs>
+          <w:tab w:val="num" w:pos="720"/>
+        </w:tabs>
+        <w:ind w:left="720" w:hanging="360"/>
+      </w:pPr>
+      <w:rPr>
+        <w:rFonts w:ascii="Symbol" w:hAnsi="Symbol" w:hint="default"/>
+        <w:sz w:val="20"/>
+      </w:rPr>
+    </w:lvl>
+    <w:lvl w:ilvl="1" w:tentative="1">
+      <w:start w:val="1"/>
+      <w:numFmt w:val="bullet"/>
+      <w:lvlText w:val="o"/>
+      <w:lvlJc w:val="left"/>
+      <w:pPr>
+        <w:tabs>
+          <w:tab w:val="num" w:pos="1440"/>
+        </w:tabs>
+        <w:ind w:left="1440" w:hanging="360"/>
+      </w:pPr>
+      <w:rPr>
+        <w:rFonts w:ascii="Courier New" w:hAnsi="Courier New" w:hint="default"/>
+        <w:sz w:val="20"/>
+      </w:rPr>
+    </w:lvl>
+    <w:lvl w:ilvl="2" w:tentative="1">
+      <w:start w:val="1"/>
+      <w:numFmt w:val="bullet"/>
+      <w:lvlText w:val=""/>
+      <w:lvlJc w:val="left"/>
+      <w:pPr>
+        <w:tabs>
+          <w:tab w:val="num" w:pos="2160"/>
+        </w:tabs>
+        <w:ind w:left="2160" w:hanging="360"/>
+      </w:pPr>
+      <w:rPr>
+        <w:rFonts w:ascii="Wingdings" w:hAnsi="Wingdings" w:hint="default"/>
+        <w:sz w:val="20"/>
+      </w:rPr>
+    </w:lvl>
+    <w:lvl w:ilvl="3" w:tentative="1">
+      <w:start w:val="1"/>
+      <w:numFmt w:val="bullet"/>
+      <w:lvlText w:val=""/>
+      <w:lvlJc w:val="left"/>
+      <w:pPr>
+        <w:tabs>
+          <w:tab w:val="num" w:pos="2880"/>
+        </w:tabs>
+        <w:ind w:left="2880" w:hanging="360"/>
+      </w:pPr>
+      <w:rPr>
+        <w:rFonts w:ascii="Wingdings" w:hAnsi="Wingdings" w:hint="default"/>
+        <w:sz w:val="20"/>
+      </w:rPr>
+    </w:lvl>
+    <w:lvl w:ilvl="4" w:tentative="1">
+      <w:start w:val="1"/>
+      <w:numFmt w:val="bullet"/>
+      <w:lvlText w:val=""/>
+      <w:lvlJc w:val="left"/>
+      <w:pPr>
+        <w:tabs>
+          <w:tab w:val="num" w:pos="3600"/>
+        </w:tabs>
+        <w:ind w:left="3600" w:hanging="360"/>
+      </w:pPr>
+      <w:rPr>
+        <w:rFonts w:ascii="Wingdings" w:hAnsi="Wingdings" w:hint="default"/>
+        <w:sz w:val="20"/>
+      </w:rPr>
+    </w:lvl>
+    <w:lvl w:ilvl="5" w:tentative="1">
+      <w:start w:val="1"/>
+      <w:numFmt w:val="bullet"/>
+      <w:lvlText w:val=""/>
+      <w:lvlJc w:val="left"/>
+      <w:pPr>
+        <w:tabs>
+          <w:tab w:val="num" w:pos="4320"/>
+        </w:tabs>
+        <w:ind w:left="4320" w:hanging="360"/>
+      </w:pPr>
+      <w:rPr>
+        <w:rFonts w:ascii="Wingdings" w:hAnsi="Wingdings" w:hint="default"/>
+        <w:sz w:val="20"/>
+      </w:rPr>
+    </w:lvl>
+    <w:lvl w:ilvl="6" w:tentative="1">
+      <w:start w:val="1"/>
+      <w:numFmt w:val="bullet"/>
+      <w:lvlText w:val=""/>
+      <w:lvlJc w:val="left"/>
+      <w:pPr>
+        <w:tabs>
+          <w:tab w:val="num" w:pos="5040"/>
+        </w:tabs>
+        <w:ind w:left="5040" w:hanging="360"/>
+      </w:pPr>
+      <w:rPr>
+        <w:rFonts w:ascii="Wingdings" w:hAnsi="Wingdings" w:hint="default"/>
+        <w:sz w:val="20"/>
+      </w:rPr>
+    </w:lvl>
+    <w:lvl w:ilvl="7" w:tentative="1">
+      <w:start w:val="1"/>
+      <w:numFmt w:val="bullet"/>
+      <w:lvlText w:val=""/>
+      <w:lvlJc w:val="left"/>
+      <w:pPr>
+        <w:tabs>
+          <w:tab w:val="num" w:pos="5760"/>
+        </w:tabs>
+        <w:ind w:left="5760" w:hanging="360"/>
+      </w:pPr>
+      <w:rPr>
+        <w:rFonts w:ascii="Wingdings" w:hAnsi="Wingdings" w:hint="default"/>
+        <w:sz w:val="20"/>
+      </w:rPr>
+    </w:lvl>
+    <w:lvl w:ilvl="8" w:tentative="1">
+      <w:start w:val="1"/>
+      <w:numFmt w:val="bullet"/>
+      <w:lvlText w:val=""/>
+      <w:lvlJc w:val="left"/>
+      <w:pPr>
+        <w:tabs>
+          <w:tab w:val="num" w:pos="6480"/>
+        </w:tabs>
+        <w:ind w:left="6480" w:hanging="360"/>
+      </w:pPr>
+      <w:rPr>
+        <w:rFonts w:ascii="Wingdings" w:hAnsi="Wingdings" w:hint="default"/>
+        <w:sz w:val="20"/>
+      </w:rPr>
+    </w:lvl>
+  </w:abstractNum>
+  <w:abstractNum w:abstractNumId="24" w15:restartNumberingAfterBreak="0">
     <w:nsid w:val="5AE41B4D"/>
     <w:multiLevelType w:val="multilevel"/>
     <w:tmpl w:val="2444A594"/>
@@ -6365,7 +5585,120 @@
       </w:pPr>
     </w:lvl>
   </w:abstractNum>
-  <w:abstractNum w:abstractNumId="16" w15:restartNumberingAfterBreak="0">
+  <w:abstractNum w:abstractNumId="25" w15:restartNumberingAfterBreak="0">
+    <w:nsid w:val="638A7CF8"/>
+    <w:multiLevelType w:val="multilevel"/>
+    <w:tmpl w:val="EFEE0270"/>
+    <w:lvl w:ilvl="0">
+      <w:start w:val="1"/>
+      <w:numFmt w:val="decimal"/>
+      <w:lvlText w:val="%1."/>
+      <w:lvlJc w:val="left"/>
+      <w:pPr>
+        <w:tabs>
+          <w:tab w:val="num" w:pos="720"/>
+        </w:tabs>
+        <w:ind w:left="720" w:hanging="360"/>
+      </w:pPr>
+    </w:lvl>
+    <w:lvl w:ilvl="1" w:tentative="1">
+      <w:start w:val="1"/>
+      <w:numFmt w:val="decimal"/>
+      <w:lvlText w:val="%2."/>
+      <w:lvlJc w:val="left"/>
+      <w:pPr>
+        <w:tabs>
+          <w:tab w:val="num" w:pos="1440"/>
+        </w:tabs>
+        <w:ind w:left="1440" w:hanging="360"/>
+      </w:pPr>
+    </w:lvl>
+    <w:lvl w:ilvl="2" w:tentative="1">
+      <w:start w:val="1"/>
+      <w:numFmt w:val="decimal"/>
+      <w:lvlText w:val="%3."/>
+      <w:lvlJc w:val="left"/>
+      <w:pPr>
+        <w:tabs>
+          <w:tab w:val="num" w:pos="2160"/>
+        </w:tabs>
+        <w:ind w:left="2160" w:hanging="360"/>
+      </w:pPr>
+    </w:lvl>
+    <w:lvl w:ilvl="3" w:tentative="1">
+      <w:start w:val="1"/>
+      <w:numFmt w:val="decimal"/>
+      <w:lvlText w:val="%4."/>
+      <w:lvlJc w:val="left"/>
+      <w:pPr>
+        <w:tabs>
+          <w:tab w:val="num" w:pos="2880"/>
+        </w:tabs>
+        <w:ind w:left="2880" w:hanging="360"/>
+      </w:pPr>
+    </w:lvl>
+    <w:lvl w:ilvl="4" w:tentative="1">
+      <w:start w:val="1"/>
+      <w:numFmt w:val="decimal"/>
+      <w:lvlText w:val="%5."/>
+      <w:lvlJc w:val="left"/>
+      <w:pPr>
+        <w:tabs>
+          <w:tab w:val="num" w:pos="3600"/>
+        </w:tabs>
+        <w:ind w:left="3600" w:hanging="360"/>
+      </w:pPr>
+    </w:lvl>
+    <w:lvl w:ilvl="5" w:tentative="1">
+      <w:start w:val="1"/>
+      <w:numFmt w:val="decimal"/>
+      <w:lvlText w:val="%6."/>
+      <w:lvlJc w:val="left"/>
+      <w:pPr>
+        <w:tabs>
+          <w:tab w:val="num" w:pos="4320"/>
+        </w:tabs>
+        <w:ind w:left="4320" w:hanging="360"/>
+      </w:pPr>
+    </w:lvl>
+    <w:lvl w:ilvl="6" w:tentative="1">
+      <w:start w:val="1"/>
+      <w:numFmt w:val="decimal"/>
+      <w:lvlText w:val="%7."/>
+      <w:lvlJc w:val="left"/>
+      <w:pPr>
+        <w:tabs>
+          <w:tab w:val="num" w:pos="5040"/>
+        </w:tabs>
+        <w:ind w:left="5040" w:hanging="360"/>
+      </w:pPr>
+    </w:lvl>
+    <w:lvl w:ilvl="7" w:tentative="1">
+      <w:start w:val="1"/>
+      <w:numFmt w:val="decimal"/>
+      <w:lvlText w:val="%8."/>
+      <w:lvlJc w:val="left"/>
+      <w:pPr>
+        <w:tabs>
+          <w:tab w:val="num" w:pos="5760"/>
+        </w:tabs>
+        <w:ind w:left="5760" w:hanging="360"/>
+      </w:pPr>
+    </w:lvl>
+    <w:lvl w:ilvl="8" w:tentative="1">
+      <w:start w:val="1"/>
+      <w:numFmt w:val="decimal"/>
+      <w:lvlText w:val="%9."/>
+      <w:lvlJc w:val="left"/>
+      <w:pPr>
+        <w:tabs>
+          <w:tab w:val="num" w:pos="6480"/>
+        </w:tabs>
+        <w:ind w:left="6480" w:hanging="360"/>
+      </w:pPr>
+    </w:lvl>
+  </w:abstractNum>
+  <w:abstractNum w:abstractNumId="26" w15:restartNumberingAfterBreak="0">
     <w:nsid w:val="65181F8B"/>
     <w:multiLevelType w:val="multilevel"/>
     <w:tmpl w:val="86303F2E"/>
@@ -6514,7 +5847,156 @@
       </w:rPr>
     </w:lvl>
   </w:abstractNum>
-  <w:abstractNum w:abstractNumId="17" w15:restartNumberingAfterBreak="0">
+  <w:abstractNum w:abstractNumId="27" w15:restartNumberingAfterBreak="0">
+    <w:nsid w:val="66A5158F"/>
+    <w:multiLevelType w:val="multilevel"/>
+    <w:tmpl w:val="6D8E48D4"/>
+    <w:lvl w:ilvl="0">
+      <w:start w:val="1"/>
+      <w:numFmt w:val="bullet"/>
+      <w:lvlText w:val=""/>
+      <w:lvlJc w:val="left"/>
+      <w:pPr>
+        <w:tabs>
+          <w:tab w:val="num" w:pos="720"/>
+        </w:tabs>
+        <w:ind w:left="720" w:hanging="360"/>
+      </w:pPr>
+      <w:rPr>
+        <w:rFonts w:ascii="Symbol" w:hAnsi="Symbol" w:hint="default"/>
+        <w:sz w:val="20"/>
+      </w:rPr>
+    </w:lvl>
+    <w:lvl w:ilvl="1" w:tentative="1">
+      <w:start w:val="1"/>
+      <w:numFmt w:val="bullet"/>
+      <w:lvlText w:val="o"/>
+      <w:lvlJc w:val="left"/>
+      <w:pPr>
+        <w:tabs>
+          <w:tab w:val="num" w:pos="1440"/>
+        </w:tabs>
+        <w:ind w:left="1440" w:hanging="360"/>
+      </w:pPr>
+      <w:rPr>
+        <w:rFonts w:ascii="Courier New" w:hAnsi="Courier New" w:hint="default"/>
+        <w:sz w:val="20"/>
+      </w:rPr>
+    </w:lvl>
+    <w:lvl w:ilvl="2" w:tentative="1">
+      <w:start w:val="1"/>
+      <w:numFmt w:val="bullet"/>
+      <w:lvlText w:val=""/>
+      <w:lvlJc w:val="left"/>
+      <w:pPr>
+        <w:tabs>
+          <w:tab w:val="num" w:pos="2160"/>
+        </w:tabs>
+        <w:ind w:left="2160" w:hanging="360"/>
+      </w:pPr>
+      <w:rPr>
+        <w:rFonts w:ascii="Wingdings" w:hAnsi="Wingdings" w:hint="default"/>
+        <w:sz w:val="20"/>
+      </w:rPr>
+    </w:lvl>
+    <w:lvl w:ilvl="3" w:tentative="1">
+      <w:start w:val="1"/>
+      <w:numFmt w:val="bullet"/>
+      <w:lvlText w:val=""/>
+      <w:lvlJc w:val="left"/>
+      <w:pPr>
+        <w:tabs>
+          <w:tab w:val="num" w:pos="2880"/>
+        </w:tabs>
+        <w:ind w:left="2880" w:hanging="360"/>
+      </w:pPr>
+      <w:rPr>
+        <w:rFonts w:ascii="Wingdings" w:hAnsi="Wingdings" w:hint="default"/>
+        <w:sz w:val="20"/>
+      </w:rPr>
+    </w:lvl>
+    <w:lvl w:ilvl="4" w:tentative="1">
+      <w:start w:val="1"/>
+      <w:numFmt w:val="bullet"/>
+      <w:lvlText w:val=""/>
+      <w:lvlJc w:val="left"/>
+      <w:pPr>
+        <w:tabs>
+          <w:tab w:val="num" w:pos="3600"/>
+        </w:tabs>
+        <w:ind w:left="3600" w:hanging="360"/>
+      </w:pPr>
+      <w:rPr>
+        <w:rFonts w:ascii="Wingdings" w:hAnsi="Wingdings" w:hint="default"/>
+        <w:sz w:val="20"/>
+      </w:rPr>
+    </w:lvl>
+    <w:lvl w:ilvl="5" w:tentative="1">
+      <w:start w:val="1"/>
+      <w:numFmt w:val="bullet"/>
+      <w:lvlText w:val=""/>
+      <w:lvlJc w:val="left"/>
+      <w:pPr>
+        <w:tabs>
+          <w:tab w:val="num" w:pos="4320"/>
+        </w:tabs>
+        <w:ind w:left="4320" w:hanging="360"/>
+      </w:pPr>
+      <w:rPr>
+        <w:rFonts w:ascii="Wingdings" w:hAnsi="Wingdings" w:hint="default"/>
+        <w:sz w:val="20"/>
+      </w:rPr>
+    </w:lvl>
+    <w:lvl w:ilvl="6" w:tentative="1">
+      <w:start w:val="1"/>
+      <w:numFmt w:val="bullet"/>
+      <w:lvlText w:val=""/>
+      <w:lvlJc w:val="left"/>
+      <w:pPr>
+        <w:tabs>
+          <w:tab w:val="num" w:pos="5040"/>
+        </w:tabs>
+        <w:ind w:left="5040" w:hanging="360"/>
+      </w:pPr>
+      <w:rPr>
+        <w:rFonts w:ascii="Wingdings" w:hAnsi="Wingdings" w:hint="default"/>
+        <w:sz w:val="20"/>
+      </w:rPr>
+    </w:lvl>
+    <w:lvl w:ilvl="7" w:tentative="1">
+      <w:start w:val="1"/>
+      <w:numFmt w:val="bullet"/>
+      <w:lvlText w:val=""/>
+      <w:lvlJc w:val="left"/>
+      <w:pPr>
+        <w:tabs>
+          <w:tab w:val="num" w:pos="5760"/>
+        </w:tabs>
+        <w:ind w:left="5760" w:hanging="360"/>
+      </w:pPr>
+      <w:rPr>
+        <w:rFonts w:ascii="Wingdings" w:hAnsi="Wingdings" w:hint="default"/>
+        <w:sz w:val="20"/>
+      </w:rPr>
+    </w:lvl>
+    <w:lvl w:ilvl="8" w:tentative="1">
+      <w:start w:val="1"/>
+      <w:numFmt w:val="bullet"/>
+      <w:lvlText w:val=""/>
+      <w:lvlJc w:val="left"/>
+      <w:pPr>
+        <w:tabs>
+          <w:tab w:val="num" w:pos="6480"/>
+        </w:tabs>
+        <w:ind w:left="6480" w:hanging="360"/>
+      </w:pPr>
+      <w:rPr>
+        <w:rFonts w:ascii="Wingdings" w:hAnsi="Wingdings" w:hint="default"/>
+        <w:sz w:val="20"/>
+      </w:rPr>
+    </w:lvl>
+  </w:abstractNum>
+  <w:abstractNum w:abstractNumId="28" w15:restartNumberingAfterBreak="0">
     <w:nsid w:val="69116D7D"/>
     <w:multiLevelType w:val="multilevel"/>
     <w:tmpl w:val="22023368"/>
@@ -6663,59 +6145,512 @@
       </w:rPr>
     </w:lvl>
   </w:abstractNum>
+  <w:abstractNum w:abstractNumId="29" w15:restartNumberingAfterBreak="0">
+    <w:nsid w:val="7BDE38DA"/>
+    <w:multiLevelType w:val="multilevel"/>
+    <w:tmpl w:val="8B8AB91C"/>
+    <w:lvl w:ilvl="0">
+      <w:start w:val="1"/>
+      <w:numFmt w:val="decimal"/>
+      <w:lvlText w:val="%1."/>
+      <w:lvlJc w:val="left"/>
+      <w:pPr>
+        <w:tabs>
+          <w:tab w:val="num" w:pos="720"/>
+        </w:tabs>
+        <w:ind w:left="720" w:hanging="360"/>
+      </w:pPr>
+    </w:lvl>
+    <w:lvl w:ilvl="1" w:tentative="1">
+      <w:start w:val="1"/>
+      <w:numFmt w:val="decimal"/>
+      <w:lvlText w:val="%2."/>
+      <w:lvlJc w:val="left"/>
+      <w:pPr>
+        <w:tabs>
+          <w:tab w:val="num" w:pos="1440"/>
+        </w:tabs>
+        <w:ind w:left="1440" w:hanging="360"/>
+      </w:pPr>
+    </w:lvl>
+    <w:lvl w:ilvl="2" w:tentative="1">
+      <w:start w:val="1"/>
+      <w:numFmt w:val="decimal"/>
+      <w:lvlText w:val="%3."/>
+      <w:lvlJc w:val="left"/>
+      <w:pPr>
+        <w:tabs>
+          <w:tab w:val="num" w:pos="2160"/>
+        </w:tabs>
+        <w:ind w:left="2160" w:hanging="360"/>
+      </w:pPr>
+    </w:lvl>
+    <w:lvl w:ilvl="3" w:tentative="1">
+      <w:start w:val="1"/>
+      <w:numFmt w:val="decimal"/>
+      <w:lvlText w:val="%4."/>
+      <w:lvlJc w:val="left"/>
+      <w:pPr>
+        <w:tabs>
+          <w:tab w:val="num" w:pos="2880"/>
+        </w:tabs>
+        <w:ind w:left="2880" w:hanging="360"/>
+      </w:pPr>
+    </w:lvl>
+    <w:lvl w:ilvl="4" w:tentative="1">
+      <w:start w:val="1"/>
+      <w:numFmt w:val="decimal"/>
+      <w:lvlText w:val="%5."/>
+      <w:lvlJc w:val="left"/>
+      <w:pPr>
+        <w:tabs>
+          <w:tab w:val="num" w:pos="3600"/>
+        </w:tabs>
+        <w:ind w:left="3600" w:hanging="360"/>
+      </w:pPr>
+    </w:lvl>
+    <w:lvl w:ilvl="5" w:tentative="1">
+      <w:start w:val="1"/>
+      <w:numFmt w:val="decimal"/>
+      <w:lvlText w:val="%6."/>
+      <w:lvlJc w:val="left"/>
+      <w:pPr>
+        <w:tabs>
+          <w:tab w:val="num" w:pos="4320"/>
+        </w:tabs>
+        <w:ind w:left="4320" w:hanging="360"/>
+      </w:pPr>
+    </w:lvl>
+    <w:lvl w:ilvl="6" w:tentative="1">
+      <w:start w:val="1"/>
+      <w:numFmt w:val="decimal"/>
+      <w:lvlText w:val="%7."/>
+      <w:lvlJc w:val="left"/>
+      <w:pPr>
+        <w:tabs>
+          <w:tab w:val="num" w:pos="5040"/>
+        </w:tabs>
+        <w:ind w:left="5040" w:hanging="360"/>
+      </w:pPr>
+    </w:lvl>
+    <w:lvl w:ilvl="7" w:tentative="1">
+      <w:start w:val="1"/>
+      <w:numFmt w:val="decimal"/>
+      <w:lvlText w:val="%8."/>
+      <w:lvlJc w:val="left"/>
+      <w:pPr>
+        <w:tabs>
+          <w:tab w:val="num" w:pos="5760"/>
+        </w:tabs>
+        <w:ind w:left="5760" w:hanging="360"/>
+      </w:pPr>
+    </w:lvl>
+    <w:lvl w:ilvl="8" w:tentative="1">
+      <w:start w:val="1"/>
+      <w:numFmt w:val="decimal"/>
+      <w:lvlText w:val="%9."/>
+      <w:lvlJc w:val="left"/>
+      <w:pPr>
+        <w:tabs>
+          <w:tab w:val="num" w:pos="6480"/>
+        </w:tabs>
+        <w:ind w:left="6480" w:hanging="360"/>
+      </w:pPr>
+    </w:lvl>
+  </w:abstractNum>
+  <w:abstractNum w:abstractNumId="30" w15:restartNumberingAfterBreak="0">
+    <w:nsid w:val="7E815E6F"/>
+    <w:multiLevelType w:val="multilevel"/>
+    <w:tmpl w:val="261A2A4C"/>
+    <w:lvl w:ilvl="0">
+      <w:start w:val="1"/>
+      <w:numFmt w:val="bullet"/>
+      <w:lvlText w:val=""/>
+      <w:lvlJc w:val="left"/>
+      <w:pPr>
+        <w:tabs>
+          <w:tab w:val="num" w:pos="720"/>
+        </w:tabs>
+        <w:ind w:left="720" w:hanging="360"/>
+      </w:pPr>
+      <w:rPr>
+        <w:rFonts w:ascii="Symbol" w:hAnsi="Symbol" w:hint="default"/>
+        <w:sz w:val="20"/>
+      </w:rPr>
+    </w:lvl>
+    <w:lvl w:ilvl="1" w:tentative="1">
+      <w:start w:val="1"/>
+      <w:numFmt w:val="bullet"/>
+      <w:lvlText w:val="o"/>
+      <w:lvlJc w:val="left"/>
+      <w:pPr>
+        <w:tabs>
+          <w:tab w:val="num" w:pos="1440"/>
+        </w:tabs>
+        <w:ind w:left="1440" w:hanging="360"/>
+      </w:pPr>
+      <w:rPr>
+        <w:rFonts w:ascii="Courier New" w:hAnsi="Courier New" w:hint="default"/>
+        <w:sz w:val="20"/>
+      </w:rPr>
+    </w:lvl>
+    <w:lvl w:ilvl="2" w:tentative="1">
+      <w:start w:val="1"/>
+      <w:numFmt w:val="bullet"/>
+      <w:lvlText w:val=""/>
+      <w:lvlJc w:val="left"/>
+      <w:pPr>
+        <w:tabs>
+          <w:tab w:val="num" w:pos="2160"/>
+        </w:tabs>
+        <w:ind w:left="2160" w:hanging="360"/>
+      </w:pPr>
+      <w:rPr>
+        <w:rFonts w:ascii="Wingdings" w:hAnsi="Wingdings" w:hint="default"/>
+        <w:sz w:val="20"/>
+      </w:rPr>
+    </w:lvl>
+    <w:lvl w:ilvl="3" w:tentative="1">
+      <w:start w:val="1"/>
+      <w:numFmt w:val="bullet"/>
+      <w:lvlText w:val=""/>
+      <w:lvlJc w:val="left"/>
+      <w:pPr>
+        <w:tabs>
+          <w:tab w:val="num" w:pos="2880"/>
+        </w:tabs>
+        <w:ind w:left="2880" w:hanging="360"/>
+      </w:pPr>
+      <w:rPr>
+        <w:rFonts w:ascii="Wingdings" w:hAnsi="Wingdings" w:hint="default"/>
+        <w:sz w:val="20"/>
+      </w:rPr>
+    </w:lvl>
+    <w:lvl w:ilvl="4" w:tentative="1">
+      <w:start w:val="1"/>
+      <w:numFmt w:val="bullet"/>
+      <w:lvlText w:val=""/>
+      <w:lvlJc w:val="left"/>
+      <w:pPr>
+        <w:tabs>
+          <w:tab w:val="num" w:pos="3600"/>
+        </w:tabs>
+        <w:ind w:left="3600" w:hanging="360"/>
+      </w:pPr>
+      <w:rPr>
+        <w:rFonts w:ascii="Wingdings" w:hAnsi="Wingdings" w:hint="default"/>
+        <w:sz w:val="20"/>
+      </w:rPr>
+    </w:lvl>
+    <w:lvl w:ilvl="5" w:tentative="1">
+      <w:start w:val="1"/>
+      <w:numFmt w:val="bullet"/>
+      <w:lvlText w:val=""/>
+      <w:lvlJc w:val="left"/>
+      <w:pPr>
+        <w:tabs>
+          <w:tab w:val="num" w:pos="4320"/>
+        </w:tabs>
+        <w:ind w:left="4320" w:hanging="360"/>
+      </w:pPr>
+      <w:rPr>
+        <w:rFonts w:ascii="Wingdings" w:hAnsi="Wingdings" w:hint="default"/>
+        <w:sz w:val="20"/>
+      </w:rPr>
+    </w:lvl>
+    <w:lvl w:ilvl="6" w:tentative="1">
+      <w:start w:val="1"/>
+      <w:numFmt w:val="bullet"/>
+      <w:lvlText w:val=""/>
+      <w:lvlJc w:val="left"/>
+      <w:pPr>
+        <w:tabs>
+          <w:tab w:val="num" w:pos="5040"/>
+        </w:tabs>
+        <w:ind w:left="5040" w:hanging="360"/>
+      </w:pPr>
+      <w:rPr>
+        <w:rFonts w:ascii="Wingdings" w:hAnsi="Wingdings" w:hint="default"/>
+        <w:sz w:val="20"/>
+      </w:rPr>
+    </w:lvl>
+    <w:lvl w:ilvl="7" w:tentative="1">
+      <w:start w:val="1"/>
+      <w:numFmt w:val="bullet"/>
+      <w:lvlText w:val=""/>
+      <w:lvlJc w:val="left"/>
+      <w:pPr>
+        <w:tabs>
+          <w:tab w:val="num" w:pos="5760"/>
+        </w:tabs>
+        <w:ind w:left="5760" w:hanging="360"/>
+      </w:pPr>
+      <w:rPr>
+        <w:rFonts w:ascii="Wingdings" w:hAnsi="Wingdings" w:hint="default"/>
+        <w:sz w:val="20"/>
+      </w:rPr>
+    </w:lvl>
+    <w:lvl w:ilvl="8" w:tentative="1">
+      <w:start w:val="1"/>
+      <w:numFmt w:val="bullet"/>
+      <w:lvlText w:val=""/>
+      <w:lvlJc w:val="left"/>
+      <w:pPr>
+        <w:tabs>
+          <w:tab w:val="num" w:pos="6480"/>
+        </w:tabs>
+        <w:ind w:left="6480" w:hanging="360"/>
+      </w:pPr>
+      <w:rPr>
+        <w:rFonts w:ascii="Wingdings" w:hAnsi="Wingdings" w:hint="default"/>
+        <w:sz w:val="20"/>
+      </w:rPr>
+    </w:lvl>
+  </w:abstractNum>
+  <w:abstractNum w:abstractNumId="31" w15:restartNumberingAfterBreak="0">
+    <w:nsid w:val="7EEB5E53"/>
+    <w:multiLevelType w:val="multilevel"/>
+    <w:tmpl w:val="D796383C"/>
+    <w:lvl w:ilvl="0">
+      <w:start w:val="1"/>
+      <w:numFmt w:val="bullet"/>
+      <w:lvlText w:val=""/>
+      <w:lvlJc w:val="left"/>
+      <w:pPr>
+        <w:tabs>
+          <w:tab w:val="num" w:pos="720"/>
+        </w:tabs>
+        <w:ind w:left="720" w:hanging="360"/>
+      </w:pPr>
+      <w:rPr>
+        <w:rFonts w:ascii="Symbol" w:hAnsi="Symbol" w:hint="default"/>
+        <w:sz w:val="20"/>
+      </w:rPr>
+    </w:lvl>
+    <w:lvl w:ilvl="1" w:tentative="1">
+      <w:start w:val="1"/>
+      <w:numFmt w:val="bullet"/>
+      <w:lvlText w:val="o"/>
+      <w:lvlJc w:val="left"/>
+      <w:pPr>
+        <w:tabs>
+          <w:tab w:val="num" w:pos="1440"/>
+        </w:tabs>
+        <w:ind w:left="1440" w:hanging="360"/>
+      </w:pPr>
+      <w:rPr>
+        <w:rFonts w:ascii="Courier New" w:hAnsi="Courier New" w:hint="default"/>
+        <w:sz w:val="20"/>
+      </w:rPr>
+    </w:lvl>
+    <w:lvl w:ilvl="2" w:tentative="1">
+      <w:start w:val="1"/>
+      <w:numFmt w:val="bullet"/>
+      <w:lvlText w:val=""/>
+      <w:lvlJc w:val="left"/>
+      <w:pPr>
+        <w:tabs>
+          <w:tab w:val="num" w:pos="2160"/>
+        </w:tabs>
+        <w:ind w:left="2160" w:hanging="360"/>
+      </w:pPr>
+      <w:rPr>
+        <w:rFonts w:ascii="Wingdings" w:hAnsi="Wingdings" w:hint="default"/>
+        <w:sz w:val="20"/>
+      </w:rPr>
+    </w:lvl>
+    <w:lvl w:ilvl="3" w:tentative="1">
+      <w:start w:val="1"/>
+      <w:numFmt w:val="bullet"/>
+      <w:lvlText w:val=""/>
+      <w:lvlJc w:val="left"/>
+      <w:pPr>
+        <w:tabs>
+          <w:tab w:val="num" w:pos="2880"/>
+        </w:tabs>
+        <w:ind w:left="2880" w:hanging="360"/>
+      </w:pPr>
+      <w:rPr>
+        <w:rFonts w:ascii="Wingdings" w:hAnsi="Wingdings" w:hint="default"/>
+        <w:sz w:val="20"/>
+      </w:rPr>
+    </w:lvl>
+    <w:lvl w:ilvl="4" w:tentative="1">
+      <w:start w:val="1"/>
+      <w:numFmt w:val="bullet"/>
+      <w:lvlText w:val=""/>
+      <w:lvlJc w:val="left"/>
+      <w:pPr>
+        <w:tabs>
+          <w:tab w:val="num" w:pos="3600"/>
+        </w:tabs>
+        <w:ind w:left="3600" w:hanging="360"/>
+      </w:pPr>
+      <w:rPr>
+        <w:rFonts w:ascii="Wingdings" w:hAnsi="Wingdings" w:hint="default"/>
+        <w:sz w:val="20"/>
+      </w:rPr>
+    </w:lvl>
+    <w:lvl w:ilvl="5" w:tentative="1">
+      <w:start w:val="1"/>
+      <w:numFmt w:val="bullet"/>
+      <w:lvlText w:val=""/>
+      <w:lvlJc w:val="left"/>
+      <w:pPr>
+        <w:tabs>
+          <w:tab w:val="num" w:pos="4320"/>
+        </w:tabs>
+        <w:ind w:left="4320" w:hanging="360"/>
+      </w:pPr>
+      <w:rPr>
+        <w:rFonts w:ascii="Wingdings" w:hAnsi="Wingdings" w:hint="default"/>
+        <w:sz w:val="20"/>
+      </w:rPr>
+    </w:lvl>
+    <w:lvl w:ilvl="6" w:tentative="1">
+      <w:start w:val="1"/>
+      <w:numFmt w:val="bullet"/>
+      <w:lvlText w:val=""/>
+      <w:lvlJc w:val="left"/>
+      <w:pPr>
+        <w:tabs>
+          <w:tab w:val="num" w:pos="5040"/>
+        </w:tabs>
+        <w:ind w:left="5040" w:hanging="360"/>
+      </w:pPr>
+      <w:rPr>
+        <w:rFonts w:ascii="Wingdings" w:hAnsi="Wingdings" w:hint="default"/>
+        <w:sz w:val="20"/>
+      </w:rPr>
+    </w:lvl>
+    <w:lvl w:ilvl="7" w:tentative="1">
+      <w:start w:val="1"/>
+      <w:numFmt w:val="bullet"/>
+      <w:lvlText w:val=""/>
+      <w:lvlJc w:val="left"/>
+      <w:pPr>
+        <w:tabs>
+          <w:tab w:val="num" w:pos="5760"/>
+        </w:tabs>
+        <w:ind w:left="5760" w:hanging="360"/>
+      </w:pPr>
+      <w:rPr>
+        <w:rFonts w:ascii="Wingdings" w:hAnsi="Wingdings" w:hint="default"/>
+        <w:sz w:val="20"/>
+      </w:rPr>
+    </w:lvl>
+    <w:lvl w:ilvl="8" w:tentative="1">
+      <w:start w:val="1"/>
+      <w:numFmt w:val="bullet"/>
+      <w:lvlText w:val=""/>
+      <w:lvlJc w:val="left"/>
+      <w:pPr>
+        <w:tabs>
+          <w:tab w:val="num" w:pos="6480"/>
+        </w:tabs>
+        <w:ind w:left="6480" w:hanging="360"/>
+      </w:pPr>
+      <w:rPr>
+        <w:rFonts w:ascii="Wingdings" w:hAnsi="Wingdings" w:hint="default"/>
+        <w:sz w:val="20"/>
+      </w:rPr>
+    </w:lvl>
+  </w:abstractNum>
   <w:num w:numId="1" w16cid:durableId="950361769">
+    <w:abstractNumId w:val="19"/>
+  </w:num>
+  <w:num w:numId="2" w16cid:durableId="291719417">
+    <w:abstractNumId w:val="18"/>
+  </w:num>
+  <w:num w:numId="3" w16cid:durableId="1852377176">
+    <w:abstractNumId w:val="10"/>
+  </w:num>
+  <w:num w:numId="4" w16cid:durableId="1631285406">
+    <w:abstractNumId w:val="24"/>
+  </w:num>
+  <w:num w:numId="5" w16cid:durableId="194076519">
+    <w:abstractNumId w:val="11"/>
+  </w:num>
+  <w:num w:numId="6" w16cid:durableId="1581669258">
+    <w:abstractNumId w:val="16"/>
+  </w:num>
+  <w:num w:numId="7" w16cid:durableId="1397362765">
+    <w:abstractNumId w:val="7"/>
+  </w:num>
+  <w:num w:numId="8" w16cid:durableId="557010404">
+    <w:abstractNumId w:val="2"/>
+  </w:num>
+  <w:num w:numId="9" w16cid:durableId="615453473">
+    <w:abstractNumId w:val="26"/>
+  </w:num>
+  <w:num w:numId="10" w16cid:durableId="125121366">
+    <w:abstractNumId w:val="6"/>
+  </w:num>
+  <w:num w:numId="11" w16cid:durableId="688290508">
+    <w:abstractNumId w:val="5"/>
+  </w:num>
+  <w:num w:numId="12" w16cid:durableId="1121607544">
+    <w:abstractNumId w:val="13"/>
+  </w:num>
+  <w:num w:numId="13" w16cid:durableId="1576862931">
+    <w:abstractNumId w:val="14"/>
+  </w:num>
+  <w:num w:numId="14" w16cid:durableId="1735735145">
+    <w:abstractNumId w:val="20"/>
+  </w:num>
+  <w:num w:numId="15" w16cid:durableId="603535971">
     <w:abstractNumId w:val="12"/>
   </w:num>
-  <w:num w:numId="2" w16cid:durableId="291719417">
-    <w:abstractNumId w:val="11"/>
+  <w:num w:numId="16" w16cid:durableId="1994336384">
+    <w:abstractNumId w:val="4"/>
   </w:num>
-  <w:num w:numId="3" w16cid:durableId="1852377176">
-    <w:abstractNumId w:val="5"/>
+  <w:num w:numId="17" w16cid:durableId="1045176140">
+    <w:abstractNumId w:val="28"/>
   </w:num>
-  <w:num w:numId="4" w16cid:durableId="1631285406">
+  <w:num w:numId="18" w16cid:durableId="1011251508">
+    <w:abstractNumId w:val="21"/>
+  </w:num>
+  <w:num w:numId="19" w16cid:durableId="289482376">
+    <w:abstractNumId w:val="8"/>
+  </w:num>
+  <w:num w:numId="20" w16cid:durableId="1805808115">
+    <w:abstractNumId w:val="25"/>
+  </w:num>
+  <w:num w:numId="21" w16cid:durableId="1743289642">
+    <w:abstractNumId w:val="23"/>
+  </w:num>
+  <w:num w:numId="22" w16cid:durableId="201095636">
+    <w:abstractNumId w:val="0"/>
+  </w:num>
+  <w:num w:numId="23" w16cid:durableId="2001689949">
+    <w:abstractNumId w:val="29"/>
+  </w:num>
+  <w:num w:numId="24" w16cid:durableId="2089766803">
+    <w:abstractNumId w:val="30"/>
+  </w:num>
+  <w:num w:numId="25" w16cid:durableId="1794664697">
+    <w:abstractNumId w:val="31"/>
+  </w:num>
+  <w:num w:numId="26" w16cid:durableId="619069614">
+    <w:abstractNumId w:val="27"/>
+  </w:num>
+  <w:num w:numId="27" w16cid:durableId="1896351587">
+    <w:abstractNumId w:val="1"/>
+  </w:num>
+  <w:num w:numId="28" w16cid:durableId="1534341887">
+    <w:abstractNumId w:val="3"/>
+  </w:num>
+  <w:num w:numId="29" w16cid:durableId="569968327">
+    <w:abstractNumId w:val="9"/>
+  </w:num>
+  <w:num w:numId="30" w16cid:durableId="1770539117">
     <w:abstractNumId w:val="15"/>
   </w:num>
-  <w:num w:numId="5" w16cid:durableId="194076519">
-    <w:abstractNumId w:val="6"/>
+  <w:num w:numId="31" w16cid:durableId="1485705611">
+    <w:abstractNumId w:val="22"/>
   </w:num>
-  <w:num w:numId="6" w16cid:durableId="1581669258">
-    <w:abstractNumId w:val="10"/>
-  </w:num>
-  <w:num w:numId="7" w16cid:durableId="1397362765">
-    <w:abstractNumId w:val="4"/>
-  </w:num>
-  <w:num w:numId="8" w16cid:durableId="557010404">
-    <w:abstractNumId w:val="0"/>
-  </w:num>
-  <w:num w:numId="9" w16cid:durableId="615453473">
-    <w:abstractNumId w:val="16"/>
-  </w:num>
-  <w:num w:numId="10" w16cid:durableId="125121366">
-    <w:abstractNumId w:val="3"/>
-  </w:num>
-  <w:num w:numId="11" w16cid:durableId="688290508">
-    <w:abstractNumId w:val="2"/>
-  </w:num>
-  <w:num w:numId="12" w16cid:durableId="1121607544">
-    <w:abstractNumId w:val="8"/>
-  </w:num>
-  <w:num w:numId="13" w16cid:durableId="1576862931">
-    <w:abstractNumId w:val="9"/>
-  </w:num>
-  <w:num w:numId="14" w16cid:durableId="1735735145">
-    <w:abstractNumId w:val="13"/>
-  </w:num>
-  <w:num w:numId="15" w16cid:durableId="603535971">
-    <w:abstractNumId w:val="7"/>
-  </w:num>
-  <w:num w:numId="16" w16cid:durableId="1994336384">
-    <w:abstractNumId w:val="1"/>
-  </w:num>
-  <w:num w:numId="17" w16cid:durableId="1045176140">
+  <w:num w:numId="32" w16cid:durableId="260184593">
     <w:abstractNumId w:val="17"/>
-  </w:num>
-  <w:num w:numId="18" w16cid:durableId="1011251508">
-    <w:abstractNumId w:val="14"/>
   </w:num>
 </w:numbering>
 </file>
@@ -7170,7 +7105,6 @@
     <w:next w:val="Standard"/>
     <w:link w:val="berschrift3Zchn"/>
     <w:uiPriority w:val="9"/>
-    <w:semiHidden/>
     <w:unhideWhenUsed/>
     <w:qFormat/>
     <w:rsid w:val="00DC34F3"/>
@@ -7376,7 +7310,6 @@
     <w:basedOn w:val="Absatz-Standardschriftart"/>
     <w:link w:val="berschrift3"/>
     <w:uiPriority w:val="9"/>
-    <w:semiHidden/>
     <w:rsid w:val="00DC34F3"/>
     <w:rPr>
       <w:rFonts w:eastAsiaTheme="majorEastAsia" w:cstheme="majorBidi"/>
@@ -7953,6 +7886,21 @@
 </file>
 
 <file path=customXml/item1.xml><?xml version="1.0" encoding="utf-8"?>
+<p:properties xmlns:p="http://schemas.microsoft.com/office/2006/metadata/properties" xmlns:xsi="http://www.w3.org/2001/XMLSchema-instance" xmlns:pc="http://schemas.microsoft.com/office/infopath/2007/PartnerControls">
+  <documentManagement/>
+</p:properties>
+</file>
+
+<file path=customXml/item2.xml><?xml version="1.0" encoding="utf-8"?>
+<?mso-contentType ?>
+<FormTemplates xmlns="http://schemas.microsoft.com/sharepoint/v3/contenttype/forms">
+  <Display>DocumentLibraryForm</Display>
+  <Edit>DocumentLibraryForm</Edit>
+  <New>DocumentLibraryForm</New>
+</FormTemplates>
+</file>
+
+<file path=customXml/item3.xml><?xml version="1.0" encoding="utf-8"?>
 <ct:contentTypeSchema xmlns:ct="http://schemas.microsoft.com/office/2006/metadata/contentType" xmlns:ma="http://schemas.microsoft.com/office/2006/metadata/properties/metaAttributes" ct:_="" ma:_="" ma:contentTypeName="Document" ma:contentTypeID="0x010100662DE1313928C4409E244CA565A07308" ma:contentTypeVersion="4" ma:contentTypeDescription="Create a new document." ma:contentTypeScope="" ma:versionID="22109e17828856ae7d01c5fc8edf9cd4">
   <xsd:schema xmlns:xsd="http://www.w3.org/2001/XMLSchema" xmlns:xs="http://www.w3.org/2001/XMLSchema" xmlns:p="http://schemas.microsoft.com/office/2006/metadata/properties" xmlns:ns3="7c5242db-e98b-4b8b-ac42-0cedbe57086f" targetNamespace="http://schemas.microsoft.com/office/2006/metadata/properties" ma:root="true" ma:fieldsID="0f9bfbb5075e516ec328da03588a0752" ns3:_="">
     <xsd:import namespace="7c5242db-e98b-4b8b-ac42-0cedbe57086f"/>
@@ -8096,22 +8044,24 @@
 </ct:contentTypeSchema>
 </file>
 
-<file path=customXml/item2.xml><?xml version="1.0" encoding="utf-8"?>
-<?mso-contentType ?>
-<FormTemplates xmlns="http://schemas.microsoft.com/sharepoint/v3/contenttype/forms">
-  <Display>DocumentLibraryForm</Display>
-  <Edit>DocumentLibraryForm</Edit>
-  <New>DocumentLibraryForm</New>
-</FormTemplates>
+<file path=customXml/itemProps1.xml><?xml version="1.0" encoding="utf-8"?>
+<ds:datastoreItem xmlns:ds="http://schemas.openxmlformats.org/officeDocument/2006/customXml" ds:itemID="{3AEE0E04-086D-428C-9C22-9B6134A27005}">
+  <ds:schemaRefs>
+    <ds:schemaRef ds:uri="http://schemas.microsoft.com/office/2006/metadata/properties"/>
+    <ds:schemaRef ds:uri="http://schemas.microsoft.com/office/infopath/2007/PartnerControls"/>
+  </ds:schemaRefs>
+</ds:datastoreItem>
 </file>
 
-<file path=customXml/item3.xml><?xml version="1.0" encoding="utf-8"?>
-<p:properties xmlns:p="http://schemas.microsoft.com/office/2006/metadata/properties" xmlns:xsi="http://www.w3.org/2001/XMLSchema-instance" xmlns:pc="http://schemas.microsoft.com/office/infopath/2007/PartnerControls">
-  <documentManagement/>
-</p:properties>
+<file path=customXml/itemProps2.xml><?xml version="1.0" encoding="utf-8"?>
+<ds:datastoreItem xmlns:ds="http://schemas.openxmlformats.org/officeDocument/2006/customXml" ds:itemID="{D8BEA3D1-E89F-462B-98B5-A1F2DFB25B2C}">
+  <ds:schemaRefs>
+    <ds:schemaRef ds:uri="http://schemas.microsoft.com/sharepoint/v3/contenttype/forms"/>
+  </ds:schemaRefs>
+</ds:datastoreItem>
 </file>
 
-<file path=customXml/itemProps1.xml><?xml version="1.0" encoding="utf-8"?>
+<file path=customXml/itemProps3.xml><?xml version="1.0" encoding="utf-8"?>
 <ds:datastoreItem xmlns:ds="http://schemas.openxmlformats.org/officeDocument/2006/customXml" ds:itemID="{C33A87F3-70A5-4247-A959-8363870CDDED}">
   <ds:schemaRefs>
     <ds:schemaRef ds:uri="http://schemas.microsoft.com/office/2006/metadata/contentType"/>
@@ -8127,21 +8077,4 @@
     <ds:schemaRef ds:uri="http://schemas.microsoft.com/internal/obd"/>
   </ds:schemaRefs>
 </ds:datastoreItem>
-</file>
-
-<file path=customXml/itemProps2.xml><?xml version="1.0" encoding="utf-8"?>
-<ds:datastoreItem xmlns:ds="http://schemas.openxmlformats.org/officeDocument/2006/customXml" ds:itemID="{D8BEA3D1-E89F-462B-98B5-A1F2DFB25B2C}">
-  <ds:schemaRefs>
-    <ds:schemaRef ds:uri="http://schemas.microsoft.com/sharepoint/v3/contenttype/forms"/>
-  </ds:schemaRefs>
-</ds:datastoreItem>
-</file>
-
-<file path=customXml/itemProps3.xml><?xml version="1.0" encoding="utf-8"?>
-<ds:datastoreItem xmlns:ds="http://schemas.openxmlformats.org/officeDocument/2006/customXml" ds:itemID="{3AEE0E04-086D-428C-9C22-9B6134A27005}">
-  <ds:schemaRefs>
-    <ds:schemaRef ds:uri="http://schemas.microsoft.com/office/2006/metadata/properties"/>
-    <ds:schemaRef ds:uri="http://schemas.microsoft.com/office/infopath/2007/PartnerControls"/>
-  </ds:schemaRefs>
-</ds:datastoreItem>
 </file>